--- a/Output/parental_care_adjusted_strat.docx
+++ b/Output/parental_care_adjusted_strat.docx
@@ -50,7 +50,7 @@
           <w:sz w:val="24"/>
           <w:color w:val="333333"/>
         </w:rPr>
-        <w:t xml:space="preserve">Supplemental Table 5.</w:t>
+        <w:t xml:space="preserve">S5 Table. Associations of three temperature variables with nestling mass, assessed in separate models stratified by levels of parental feeding, for wild barn swallows in Boulder County, CO.</w:t>
       </w:r>
       <w:r>
         <w:rPr>
@@ -58,7 +58,7 @@
           <w:sz w:val="24"/>
           <w:color w:val="333333"/>
         </w:rPr>
-        <w:t xml:space="preserve"> Associations of nestling mass and temperature, assessed in separate models stratified by levels of parental feeding, when influential outliers are included in the dataset. Temperature variability is defined as the interquartile range.</w:t>
+        <w:t xml:space="preserve"> Temperature variability is defined as the interquartile range. For each temperature variable, results are provided for unadjusted and adjusted models. Sample size for each stratum is provided in the header (n). For each model, the table provides the effect size and 95% confidence interval for temperature effects (β (95% CI)), and the corresponding t-value, degrees of freedom, and p-value from a two-tailed t-test using a Satterthwaite degree of freedom estimation.</w:t>
       </w:r>
     </w:p>
     <w:tbl xmlns:w="http://schemas.openxmlformats.org/wordprocessingml/2006/main" xmlns:wp="http://schemas.openxmlformats.org/drawingml/2006/wordprocessingDrawing" xmlns:r="http://schemas.openxmlformats.org/officeDocument/2006/relationships" xmlns:w14="http://schemas.microsoft.com/office/word/2010/wordml">
@@ -110,7 +110,7 @@
               <w:bottom w:val="single" w:sz="16" w:space="0" w:color="D3D3D3"/>
               <w:start w:val="single" w:space="0" w:color="D3D3D3"/>
             </w:tcBorders>
-            <w:gridSpan w:val="2"/>
+            <w:gridSpan w:val="4"/>
           </w:tcPr>
           <w:p>
             <w:pPr>
@@ -123,7 +123,7 @@
                 <w:rFonts w:ascii="Calibri" w:hAnsi="Calibri"/>
                 <w:sz w:val="20"/>
               </w:rPr>
-              <w:t xml:space="default">Low parental feeding models</w:t>
+              <w:t xml:space="default">Low parental feeding models (n = 35)</w:t>
             </w:r>
           </w:p>
         </w:tc>
@@ -133,7 +133,7 @@
               <w:top w:val="single" w:sz="16" w:space="0" w:color="D3D3D3"/>
               <w:bottom w:val="single" w:sz="16" w:space="0" w:color="D3D3D3"/>
             </w:tcBorders>
-            <w:gridSpan w:val="2"/>
+            <w:gridSpan w:val="4"/>
           </w:tcPr>
           <w:p>
             <w:pPr>
@@ -146,7 +146,7 @@
                 <w:rFonts w:ascii="Calibri" w:hAnsi="Calibri"/>
                 <w:sz w:val="20"/>
               </w:rPr>
-              <w:t xml:space="default">Medium parental feeding models</w:t>
+              <w:t xml:space="default">Medium parental feeding models (n = 36)</w:t>
             </w:r>
           </w:p>
         </w:tc>
@@ -157,7 +157,7 @@
               <w:bottom w:val="single" w:sz="16" w:space="0" w:color="D3D3D3"/>
               <w:end w:val="single" w:space="0" w:color="D3D3D3"/>
             </w:tcBorders>
-            <w:gridSpan w:val="2"/>
+            <w:gridSpan w:val="4"/>
           </w:tcPr>
           <w:p>
             <w:pPr>
@@ -170,7 +170,7 @@
                 <w:rFonts w:ascii="Calibri" w:hAnsi="Calibri"/>
                 <w:sz w:val="20"/>
               </w:rPr>
-              <w:t xml:space="default">High parental feeding models</w:t>
+              <w:t xml:space="default">High parental feeding models (n = 35)</w:t>
             </w:r>
           </w:p>
         </w:tc>
@@ -221,27 +221,6 @@
                 <w:rFonts w:ascii="Calibri" w:hAnsi="Calibri"/>
                 <w:sz w:val="20"/>
               </w:rPr>
-              <w:t xml:space="default">N</w:t>
-            </w:r>
-          </w:p>
-        </w:tc>
-        <w:tc>
-          <w:tcPr>
-            <w:tcBorders>
-              <w:bottom w:val="single" w:sz="16" w:space="0" w:color="D3D3D3"/>
-            </w:tcBorders>
-          </w:tcPr>
-          <w:p>
-            <w:pPr>
-              <w:spacing w:before="0" w:after="60"/>
-              <w:keepNext/>
-              <w:jc w:val="end"/>
-            </w:pPr>
-            <w:r>
-              <w:rPr>
-                <w:rFonts w:ascii="Calibri" w:hAnsi="Calibri"/>
-                <w:sz w:val="20"/>
-              </w:rPr>
               <w:t xml:space="default">β (95% CI)</w:t>
             </w:r>
             <w:r>
@@ -272,7 +251,49 @@
                 <w:rFonts w:ascii="Calibri" w:hAnsi="Calibri"/>
                 <w:sz w:val="20"/>
               </w:rPr>
-              <w:t xml:space="default">N</w:t>
+              <w:t xml:space="default">DF</w:t>
+            </w:r>
+          </w:p>
+        </w:tc>
+        <w:tc>
+          <w:tcPr>
+            <w:tcBorders>
+              <w:bottom w:val="single" w:sz="16" w:space="0" w:color="D3D3D3"/>
+            </w:tcBorders>
+          </w:tcPr>
+          <w:p>
+            <w:pPr>
+              <w:spacing w:before="0" w:after="60"/>
+              <w:keepNext/>
+              <w:jc w:val="end"/>
+            </w:pPr>
+            <w:r>
+              <w:rPr>
+                <w:rFonts w:ascii="Calibri" w:hAnsi="Calibri"/>
+                <w:sz w:val="20"/>
+              </w:rPr>
+              <w:t xml:space="default">t-value</w:t>
+            </w:r>
+          </w:p>
+        </w:tc>
+        <w:tc>
+          <w:tcPr>
+            <w:tcBorders>
+              <w:bottom w:val="single" w:sz="16" w:space="0" w:color="D3D3D3"/>
+            </w:tcBorders>
+          </w:tcPr>
+          <w:p>
+            <w:pPr>
+              <w:spacing w:before="0" w:after="60"/>
+              <w:keepNext/>
+              <w:jc w:val="end"/>
+            </w:pPr>
+            <w:r>
+              <w:rPr>
+                <w:rFonts w:ascii="Calibri" w:hAnsi="Calibri"/>
+                <w:sz w:val="20"/>
+              </w:rPr>
+              <w:t xml:space="default">p-value</w:t>
             </w:r>
           </w:p>
         </w:tc>
@@ -323,7 +344,7 @@
                 <w:rFonts w:ascii="Calibri" w:hAnsi="Calibri"/>
                 <w:sz w:val="20"/>
               </w:rPr>
-              <w:t xml:space="default">N</w:t>
+              <w:t xml:space="default">DF</w:t>
             </w:r>
           </w:p>
         </w:tc>
@@ -331,7 +352,48 @@
           <w:tcPr>
             <w:tcBorders>
               <w:bottom w:val="single" w:sz="16" w:space="0" w:color="D3D3D3"/>
-              <w:end w:val="single" w:space="0" w:color="D3D3D3"/>
+            </w:tcBorders>
+          </w:tcPr>
+          <w:p>
+            <w:pPr>
+              <w:spacing w:before="0" w:after="60"/>
+              <w:keepNext/>
+              <w:jc w:val="end"/>
+            </w:pPr>
+            <w:r>
+              <w:rPr>
+                <w:rFonts w:ascii="Calibri" w:hAnsi="Calibri"/>
+                <w:sz w:val="20"/>
+              </w:rPr>
+              <w:t xml:space="default">t-value</w:t>
+            </w:r>
+          </w:p>
+        </w:tc>
+        <w:tc>
+          <w:tcPr>
+            <w:tcBorders>
+              <w:bottom w:val="single" w:sz="16" w:space="0" w:color="D3D3D3"/>
+            </w:tcBorders>
+          </w:tcPr>
+          <w:p>
+            <w:pPr>
+              <w:spacing w:before="0" w:after="60"/>
+              <w:keepNext/>
+              <w:jc w:val="end"/>
+            </w:pPr>
+            <w:r>
+              <w:rPr>
+                <w:rFonts w:ascii="Calibri" w:hAnsi="Calibri"/>
+                <w:sz w:val="20"/>
+              </w:rPr>
+              <w:t xml:space="default">p-value</w:t>
+            </w:r>
+          </w:p>
+        </w:tc>
+        <w:tc>
+          <w:tcPr>
+            <w:tcBorders>
+              <w:bottom w:val="single" w:sz="16" w:space="0" w:color="D3D3D3"/>
             </w:tcBorders>
           </w:tcPr>
           <w:p>
@@ -355,6 +417,70 @@
                 <w:sz w:val="20"/>
               </w:rPr>
               <w:t xml:space="default">1</w:t>
+            </w:r>
+          </w:p>
+        </w:tc>
+        <w:tc>
+          <w:tcPr>
+            <w:tcBorders>
+              <w:bottom w:val="single" w:sz="16" w:space="0" w:color="D3D3D3"/>
+            </w:tcBorders>
+          </w:tcPr>
+          <w:p>
+            <w:pPr>
+              <w:spacing w:before="0" w:after="60"/>
+              <w:keepNext/>
+              <w:jc w:val="end"/>
+            </w:pPr>
+            <w:r>
+              <w:rPr>
+                <w:rFonts w:ascii="Calibri" w:hAnsi="Calibri"/>
+                <w:sz w:val="20"/>
+              </w:rPr>
+              <w:t xml:space="default">DF</w:t>
+            </w:r>
+          </w:p>
+        </w:tc>
+        <w:tc>
+          <w:tcPr>
+            <w:tcBorders>
+              <w:bottom w:val="single" w:sz="16" w:space="0" w:color="D3D3D3"/>
+            </w:tcBorders>
+          </w:tcPr>
+          <w:p>
+            <w:pPr>
+              <w:spacing w:before="0" w:after="60"/>
+              <w:keepNext/>
+              <w:jc w:val="end"/>
+            </w:pPr>
+            <w:r>
+              <w:rPr>
+                <w:rFonts w:ascii="Calibri" w:hAnsi="Calibri"/>
+                <w:sz w:val="20"/>
+              </w:rPr>
+              <w:t xml:space="default">t-value</w:t>
+            </w:r>
+          </w:p>
+        </w:tc>
+        <w:tc>
+          <w:tcPr>
+            <w:tcBorders>
+              <w:bottom w:val="single" w:sz="16" w:space="0" w:color="D3D3D3"/>
+              <w:end w:val="single" w:space="0" w:color="D3D3D3"/>
+            </w:tcBorders>
+          </w:tcPr>
+          <w:p>
+            <w:pPr>
+              <w:spacing w:before="0" w:after="60"/>
+              <w:keepNext/>
+              <w:jc w:val="end"/>
+            </w:pPr>
+            <w:r>
+              <w:rPr>
+                <w:rFonts w:ascii="Calibri" w:hAnsi="Calibri"/>
+                <w:sz w:val="20"/>
+              </w:rPr>
+              <w:t xml:space="default">p-value</w:t>
             </w:r>
           </w:p>
         </w:tc>
@@ -374,7 +500,7 @@
             <w:tcMar>
               <w:top w:w="25" w:type="dxa"/>
             </w:tcMar>
-            <w:gridSpan w:val="7"/>
+            <w:gridSpan w:val="13"/>
           </w:tcPr>
           <w:p>
             <w:pPr>
@@ -440,30 +566,6 @@
                 <w:rFonts w:ascii="Calibri" w:hAnsi="Calibri"/>
                 <w:sz w:val="20"/>
               </w:rPr>
-              <w:t xml:space="default">35</w:t>
-            </w:r>
-          </w:p>
-        </w:tc>
-        <w:tc>
-          <w:tcPr>
-            <w:tcBorders>
-              <w:top w:val="single" w:space="0" w:color="D3D3D3"/>
-              <w:bottom w:val="single" w:space="0" w:color="D3D3D3"/>
-              <w:start w:val="single" w:space="0" w:color="D3D3D3"/>
-              <w:end w:val="single" w:space="0" w:color="D3D3D3"/>
-            </w:tcBorders>
-          </w:tcPr>
-          <w:p>
-            <w:pPr>
-              <w:spacing w:before="0" w:after="60"/>
-              <w:keepNext/>
-              <w:jc w:val="end"/>
-            </w:pPr>
-            <w:r>
-              <w:rPr>
-                <w:rFonts w:ascii="Calibri" w:hAnsi="Calibri"/>
-                <w:sz w:val="20"/>
-              </w:rPr>
               <w:t xml:space="default">0.96 (-0.09, 1.99)</w:t>
             </w:r>
           </w:p>
@@ -488,7 +590,55 @@
                 <w:rFonts w:ascii="Calibri" w:hAnsi="Calibri"/>
                 <w:sz w:val="20"/>
               </w:rPr>
-              <w:t xml:space="default">36</w:t>
+              <w:t xml:space="default">7.98</w:t>
+            </w:r>
+          </w:p>
+        </w:tc>
+        <w:tc>
+          <w:tcPr>
+            <w:tcBorders>
+              <w:top w:val="single" w:space="0" w:color="D3D3D3"/>
+              <w:bottom w:val="single" w:space="0" w:color="D3D3D3"/>
+              <w:start w:val="single" w:space="0" w:color="D3D3D3"/>
+              <w:end w:val="single" w:space="0" w:color="D3D3D3"/>
+            </w:tcBorders>
+          </w:tcPr>
+          <w:p>
+            <w:pPr>
+              <w:spacing w:before="0" w:after="60"/>
+              <w:keepNext/>
+              <w:jc w:val="end"/>
+            </w:pPr>
+            <w:r>
+              <w:rPr>
+                <w:rFonts w:ascii="Calibri" w:hAnsi="Calibri"/>
+                <w:sz w:val="20"/>
+              </w:rPr>
+              <w:t xml:space="default">1.77</w:t>
+            </w:r>
+          </w:p>
+        </w:tc>
+        <w:tc>
+          <w:tcPr>
+            <w:tcBorders>
+              <w:top w:val="single" w:space="0" w:color="D3D3D3"/>
+              <w:bottom w:val="single" w:space="0" w:color="D3D3D3"/>
+              <w:start w:val="single" w:space="0" w:color="D3D3D3"/>
+              <w:end w:val="single" w:space="0" w:color="D3D3D3"/>
+            </w:tcBorders>
+          </w:tcPr>
+          <w:p>
+            <w:pPr>
+              <w:spacing w:before="0" w:after="60"/>
+              <w:keepNext/>
+              <w:jc w:val="end"/>
+            </w:pPr>
+            <w:r>
+              <w:rPr>
+                <w:rFonts w:ascii="Calibri" w:hAnsi="Calibri"/>
+                <w:sz w:val="20"/>
+              </w:rPr>
+              <w:t xml:space="default">0.12</w:t>
             </w:r>
           </w:p>
         </w:tc>
@@ -536,7 +686,55 @@
                 <w:rFonts w:ascii="Calibri" w:hAnsi="Calibri"/>
                 <w:sz w:val="20"/>
               </w:rPr>
-              <w:t xml:space="default">35</w:t>
+              <w:t xml:space="default">9.13</w:t>
+            </w:r>
+          </w:p>
+        </w:tc>
+        <w:tc>
+          <w:tcPr>
+            <w:tcBorders>
+              <w:top w:val="single" w:space="0" w:color="D3D3D3"/>
+              <w:bottom w:val="single" w:space="0" w:color="D3D3D3"/>
+              <w:start w:val="single" w:space="0" w:color="D3D3D3"/>
+              <w:end w:val="single" w:space="0" w:color="D3D3D3"/>
+            </w:tcBorders>
+          </w:tcPr>
+          <w:p>
+            <w:pPr>
+              <w:spacing w:before="0" w:after="60"/>
+              <w:keepNext/>
+              <w:jc w:val="end"/>
+            </w:pPr>
+            <w:r>
+              <w:rPr>
+                <w:rFonts w:ascii="Calibri" w:hAnsi="Calibri"/>
+                <w:sz w:val="20"/>
+              </w:rPr>
+              <w:t xml:space="default">3.23</w:t>
+            </w:r>
+          </w:p>
+        </w:tc>
+        <w:tc>
+          <w:tcPr>
+            <w:tcBorders>
+              <w:top w:val="single" w:space="0" w:color="D3D3D3"/>
+              <w:bottom w:val="single" w:space="0" w:color="D3D3D3"/>
+              <w:start w:val="single" w:space="0" w:color="D3D3D3"/>
+              <w:end w:val="single" w:space="0" w:color="D3D3D3"/>
+            </w:tcBorders>
+          </w:tcPr>
+          <w:p>
+            <w:pPr>
+              <w:spacing w:before="0" w:after="60"/>
+              <w:keepNext/>
+              <w:jc w:val="end"/>
+            </w:pPr>
+            <w:r>
+              <w:rPr>
+                <w:rFonts w:ascii="Calibri" w:hAnsi="Calibri"/>
+                <w:sz w:val="20"/>
+              </w:rPr>
+              <w:t xml:space="default">0.01</w:t>
             </w:r>
           </w:p>
         </w:tc>
@@ -561,6 +759,78 @@
                 <w:sz w:val="20"/>
               </w:rPr>
               <w:t xml:space="default">-0.2 (-1.03, 0.6)</w:t>
+            </w:r>
+          </w:p>
+        </w:tc>
+        <w:tc>
+          <w:tcPr>
+            <w:tcBorders>
+              <w:top w:val="single" w:space="0" w:color="D3D3D3"/>
+              <w:bottom w:val="single" w:space="0" w:color="D3D3D3"/>
+              <w:start w:val="single" w:space="0" w:color="D3D3D3"/>
+              <w:end w:val="single" w:space="0" w:color="D3D3D3"/>
+            </w:tcBorders>
+          </w:tcPr>
+          <w:p>
+            <w:pPr>
+              <w:spacing w:before="0" w:after="60"/>
+              <w:keepNext/>
+              <w:jc w:val="end"/>
+            </w:pPr>
+            <w:r>
+              <w:rPr>
+                <w:rFonts w:ascii="Calibri" w:hAnsi="Calibri"/>
+                <w:sz w:val="20"/>
+              </w:rPr>
+              <w:t xml:space="default">7.03</w:t>
+            </w:r>
+          </w:p>
+        </w:tc>
+        <w:tc>
+          <w:tcPr>
+            <w:tcBorders>
+              <w:top w:val="single" w:space="0" w:color="D3D3D3"/>
+              <w:bottom w:val="single" w:space="0" w:color="D3D3D3"/>
+              <w:start w:val="single" w:space="0" w:color="D3D3D3"/>
+              <w:end w:val="single" w:space="0" w:color="D3D3D3"/>
+            </w:tcBorders>
+          </w:tcPr>
+          <w:p>
+            <w:pPr>
+              <w:spacing w:before="0" w:after="60"/>
+              <w:keepNext/>
+              <w:jc w:val="end"/>
+            </w:pPr>
+            <w:r>
+              <w:rPr>
+                <w:rFonts w:ascii="Calibri" w:hAnsi="Calibri"/>
+                <w:sz w:val="20"/>
+              </w:rPr>
+              <w:t xml:space="default">-0.49</w:t>
+            </w:r>
+          </w:p>
+        </w:tc>
+        <w:tc>
+          <w:tcPr>
+            <w:tcBorders>
+              <w:top w:val="single" w:space="0" w:color="D3D3D3"/>
+              <w:bottom w:val="single" w:space="0" w:color="D3D3D3"/>
+              <w:start w:val="single" w:space="0" w:color="D3D3D3"/>
+              <w:end w:val="single" w:space="0" w:color="D3D3D3"/>
+            </w:tcBorders>
+          </w:tcPr>
+          <w:p>
+            <w:pPr>
+              <w:spacing w:before="0" w:after="60"/>
+              <w:keepNext/>
+              <w:jc w:val="end"/>
+            </w:pPr>
+            <w:r>
+              <w:rPr>
+                <w:rFonts w:ascii="Calibri" w:hAnsi="Calibri"/>
+                <w:sz w:val="20"/>
+              </w:rPr>
+              <w:t xml:space="default">0.64</w:t>
             </w:r>
           </w:p>
         </w:tc>
@@ -622,30 +892,6 @@
                 <w:rFonts w:ascii="Calibri" w:hAnsi="Calibri"/>
                 <w:sz w:val="20"/>
               </w:rPr>
-              <w:t xml:space="default">35</w:t>
-            </w:r>
-          </w:p>
-        </w:tc>
-        <w:tc>
-          <w:tcPr>
-            <w:tcBorders>
-              <w:top w:val="single" w:space="0" w:color="D3D3D3"/>
-              <w:bottom w:val="single" w:space="0" w:color="D3D3D3"/>
-              <w:start w:val="single" w:space="0" w:color="D3D3D3"/>
-              <w:end w:val="single" w:space="0" w:color="D3D3D3"/>
-            </w:tcBorders>
-          </w:tcPr>
-          <w:p>
-            <w:pPr>
-              <w:spacing w:before="0" w:after="60"/>
-              <w:keepNext/>
-              <w:jc w:val="end"/>
-            </w:pPr>
-            <w:r>
-              <w:rPr>
-                <w:rFonts w:ascii="Calibri" w:hAnsi="Calibri"/>
-                <w:sz w:val="20"/>
-              </w:rPr>
               <w:t xml:space="default">1.73 (-0.11, 3.53)</w:t>
             </w:r>
           </w:p>
@@ -670,7 +916,55 @@
                 <w:rFonts w:ascii="Calibri" w:hAnsi="Calibri"/>
                 <w:sz w:val="20"/>
               </w:rPr>
-              <w:t xml:space="default">36</w:t>
+              <w:t xml:space="default">5.99</w:t>
+            </w:r>
+          </w:p>
+        </w:tc>
+        <w:tc>
+          <w:tcPr>
+            <w:tcBorders>
+              <w:top w:val="single" w:space="0" w:color="D3D3D3"/>
+              <w:bottom w:val="single" w:space="0" w:color="D3D3D3"/>
+              <w:start w:val="single" w:space="0" w:color="D3D3D3"/>
+              <w:end w:val="single" w:space="0" w:color="D3D3D3"/>
+            </w:tcBorders>
+          </w:tcPr>
+          <w:p>
+            <w:pPr>
+              <w:spacing w:before="0" w:after="60"/>
+              <w:keepNext/>
+              <w:jc w:val="end"/>
+            </w:pPr>
+            <w:r>
+              <w:rPr>
+                <w:rFonts w:ascii="Calibri" w:hAnsi="Calibri"/>
+                <w:sz w:val="20"/>
+              </w:rPr>
+              <w:t xml:space="default">1.89</w:t>
+            </w:r>
+          </w:p>
+        </w:tc>
+        <w:tc>
+          <w:tcPr>
+            <w:tcBorders>
+              <w:top w:val="single" w:space="0" w:color="D3D3D3"/>
+              <w:bottom w:val="single" w:space="0" w:color="D3D3D3"/>
+              <w:start w:val="single" w:space="0" w:color="D3D3D3"/>
+              <w:end w:val="single" w:space="0" w:color="D3D3D3"/>
+            </w:tcBorders>
+          </w:tcPr>
+          <w:p>
+            <w:pPr>
+              <w:spacing w:before="0" w:after="60"/>
+              <w:keepNext/>
+              <w:jc w:val="end"/>
+            </w:pPr>
+            <w:r>
+              <w:rPr>
+                <w:rFonts w:ascii="Calibri" w:hAnsi="Calibri"/>
+                <w:sz w:val="20"/>
+              </w:rPr>
+              <w:t xml:space="default">0.11</w:t>
             </w:r>
           </w:p>
         </w:tc>
@@ -718,7 +1012,55 @@
                 <w:rFonts w:ascii="Calibri" w:hAnsi="Calibri"/>
                 <w:sz w:val="20"/>
               </w:rPr>
-              <w:t xml:space="default">35</w:t>
+              <w:t xml:space="default">6.89</w:t>
+            </w:r>
+          </w:p>
+        </w:tc>
+        <w:tc>
+          <w:tcPr>
+            <w:tcBorders>
+              <w:top w:val="single" w:space="0" w:color="D3D3D3"/>
+              <w:bottom w:val="single" w:space="0" w:color="D3D3D3"/>
+              <w:start w:val="single" w:space="0" w:color="D3D3D3"/>
+              <w:end w:val="single" w:space="0" w:color="D3D3D3"/>
+            </w:tcBorders>
+          </w:tcPr>
+          <w:p>
+            <w:pPr>
+              <w:spacing w:before="0" w:after="60"/>
+              <w:keepNext/>
+              <w:jc w:val="end"/>
+            </w:pPr>
+            <w:r>
+              <w:rPr>
+                <w:rFonts w:ascii="Calibri" w:hAnsi="Calibri"/>
+                <w:sz w:val="20"/>
+              </w:rPr>
+              <w:t xml:space="default">2.70</w:t>
+            </w:r>
+          </w:p>
+        </w:tc>
+        <w:tc>
+          <w:tcPr>
+            <w:tcBorders>
+              <w:top w:val="single" w:space="0" w:color="D3D3D3"/>
+              <w:bottom w:val="single" w:space="0" w:color="D3D3D3"/>
+              <w:start w:val="single" w:space="0" w:color="D3D3D3"/>
+              <w:end w:val="single" w:space="0" w:color="D3D3D3"/>
+            </w:tcBorders>
+          </w:tcPr>
+          <w:p>
+            <w:pPr>
+              <w:spacing w:before="0" w:after="60"/>
+              <w:keepNext/>
+              <w:jc w:val="end"/>
+            </w:pPr>
+            <w:r>
+              <w:rPr>
+                <w:rFonts w:ascii="Calibri" w:hAnsi="Calibri"/>
+                <w:sz w:val="20"/>
+              </w:rPr>
+              <w:t xml:space="default">0.03</w:t>
             </w:r>
           </w:p>
         </w:tc>
@@ -743,6 +1085,78 @@
                 <w:sz w:val="20"/>
               </w:rPr>
               <w:t xml:space="default">-0.53 (-2.05, 0.94)</w:t>
+            </w:r>
+          </w:p>
+        </w:tc>
+        <w:tc>
+          <w:tcPr>
+            <w:tcBorders>
+              <w:top w:val="single" w:space="0" w:color="D3D3D3"/>
+              <w:bottom w:val="single" w:space="0" w:color="D3D3D3"/>
+              <w:start w:val="single" w:space="0" w:color="D3D3D3"/>
+              <w:end w:val="single" w:space="0" w:color="D3D3D3"/>
+            </w:tcBorders>
+          </w:tcPr>
+          <w:p>
+            <w:pPr>
+              <w:spacing w:before="0" w:after="60"/>
+              <w:keepNext/>
+              <w:jc w:val="end"/>
+            </w:pPr>
+            <w:r>
+              <w:rPr>
+                <w:rFonts w:ascii="Calibri" w:hAnsi="Calibri"/>
+                <w:sz w:val="20"/>
+              </w:rPr>
+              <w:t xml:space="default">4.90</w:t>
+            </w:r>
+          </w:p>
+        </w:tc>
+        <w:tc>
+          <w:tcPr>
+            <w:tcBorders>
+              <w:top w:val="single" w:space="0" w:color="D3D3D3"/>
+              <w:bottom w:val="single" w:space="0" w:color="D3D3D3"/>
+              <w:start w:val="single" w:space="0" w:color="D3D3D3"/>
+              <w:end w:val="single" w:space="0" w:color="D3D3D3"/>
+            </w:tcBorders>
+          </w:tcPr>
+          <w:p>
+            <w:pPr>
+              <w:spacing w:before="0" w:after="60"/>
+              <w:keepNext/>
+              <w:jc w:val="end"/>
+            </w:pPr>
+            <w:r>
+              <w:rPr>
+                <w:rFonts w:ascii="Calibri" w:hAnsi="Calibri"/>
+                <w:sz w:val="20"/>
+              </w:rPr>
+              <w:t xml:space="default">-0.70</w:t>
+            </w:r>
+          </w:p>
+        </w:tc>
+        <w:tc>
+          <w:tcPr>
+            <w:tcBorders>
+              <w:top w:val="single" w:space="0" w:color="D3D3D3"/>
+              <w:bottom w:val="single" w:space="0" w:color="D3D3D3"/>
+              <w:start w:val="single" w:space="0" w:color="D3D3D3"/>
+              <w:end w:val="single" w:space="0" w:color="D3D3D3"/>
+            </w:tcBorders>
+          </w:tcPr>
+          <w:p>
+            <w:pPr>
+              <w:spacing w:before="0" w:after="60"/>
+              <w:keepNext/>
+              <w:jc w:val="end"/>
+            </w:pPr>
+            <w:r>
+              <w:rPr>
+                <w:rFonts w:ascii="Calibri" w:hAnsi="Calibri"/>
+                <w:sz w:val="20"/>
+              </w:rPr>
+              <w:t xml:space="default">0.52</w:t>
             </w:r>
           </w:p>
         </w:tc>
@@ -762,7 +1176,7 @@
             <w:tcMar>
               <w:top w:w="25" w:type="dxa"/>
             </w:tcMar>
-            <w:gridSpan w:val="7"/>
+            <w:gridSpan w:val="13"/>
           </w:tcPr>
           <w:p>
             <w:pPr>
@@ -828,30 +1242,6 @@
                 <w:rFonts w:ascii="Calibri" w:hAnsi="Calibri"/>
                 <w:sz w:val="20"/>
               </w:rPr>
-              <w:t xml:space="default">35</w:t>
-            </w:r>
-          </w:p>
-        </w:tc>
-        <w:tc>
-          <w:tcPr>
-            <w:tcBorders>
-              <w:top w:val="single" w:space="0" w:color="D3D3D3"/>
-              <w:bottom w:val="single" w:space="0" w:color="D3D3D3"/>
-              <w:start w:val="single" w:space="0" w:color="D3D3D3"/>
-              <w:end w:val="single" w:space="0" w:color="D3D3D3"/>
-            </w:tcBorders>
-          </w:tcPr>
-          <w:p>
-            <w:pPr>
-              <w:spacing w:before="0" w:after="60"/>
-              <w:keepNext/>
-              <w:jc w:val="end"/>
-            </w:pPr>
-            <w:r>
-              <w:rPr>
-                <w:rFonts w:ascii="Calibri" w:hAnsi="Calibri"/>
-                <w:sz w:val="20"/>
-              </w:rPr>
               <w:t xml:space="default">-1.06 (-2.01, -0.12)</w:t>
             </w:r>
           </w:p>
@@ -876,7 +1266,55 @@
                 <w:rFonts w:ascii="Calibri" w:hAnsi="Calibri"/>
                 <w:sz w:val="20"/>
               </w:rPr>
-              <w:t xml:space="default">36</w:t>
+              <w:t xml:space="default">8.62</w:t>
+            </w:r>
+          </w:p>
+        </w:tc>
+        <w:tc>
+          <w:tcPr>
+            <w:tcBorders>
+              <w:top w:val="single" w:space="0" w:color="D3D3D3"/>
+              <w:bottom w:val="single" w:space="0" w:color="D3D3D3"/>
+              <w:start w:val="single" w:space="0" w:color="D3D3D3"/>
+              <w:end w:val="single" w:space="0" w:color="D3D3D3"/>
+            </w:tcBorders>
+          </w:tcPr>
+          <w:p>
+            <w:pPr>
+              <w:spacing w:before="0" w:after="60"/>
+              <w:keepNext/>
+              <w:jc w:val="end"/>
+            </w:pPr>
+            <w:r>
+              <w:rPr>
+                <w:rFonts w:ascii="Calibri" w:hAnsi="Calibri"/>
+                <w:sz w:val="20"/>
+              </w:rPr>
+              <w:t xml:space="default">-2.24</w:t>
+            </w:r>
+          </w:p>
+        </w:tc>
+        <w:tc>
+          <w:tcPr>
+            <w:tcBorders>
+              <w:top w:val="single" w:space="0" w:color="D3D3D3"/>
+              <w:bottom w:val="single" w:space="0" w:color="D3D3D3"/>
+              <w:start w:val="single" w:space="0" w:color="D3D3D3"/>
+              <w:end w:val="single" w:space="0" w:color="D3D3D3"/>
+            </w:tcBorders>
+          </w:tcPr>
+          <w:p>
+            <w:pPr>
+              <w:spacing w:before="0" w:after="60"/>
+              <w:keepNext/>
+              <w:jc w:val="end"/>
+            </w:pPr>
+            <w:r>
+              <w:rPr>
+                <w:rFonts w:ascii="Calibri" w:hAnsi="Calibri"/>
+                <w:sz w:val="20"/>
+              </w:rPr>
+              <w:t xml:space="default">0.05</w:t>
             </w:r>
           </w:p>
         </w:tc>
@@ -924,7 +1362,55 @@
                 <w:rFonts w:ascii="Calibri" w:hAnsi="Calibri"/>
                 <w:sz w:val="20"/>
               </w:rPr>
-              <w:t xml:space="default">35</w:t>
+              <w:t xml:space="default">8.90</w:t>
+            </w:r>
+          </w:p>
+        </w:tc>
+        <w:tc>
+          <w:tcPr>
+            <w:tcBorders>
+              <w:top w:val="single" w:space="0" w:color="D3D3D3"/>
+              <w:bottom w:val="single" w:space="0" w:color="D3D3D3"/>
+              <w:start w:val="single" w:space="0" w:color="D3D3D3"/>
+              <w:end w:val="single" w:space="0" w:color="D3D3D3"/>
+            </w:tcBorders>
+          </w:tcPr>
+          <w:p>
+            <w:pPr>
+              <w:spacing w:before="0" w:after="60"/>
+              <w:keepNext/>
+              <w:jc w:val="end"/>
+            </w:pPr>
+            <w:r>
+              <w:rPr>
+                <w:rFonts w:ascii="Calibri" w:hAnsi="Calibri"/>
+                <w:sz w:val="20"/>
+              </w:rPr>
+              <w:t xml:space="default">-2.72</w:t>
+            </w:r>
+          </w:p>
+        </w:tc>
+        <w:tc>
+          <w:tcPr>
+            <w:tcBorders>
+              <w:top w:val="single" w:space="0" w:color="D3D3D3"/>
+              <w:bottom w:val="single" w:space="0" w:color="D3D3D3"/>
+              <w:start w:val="single" w:space="0" w:color="D3D3D3"/>
+              <w:end w:val="single" w:space="0" w:color="D3D3D3"/>
+            </w:tcBorders>
+          </w:tcPr>
+          <w:p>
+            <w:pPr>
+              <w:spacing w:before="0" w:after="60"/>
+              <w:keepNext/>
+              <w:jc w:val="end"/>
+            </w:pPr>
+            <w:r>
+              <w:rPr>
+                <w:rFonts w:ascii="Calibri" w:hAnsi="Calibri"/>
+                <w:sz w:val="20"/>
+              </w:rPr>
+              <w:t xml:space="default">0.02</w:t>
             </w:r>
           </w:p>
         </w:tc>
@@ -949,6 +1435,78 @@
                 <w:sz w:val="20"/>
               </w:rPr>
               <w:t xml:space="default">0.19 (-0.54, 0.91)</w:t>
+            </w:r>
+          </w:p>
+        </w:tc>
+        <w:tc>
+          <w:tcPr>
+            <w:tcBorders>
+              <w:top w:val="single" w:space="0" w:color="D3D3D3"/>
+              <w:bottom w:val="single" w:space="0" w:color="D3D3D3"/>
+              <w:start w:val="single" w:space="0" w:color="D3D3D3"/>
+              <w:end w:val="single" w:space="0" w:color="D3D3D3"/>
+            </w:tcBorders>
+          </w:tcPr>
+          <w:p>
+            <w:pPr>
+              <w:spacing w:before="0" w:after="60"/>
+              <w:keepNext/>
+              <w:jc w:val="end"/>
+            </w:pPr>
+            <w:r>
+              <w:rPr>
+                <w:rFonts w:ascii="Calibri" w:hAnsi="Calibri"/>
+                <w:sz w:val="20"/>
+              </w:rPr>
+              <w:t xml:space="default">8.35</w:t>
+            </w:r>
+          </w:p>
+        </w:tc>
+        <w:tc>
+          <w:tcPr>
+            <w:tcBorders>
+              <w:top w:val="single" w:space="0" w:color="D3D3D3"/>
+              <w:bottom w:val="single" w:space="0" w:color="D3D3D3"/>
+              <w:start w:val="single" w:space="0" w:color="D3D3D3"/>
+              <w:end w:val="single" w:space="0" w:color="D3D3D3"/>
+            </w:tcBorders>
+          </w:tcPr>
+          <w:p>
+            <w:pPr>
+              <w:spacing w:before="0" w:after="60"/>
+              <w:keepNext/>
+              <w:jc w:val="end"/>
+            </w:pPr>
+            <w:r>
+              <w:rPr>
+                <w:rFonts w:ascii="Calibri" w:hAnsi="Calibri"/>
+                <w:sz w:val="20"/>
+              </w:rPr>
+              <w:t xml:space="default">0.52</w:t>
+            </w:r>
+          </w:p>
+        </w:tc>
+        <w:tc>
+          <w:tcPr>
+            <w:tcBorders>
+              <w:top w:val="single" w:space="0" w:color="D3D3D3"/>
+              <w:bottom w:val="single" w:space="0" w:color="D3D3D3"/>
+              <w:start w:val="single" w:space="0" w:color="D3D3D3"/>
+              <w:end w:val="single" w:space="0" w:color="D3D3D3"/>
+            </w:tcBorders>
+          </w:tcPr>
+          <w:p>
+            <w:pPr>
+              <w:spacing w:before="0" w:after="60"/>
+              <w:keepNext/>
+              <w:jc w:val="end"/>
+            </w:pPr>
+            <w:r>
+              <w:rPr>
+                <w:rFonts w:ascii="Calibri" w:hAnsi="Calibri"/>
+                <w:sz w:val="20"/>
+              </w:rPr>
+              <w:t xml:space="default">0.62</w:t>
             </w:r>
           </w:p>
         </w:tc>
@@ -1010,30 +1568,6 @@
                 <w:rFonts w:ascii="Calibri" w:hAnsi="Calibri"/>
                 <w:sz w:val="20"/>
               </w:rPr>
-              <w:t xml:space="default">35</w:t>
-            </w:r>
-          </w:p>
-        </w:tc>
-        <w:tc>
-          <w:tcPr>
-            <w:tcBorders>
-              <w:top w:val="single" w:space="0" w:color="D3D3D3"/>
-              <w:bottom w:val="single" w:space="0" w:color="D3D3D3"/>
-              <w:start w:val="single" w:space="0" w:color="D3D3D3"/>
-              <w:end w:val="single" w:space="0" w:color="D3D3D3"/>
-            </w:tcBorders>
-          </w:tcPr>
-          <w:p>
-            <w:pPr>
-              <w:spacing w:before="0" w:after="60"/>
-              <w:keepNext/>
-              <w:jc w:val="end"/>
-            </w:pPr>
-            <w:r>
-              <w:rPr>
-                <w:rFonts w:ascii="Calibri" w:hAnsi="Calibri"/>
-                <w:sz w:val="20"/>
-              </w:rPr>
               <w:t xml:space="default">-1.08 (-2.44, 0.34)</w:t>
             </w:r>
           </w:p>
@@ -1058,7 +1592,55 @@
                 <w:rFonts w:ascii="Calibri" w:hAnsi="Calibri"/>
                 <w:sz w:val="20"/>
               </w:rPr>
-              <w:t xml:space="default">36</w:t>
+              <w:t xml:space="default">6.18</w:t>
+            </w:r>
+          </w:p>
+        </w:tc>
+        <w:tc>
+          <w:tcPr>
+            <w:tcBorders>
+              <w:top w:val="single" w:space="0" w:color="D3D3D3"/>
+              <w:bottom w:val="single" w:space="0" w:color="D3D3D3"/>
+              <w:start w:val="single" w:space="0" w:color="D3D3D3"/>
+              <w:end w:val="single" w:space="0" w:color="D3D3D3"/>
+            </w:tcBorders>
+          </w:tcPr>
+          <w:p>
+            <w:pPr>
+              <w:spacing w:before="0" w:after="60"/>
+              <w:keepNext/>
+              <w:jc w:val="end"/>
+            </w:pPr>
+            <w:r>
+              <w:rPr>
+                <w:rFonts w:ascii="Calibri" w:hAnsi="Calibri"/>
+                <w:sz w:val="20"/>
+              </w:rPr>
+              <w:t xml:space="default">-1.62</w:t>
+            </w:r>
+          </w:p>
+        </w:tc>
+        <w:tc>
+          <w:tcPr>
+            <w:tcBorders>
+              <w:top w:val="single" w:space="0" w:color="D3D3D3"/>
+              <w:bottom w:val="single" w:space="0" w:color="D3D3D3"/>
+              <w:start w:val="single" w:space="0" w:color="D3D3D3"/>
+              <w:end w:val="single" w:space="0" w:color="D3D3D3"/>
+            </w:tcBorders>
+          </w:tcPr>
+          <w:p>
+            <w:pPr>
+              <w:spacing w:before="0" w:after="60"/>
+              <w:keepNext/>
+              <w:jc w:val="end"/>
+            </w:pPr>
+            <w:r>
+              <w:rPr>
+                <w:rFonts w:ascii="Calibri" w:hAnsi="Calibri"/>
+                <w:sz w:val="20"/>
+              </w:rPr>
+              <w:t xml:space="default">0.16</w:t>
             </w:r>
           </w:p>
         </w:tc>
@@ -1106,7 +1688,55 @@
                 <w:rFonts w:ascii="Calibri" w:hAnsi="Calibri"/>
                 <w:sz w:val="20"/>
               </w:rPr>
-              <w:t xml:space="default">35</w:t>
+              <w:t xml:space="default">7.40</w:t>
+            </w:r>
+          </w:p>
+        </w:tc>
+        <w:tc>
+          <w:tcPr>
+            <w:tcBorders>
+              <w:top w:val="single" w:space="0" w:color="D3D3D3"/>
+              <w:bottom w:val="single" w:space="0" w:color="D3D3D3"/>
+              <w:start w:val="single" w:space="0" w:color="D3D3D3"/>
+              <w:end w:val="single" w:space="0" w:color="D3D3D3"/>
+            </w:tcBorders>
+          </w:tcPr>
+          <w:p>
+            <w:pPr>
+              <w:spacing w:before="0" w:after="60"/>
+              <w:keepNext/>
+              <w:jc w:val="end"/>
+            </w:pPr>
+            <w:r>
+              <w:rPr>
+                <w:rFonts w:ascii="Calibri" w:hAnsi="Calibri"/>
+                <w:sz w:val="20"/>
+              </w:rPr>
+              <w:t xml:space="default">-2.11</w:t>
+            </w:r>
+          </w:p>
+        </w:tc>
+        <w:tc>
+          <w:tcPr>
+            <w:tcBorders>
+              <w:top w:val="single" w:space="0" w:color="D3D3D3"/>
+              <w:bottom w:val="single" w:space="0" w:color="D3D3D3"/>
+              <w:start w:val="single" w:space="0" w:color="D3D3D3"/>
+              <w:end w:val="single" w:space="0" w:color="D3D3D3"/>
+            </w:tcBorders>
+          </w:tcPr>
+          <w:p>
+            <w:pPr>
+              <w:spacing w:before="0" w:after="60"/>
+              <w:keepNext/>
+              <w:jc w:val="end"/>
+            </w:pPr>
+            <w:r>
+              <w:rPr>
+                <w:rFonts w:ascii="Calibri" w:hAnsi="Calibri"/>
+                <w:sz w:val="20"/>
+              </w:rPr>
+              <w:t xml:space="default">0.07</w:t>
             </w:r>
           </w:p>
         </w:tc>
@@ -1131,6 +1761,78 @@
                 <w:sz w:val="20"/>
               </w:rPr>
               <w:t xml:space="default">0.01 (-0.91, 0.92)</w:t>
+            </w:r>
+          </w:p>
+        </w:tc>
+        <w:tc>
+          <w:tcPr>
+            <w:tcBorders>
+              <w:top w:val="single" w:space="0" w:color="D3D3D3"/>
+              <w:bottom w:val="single" w:space="0" w:color="D3D3D3"/>
+              <w:start w:val="single" w:space="0" w:color="D3D3D3"/>
+              <w:end w:val="single" w:space="0" w:color="D3D3D3"/>
+            </w:tcBorders>
+          </w:tcPr>
+          <w:p>
+            <w:pPr>
+              <w:spacing w:before="0" w:after="60"/>
+              <w:keepNext/>
+              <w:jc w:val="end"/>
+            </w:pPr>
+            <w:r>
+              <w:rPr>
+                <w:rFonts w:ascii="Calibri" w:hAnsi="Calibri"/>
+                <w:sz w:val="20"/>
+              </w:rPr>
+              <w:t xml:space="default">5.61</w:t>
+            </w:r>
+          </w:p>
+        </w:tc>
+        <w:tc>
+          <w:tcPr>
+            <w:tcBorders>
+              <w:top w:val="single" w:space="0" w:color="D3D3D3"/>
+              <w:bottom w:val="single" w:space="0" w:color="D3D3D3"/>
+              <w:start w:val="single" w:space="0" w:color="D3D3D3"/>
+              <w:end w:val="single" w:space="0" w:color="D3D3D3"/>
+            </w:tcBorders>
+          </w:tcPr>
+          <w:p>
+            <w:pPr>
+              <w:spacing w:before="0" w:after="60"/>
+              <w:keepNext/>
+              <w:jc w:val="end"/>
+            </w:pPr>
+            <w:r>
+              <w:rPr>
+                <w:rFonts w:ascii="Calibri" w:hAnsi="Calibri"/>
+                <w:sz w:val="20"/>
+              </w:rPr>
+              <w:t xml:space="default">0.03</w:t>
+            </w:r>
+          </w:p>
+        </w:tc>
+        <w:tc>
+          <w:tcPr>
+            <w:tcBorders>
+              <w:top w:val="single" w:space="0" w:color="D3D3D3"/>
+              <w:bottom w:val="single" w:space="0" w:color="D3D3D3"/>
+              <w:start w:val="single" w:space="0" w:color="D3D3D3"/>
+              <w:end w:val="single" w:space="0" w:color="D3D3D3"/>
+            </w:tcBorders>
+          </w:tcPr>
+          <w:p>
+            <w:pPr>
+              <w:spacing w:before="0" w:after="60"/>
+              <w:keepNext/>
+              <w:jc w:val="end"/>
+            </w:pPr>
+            <w:r>
+              <w:rPr>
+                <w:rFonts w:ascii="Calibri" w:hAnsi="Calibri"/>
+                <w:sz w:val="20"/>
+              </w:rPr>
+              <w:t xml:space="default">0.98</w:t>
             </w:r>
           </w:p>
         </w:tc>
@@ -1150,7 +1852,7 @@
             <w:tcMar>
               <w:top w:w="25" w:type="dxa"/>
             </w:tcMar>
-            <w:gridSpan w:val="7"/>
+            <w:gridSpan w:val="13"/>
           </w:tcPr>
           <w:p>
             <w:pPr>
@@ -1216,30 +1918,6 @@
                 <w:rFonts w:ascii="Calibri" w:hAnsi="Calibri"/>
                 <w:sz w:val="20"/>
               </w:rPr>
-              <w:t xml:space="default">35</w:t>
-            </w:r>
-          </w:p>
-        </w:tc>
-        <w:tc>
-          <w:tcPr>
-            <w:tcBorders>
-              <w:top w:val="single" w:space="0" w:color="D3D3D3"/>
-              <w:bottom w:val="single" w:space="0" w:color="D3D3D3"/>
-              <w:start w:val="single" w:space="0" w:color="D3D3D3"/>
-              <w:end w:val="single" w:space="0" w:color="D3D3D3"/>
-            </w:tcBorders>
-          </w:tcPr>
-          <w:p>
-            <w:pPr>
-              <w:spacing w:before="0" w:after="60"/>
-              <w:keepNext/>
-              <w:jc w:val="end"/>
-            </w:pPr>
-            <w:r>
-              <w:rPr>
-                <w:rFonts w:ascii="Calibri" w:hAnsi="Calibri"/>
-                <w:sz w:val="20"/>
-              </w:rPr>
               <w:t xml:space="default">-1.11 (-2.05, -0.13)</w:t>
             </w:r>
           </w:p>
@@ -1264,7 +1942,55 @@
                 <w:rFonts w:ascii="Calibri" w:hAnsi="Calibri"/>
                 <w:sz w:val="20"/>
               </w:rPr>
-              <w:t xml:space="default">36</w:t>
+              <w:t xml:space="default">8.24</w:t>
+            </w:r>
+          </w:p>
+        </w:tc>
+        <w:tc>
+          <w:tcPr>
+            <w:tcBorders>
+              <w:top w:val="single" w:space="0" w:color="D3D3D3"/>
+              <w:bottom w:val="single" w:space="0" w:color="D3D3D3"/>
+              <w:start w:val="single" w:space="0" w:color="D3D3D3"/>
+              <w:end w:val="single" w:space="0" w:color="D3D3D3"/>
+            </w:tcBorders>
+          </w:tcPr>
+          <w:p>
+            <w:pPr>
+              <w:spacing w:before="0" w:after="60"/>
+              <w:keepNext/>
+              <w:jc w:val="end"/>
+            </w:pPr>
+            <w:r>
+              <w:rPr>
+                <w:rFonts w:ascii="Calibri" w:hAnsi="Calibri"/>
+                <w:sz w:val="20"/>
+              </w:rPr>
+              <w:t xml:space="default">-2.27</w:t>
+            </w:r>
+          </w:p>
+        </w:tc>
+        <w:tc>
+          <w:tcPr>
+            <w:tcBorders>
+              <w:top w:val="single" w:space="0" w:color="D3D3D3"/>
+              <w:bottom w:val="single" w:space="0" w:color="D3D3D3"/>
+              <w:start w:val="single" w:space="0" w:color="D3D3D3"/>
+              <w:end w:val="single" w:space="0" w:color="D3D3D3"/>
+            </w:tcBorders>
+          </w:tcPr>
+          <w:p>
+            <w:pPr>
+              <w:spacing w:before="0" w:after="60"/>
+              <w:keepNext/>
+              <w:jc w:val="end"/>
+            </w:pPr>
+            <w:r>
+              <w:rPr>
+                <w:rFonts w:ascii="Calibri" w:hAnsi="Calibri"/>
+                <w:sz w:val="20"/>
+              </w:rPr>
+              <w:t xml:space="default">0.05</w:t>
             </w:r>
           </w:p>
         </w:tc>
@@ -1312,7 +2038,55 @@
                 <w:rFonts w:ascii="Calibri" w:hAnsi="Calibri"/>
                 <w:sz w:val="20"/>
               </w:rPr>
-              <w:t xml:space="default">35</w:t>
+              <w:t xml:space="default">8.76</w:t>
+            </w:r>
+          </w:p>
+        </w:tc>
+        <w:tc>
+          <w:tcPr>
+            <w:tcBorders>
+              <w:top w:val="single" w:space="0" w:color="D3D3D3"/>
+              <w:bottom w:val="single" w:space="0" w:color="D3D3D3"/>
+              <w:start w:val="single" w:space="0" w:color="D3D3D3"/>
+              <w:end w:val="single" w:space="0" w:color="D3D3D3"/>
+            </w:tcBorders>
+          </w:tcPr>
+          <w:p>
+            <w:pPr>
+              <w:spacing w:before="0" w:after="60"/>
+              <w:keepNext/>
+              <w:jc w:val="end"/>
+            </w:pPr>
+            <w:r>
+              <w:rPr>
+                <w:rFonts w:ascii="Calibri" w:hAnsi="Calibri"/>
+                <w:sz w:val="20"/>
+              </w:rPr>
+              <w:t xml:space="default">-4.44</w:t>
+            </w:r>
+          </w:p>
+        </w:tc>
+        <w:tc>
+          <w:tcPr>
+            <w:tcBorders>
+              <w:top w:val="single" w:space="0" w:color="D3D3D3"/>
+              <w:bottom w:val="single" w:space="0" w:color="D3D3D3"/>
+              <w:start w:val="single" w:space="0" w:color="D3D3D3"/>
+              <w:end w:val="single" w:space="0" w:color="D3D3D3"/>
+            </w:tcBorders>
+          </w:tcPr>
+          <w:p>
+            <w:pPr>
+              <w:spacing w:before="0" w:after="60"/>
+              <w:keepNext/>
+              <w:jc w:val="end"/>
+            </w:pPr>
+            <w:r>
+              <w:rPr>
+                <w:rFonts w:ascii="Calibri" w:hAnsi="Calibri"/>
+                <w:sz w:val="20"/>
+              </w:rPr>
+              <w:t xml:space="default">0.002</w:t>
             </w:r>
           </w:p>
         </w:tc>
@@ -1337,6 +2111,78 @@
                 <w:sz w:val="20"/>
               </w:rPr>
               <w:t xml:space="default">0.08 (-0.7, 0.89)</w:t>
+            </w:r>
+          </w:p>
+        </w:tc>
+        <w:tc>
+          <w:tcPr>
+            <w:tcBorders>
+              <w:top w:val="single" w:space="0" w:color="D3D3D3"/>
+              <w:bottom w:val="single" w:space="0" w:color="D3D3D3"/>
+              <w:start w:val="single" w:space="0" w:color="D3D3D3"/>
+              <w:end w:val="single" w:space="0" w:color="D3D3D3"/>
+            </w:tcBorders>
+          </w:tcPr>
+          <w:p>
+            <w:pPr>
+              <w:spacing w:before="0" w:after="60"/>
+              <w:keepNext/>
+              <w:jc w:val="end"/>
+            </w:pPr>
+            <w:r>
+              <w:rPr>
+                <w:rFonts w:ascii="Calibri" w:hAnsi="Calibri"/>
+                <w:sz w:val="20"/>
+              </w:rPr>
+              <w:t xml:space="default">7.53</w:t>
+            </w:r>
+          </w:p>
+        </w:tc>
+        <w:tc>
+          <w:tcPr>
+            <w:tcBorders>
+              <w:top w:val="single" w:space="0" w:color="D3D3D3"/>
+              <w:bottom w:val="single" w:space="0" w:color="D3D3D3"/>
+              <w:start w:val="single" w:space="0" w:color="D3D3D3"/>
+              <w:end w:val="single" w:space="0" w:color="D3D3D3"/>
+            </w:tcBorders>
+          </w:tcPr>
+          <w:p>
+            <w:pPr>
+              <w:spacing w:before="0" w:after="60"/>
+              <w:keepNext/>
+              <w:jc w:val="end"/>
+            </w:pPr>
+            <w:r>
+              <w:rPr>
+                <w:rFonts w:ascii="Calibri" w:hAnsi="Calibri"/>
+                <w:sz w:val="20"/>
+              </w:rPr>
+              <w:t xml:space="default">0.21</w:t>
+            </w:r>
+          </w:p>
+        </w:tc>
+        <w:tc>
+          <w:tcPr>
+            <w:tcBorders>
+              <w:top w:val="single" w:space="0" w:color="D3D3D3"/>
+              <w:bottom w:val="single" w:space="0" w:color="D3D3D3"/>
+              <w:start w:val="single" w:space="0" w:color="D3D3D3"/>
+              <w:end w:val="single" w:space="0" w:color="D3D3D3"/>
+            </w:tcBorders>
+          </w:tcPr>
+          <w:p>
+            <w:pPr>
+              <w:spacing w:before="0" w:after="60"/>
+              <w:keepNext/>
+              <w:jc w:val="end"/>
+            </w:pPr>
+            <w:r>
+              <w:rPr>
+                <w:rFonts w:ascii="Calibri" w:hAnsi="Calibri"/>
+                <w:sz w:val="20"/>
+              </w:rPr>
+              <w:t xml:space="default">0.84</w:t>
             </w:r>
           </w:p>
         </w:tc>
@@ -1398,30 +2244,6 @@
                 <w:rFonts w:ascii="Calibri" w:hAnsi="Calibri"/>
                 <w:sz w:val="20"/>
               </w:rPr>
-              <w:t xml:space="default">35</w:t>
-            </w:r>
-          </w:p>
-        </w:tc>
-        <w:tc>
-          <w:tcPr>
-            <w:tcBorders>
-              <w:top w:val="single" w:space="0" w:color="D3D3D3"/>
-              <w:bottom w:val="single" w:space="0" w:color="D3D3D3"/>
-              <w:start w:val="single" w:space="0" w:color="D3D3D3"/>
-              <w:end w:val="single" w:space="0" w:color="D3D3D3"/>
-            </w:tcBorders>
-          </w:tcPr>
-          <w:p>
-            <w:pPr>
-              <w:spacing w:before="0" w:after="60"/>
-              <w:keepNext/>
-              <w:jc w:val="end"/>
-            </w:pPr>
-            <w:r>
-              <w:rPr>
-                <w:rFonts w:ascii="Calibri" w:hAnsi="Calibri"/>
-                <w:sz w:val="20"/>
-              </w:rPr>
               <w:t xml:space="default">-1.35 (-2.77, 0.14)</w:t>
             </w:r>
           </w:p>
@@ -1446,7 +2268,55 @@
                 <w:rFonts w:ascii="Calibri" w:hAnsi="Calibri"/>
                 <w:sz w:val="20"/>
               </w:rPr>
-              <w:t xml:space="default">36</w:t>
+              <w:t xml:space="default">6.07</w:t>
+            </w:r>
+          </w:p>
+        </w:tc>
+        <w:tc>
+          <w:tcPr>
+            <w:tcBorders>
+              <w:top w:val="single" w:space="0" w:color="D3D3D3"/>
+              <w:bottom w:val="single" w:space="0" w:color="D3D3D3"/>
+              <w:start w:val="single" w:space="0" w:color="D3D3D3"/>
+              <w:end w:val="single" w:space="0" w:color="D3D3D3"/>
+            </w:tcBorders>
+          </w:tcPr>
+          <w:p>
+            <w:pPr>
+              <w:spacing w:before="0" w:after="60"/>
+              <w:keepNext/>
+              <w:jc w:val="end"/>
+            </w:pPr>
+            <w:r>
+              <w:rPr>
+                <w:rFonts w:ascii="Calibri" w:hAnsi="Calibri"/>
+                <w:sz w:val="20"/>
+              </w:rPr>
+              <w:t xml:space="default">-1.88</w:t>
+            </w:r>
+          </w:p>
+        </w:tc>
+        <w:tc>
+          <w:tcPr>
+            <w:tcBorders>
+              <w:top w:val="single" w:space="0" w:color="D3D3D3"/>
+              <w:bottom w:val="single" w:space="0" w:color="D3D3D3"/>
+              <w:start w:val="single" w:space="0" w:color="D3D3D3"/>
+              <w:end w:val="single" w:space="0" w:color="D3D3D3"/>
+            </w:tcBorders>
+          </w:tcPr>
+          <w:p>
+            <w:pPr>
+              <w:spacing w:before="0" w:after="60"/>
+              <w:keepNext/>
+              <w:jc w:val="end"/>
+            </w:pPr>
+            <w:r>
+              <w:rPr>
+                <w:rFonts w:ascii="Calibri" w:hAnsi="Calibri"/>
+                <w:sz w:val="20"/>
+              </w:rPr>
+              <w:t xml:space="default">0.11</w:t>
             </w:r>
           </w:p>
         </w:tc>
@@ -1494,7 +2364,55 @@
                 <w:rFonts w:ascii="Calibri" w:hAnsi="Calibri"/>
                 <w:sz w:val="20"/>
               </w:rPr>
-              <w:t xml:space="default">35</w:t>
+              <w:t xml:space="default">7.42</w:t>
+            </w:r>
+          </w:p>
+        </w:tc>
+        <w:tc>
+          <w:tcPr>
+            <w:tcBorders>
+              <w:top w:val="single" w:space="0" w:color="D3D3D3"/>
+              <w:bottom w:val="single" w:space="0" w:color="D3D3D3"/>
+              <w:start w:val="single" w:space="0" w:color="D3D3D3"/>
+              <w:end w:val="single" w:space="0" w:color="D3D3D3"/>
+            </w:tcBorders>
+          </w:tcPr>
+          <w:p>
+            <w:pPr>
+              <w:spacing w:before="0" w:after="60"/>
+              <w:keepNext/>
+              <w:jc w:val="end"/>
+            </w:pPr>
+            <w:r>
+              <w:rPr>
+                <w:rFonts w:ascii="Calibri" w:hAnsi="Calibri"/>
+                <w:sz w:val="20"/>
+              </w:rPr>
+              <w:t xml:space="default">-3.46</w:t>
+            </w:r>
+          </w:p>
+        </w:tc>
+        <w:tc>
+          <w:tcPr>
+            <w:tcBorders>
+              <w:top w:val="single" w:space="0" w:color="D3D3D3"/>
+              <w:bottom w:val="single" w:space="0" w:color="D3D3D3"/>
+              <w:start w:val="single" w:space="0" w:color="D3D3D3"/>
+              <w:end w:val="single" w:space="0" w:color="D3D3D3"/>
+            </w:tcBorders>
+          </w:tcPr>
+          <w:p>
+            <w:pPr>
+              <w:spacing w:before="0" w:after="60"/>
+              <w:keepNext/>
+              <w:jc w:val="end"/>
+            </w:pPr>
+            <w:r>
+              <w:rPr>
+                <w:rFonts w:ascii="Calibri" w:hAnsi="Calibri"/>
+                <w:sz w:val="20"/>
+              </w:rPr>
+              <w:t xml:space="default">0.01</w:t>
             </w:r>
           </w:p>
         </w:tc>
@@ -1519,6 +2437,78 @@
                 <w:sz w:val="20"/>
               </w:rPr>
               <w:t xml:space="default">-0.01 (-1.25, 1.28)</w:t>
+            </w:r>
+          </w:p>
+        </w:tc>
+        <w:tc>
+          <w:tcPr>
+            <w:tcBorders>
+              <w:top w:val="single" w:space="0" w:color="D3D3D3"/>
+              <w:bottom w:val="single" w:space="0" w:color="D3D3D3"/>
+              <w:start w:val="single" w:space="0" w:color="D3D3D3"/>
+              <w:end w:val="single" w:space="0" w:color="D3D3D3"/>
+            </w:tcBorders>
+          </w:tcPr>
+          <w:p>
+            <w:pPr>
+              <w:spacing w:before="0" w:after="60"/>
+              <w:keepNext/>
+              <w:jc w:val="end"/>
+            </w:pPr>
+            <w:r>
+              <w:rPr>
+                <w:rFonts w:ascii="Calibri" w:hAnsi="Calibri"/>
+                <w:sz w:val="20"/>
+              </w:rPr>
+              <w:t xml:space="default">5.64</w:t>
+            </w:r>
+          </w:p>
+        </w:tc>
+        <w:tc>
+          <w:tcPr>
+            <w:tcBorders>
+              <w:top w:val="single" w:space="0" w:color="D3D3D3"/>
+              <w:bottom w:val="single" w:space="0" w:color="D3D3D3"/>
+              <w:start w:val="single" w:space="0" w:color="D3D3D3"/>
+              <w:end w:val="single" w:space="0" w:color="D3D3D3"/>
+            </w:tcBorders>
+          </w:tcPr>
+          <w:p>
+            <w:pPr>
+              <w:spacing w:before="0" w:after="60"/>
+              <w:keepNext/>
+              <w:jc w:val="end"/>
+            </w:pPr>
+            <w:r>
+              <w:rPr>
+                <w:rFonts w:ascii="Calibri" w:hAnsi="Calibri"/>
+                <w:sz w:val="20"/>
+              </w:rPr>
+              <w:t xml:space="default">-0.01</w:t>
+            </w:r>
+          </w:p>
+        </w:tc>
+        <w:tc>
+          <w:tcPr>
+            <w:tcBorders>
+              <w:top w:val="single" w:space="0" w:color="D3D3D3"/>
+              <w:bottom w:val="single" w:space="0" w:color="D3D3D3"/>
+              <w:start w:val="single" w:space="0" w:color="D3D3D3"/>
+              <w:end w:val="single" w:space="0" w:color="D3D3D3"/>
+            </w:tcBorders>
+          </w:tcPr>
+          <w:p>
+            <w:pPr>
+              <w:spacing w:before="0" w:after="60"/>
+              <w:keepNext/>
+              <w:jc w:val="end"/>
+            </w:pPr>
+            <w:r>
+              <w:rPr>
+                <w:rFonts w:ascii="Calibri" w:hAnsi="Calibri"/>
+                <w:sz w:val="20"/>
+              </w:rPr>
+              <w:t xml:space="default">0.99</w:t>
             </w:r>
           </w:p>
         </w:tc>
@@ -1529,7 +2519,7 @@
         </w:trPr>
         <w:tc>
           <w:tcPr>
-            <w:gridSpan w:val="7"/>
+            <w:gridSpan w:val="13"/>
           </w:tcPr>
           <w:p>
             <w:pPr>
@@ -1561,7 +2551,7 @@
         </w:trPr>
         <w:tc>
           <w:tcPr>
-            <w:gridSpan w:val="7"/>
+            <w:gridSpan w:val="13"/>
           </w:tcPr>
           <w:p>
             <w:pPr>
@@ -1593,7 +2583,7 @@
         </w:trPr>
         <w:tc>
           <w:tcPr>
-            <w:gridSpan w:val="7"/>
+            <w:gridSpan w:val="13"/>
           </w:tcPr>
           <w:p>
             <w:pPr>
@@ -1625,7 +2615,7 @@
         </w:trPr>
         <w:tc>
           <w:tcPr>
-            <w:gridSpan w:val="7"/>
+            <w:gridSpan w:val="13"/>
           </w:tcPr>
           <w:p>
             <w:pPr>
@@ -1656,9 +2646,6 @@
       <w:pPr>
         <w:pStyle w:val="FirstParagraph"/>
       </w:pPr>
-      <w:r>
-        <w:t xml:space="preserve"/>
-      </w:r>
     </w:p>
     <w:sectPr/>
   </w:body>
@@ -1691,14 +2678,14 @@
 <file path=word/numbering.xml><?xml version="1.0" encoding="utf-8"?>
 <w:numbering xmlns:w="http://schemas.openxmlformats.org/wordprocessingml/2006/main">
   <w:abstractNum w:abstractNumId="990">
-    <w:nsid w:val="A990"/>
+    <w:nsid w:val="0000A990"/>
     <w:multiLevelType w:val="multilevel"/>
     <w:lvl w:ilvl="0">
       <w:numFmt w:val="bullet"/>
       <w:lvlText w:val=" "/>
       <w:lvlJc w:val="left"/>
       <w:pPr>
-        <w:ind w:left="720" w:hanging="480"/>
+        <w:ind w:left="720" w:hanging="360"/>
       </w:pPr>
     </w:lvl>
     <w:lvl w:ilvl="1">
@@ -1706,7 +2693,7 @@
       <w:lvlText w:val=" "/>
       <w:lvlJc w:val="left"/>
       <w:pPr>
-        <w:ind w:left="1440" w:hanging="480"/>
+        <w:ind w:left="1440" w:hanging="360"/>
       </w:pPr>
     </w:lvl>
     <w:lvl w:ilvl="2">
@@ -1714,7 +2701,7 @@
       <w:lvlText w:val=" "/>
       <w:lvlJc w:val="left"/>
       <w:pPr>
-        <w:ind w:left="2160" w:hanging="480"/>
+        <w:ind w:left="2160" w:hanging="360"/>
       </w:pPr>
     </w:lvl>
     <w:lvl w:ilvl="3">
@@ -1722,7 +2709,7 @@
       <w:lvlText w:val=" "/>
       <w:lvlJc w:val="left"/>
       <w:pPr>
-        <w:ind w:left="2880" w:hanging="480"/>
+        <w:ind w:left="2880" w:hanging="360"/>
       </w:pPr>
     </w:lvl>
     <w:lvl w:ilvl="4">
@@ -1730,7 +2717,7 @@
       <w:lvlText w:val=" "/>
       <w:lvlJc w:val="left"/>
       <w:pPr>
-        <w:ind w:left="3600" w:hanging="480"/>
+        <w:ind w:left="3600" w:hanging="360"/>
       </w:pPr>
     </w:lvl>
     <w:lvl w:ilvl="5">
@@ -1738,7 +2725,7 @@
       <w:lvlText w:val=" "/>
       <w:lvlJc w:val="left"/>
       <w:pPr>
-        <w:ind w:left="4320" w:hanging="480"/>
+        <w:ind w:left="4320" w:hanging="360"/>
       </w:pPr>
     </w:lvl>
     <w:lvl w:ilvl="6">
@@ -1746,7 +2733,7 @@
       <w:lvlText w:val=" "/>
       <w:lvlJc w:val="left"/>
       <w:pPr>
-        <w:ind w:left="5040" w:hanging="480"/>
+        <w:ind w:left="5040" w:hanging="360"/>
       </w:pPr>
     </w:lvl>
     <w:lvl w:ilvl="7">
@@ -1754,7 +2741,7 @@
       <w:lvlText w:val=" "/>
       <w:lvlJc w:val="left"/>
       <w:pPr>
-        <w:ind w:left="5760" w:hanging="480"/>
+        <w:ind w:left="5760" w:hanging="360"/>
       </w:pPr>
     </w:lvl>
     <w:lvl w:ilvl="8">
@@ -1762,7 +2749,7 @@
       <w:lvlText w:val=" "/>
       <w:lvlJc w:val="left"/>
       <w:pPr>
-        <w:ind w:left="6480" w:hanging="480"/>
+        <w:ind w:left="6480" w:hanging="360"/>
       </w:pPr>
     </w:lvl>
   </w:abstractNum>
@@ -1798,10 +2785,10 @@
     <w:name w:val="Body Text"/>
     <w:basedOn w:val="Normal"/>
     <w:link w:val="BodyTextChar"/>
+    <w:qFormat/>
     <w:pPr>
       <w:spacing w:after="180" w:before="180"/>
     </w:pPr>
-    <w:qFormat/>
   </w:style>
   <w:style w:customStyle="1" w:styleId="FirstParagraph" w:type="paragraph">
     <w:name w:val="First Paragraph"/>
@@ -1821,36 +2808,69 @@
     <w:name w:val="Title"/>
     <w:basedOn w:val="Normal"/>
     <w:next w:val="BodyText"/>
+    <w:link w:val="TitleChar"/>
+    <w:uiPriority w:val="10"/>
     <w:qFormat/>
+    <w:rsid w:val="00A10FD9"/>
     <w:pPr>
-      <w:keepNext/>
-      <w:keepLines/>
-      <w:spacing w:after="240" w:before="480"/>
+      <w:spacing w:after="80" w:line="240" w:lineRule="auto"/>
+      <w:contextualSpacing/>
       <w:jc w:val="center"/>
     </w:pPr>
     <w:rPr>
       <w:rFonts w:asciiTheme="majorHAnsi" w:cstheme="majorBidi" w:eastAsiaTheme="majorEastAsia" w:hAnsiTheme="majorHAnsi"/>
-      <w:b/>
-      <w:bCs/>
-      <w:color w:themeColor="accent1" w:themeShade="B5" w:val="345A8A"/>
-      <w:sz w:val="36"/>
-      <w:szCs w:val="36"/>
+      <w:spacing w:val="-10"/>
+      <w:kern w:val="28"/>
+      <w:sz w:val="56"/>
+      <w:szCs w:val="56"/>
+    </w:rPr>
+  </w:style>
+  <w:style w:customStyle="1" w:styleId="TitleChar" w:type="character">
+    <w:name w:val="Title Char"/>
+    <w:basedOn w:val="DefaultParagraphFont"/>
+    <w:link w:val="Title"/>
+    <w:uiPriority w:val="10"/>
+    <w:rsid w:val="00A10FD9"/>
+    <w:rPr>
+      <w:rFonts w:asciiTheme="majorHAnsi" w:cstheme="majorBidi" w:eastAsiaTheme="majorEastAsia" w:hAnsiTheme="majorHAnsi"/>
+      <w:spacing w:val="-10"/>
+      <w:kern w:val="28"/>
+      <w:sz w:val="56"/>
+      <w:szCs w:val="56"/>
     </w:rPr>
   </w:style>
   <w:style w:styleId="Subtitle" w:type="paragraph">
     <w:name w:val="Subtitle"/>
     <w:basedOn w:val="Title"/>
     <w:next w:val="BodyText"/>
+    <w:link w:val="SubtitleChar"/>
+    <w:uiPriority w:val="11"/>
     <w:qFormat/>
+    <w:rsid w:val="00A10FD9"/>
     <w:pPr>
-      <w:keepNext/>
-      <w:keepLines/>
-      <w:spacing w:after="240" w:before="240"/>
-      <w:jc w:val="center"/>
+      <w:numPr>
+        <w:ilvl w:val="1"/>
+      </w:numPr>
     </w:pPr>
     <w:rPr>
-      <w:sz w:val="30"/>
-      <w:szCs w:val="30"/>
+      <w:rFonts w:cstheme="majorBidi" w:eastAsiaTheme="majorEastAsia"/>
+      <w:spacing w:val="15"/>
+      <w:sz w:val="28"/>
+      <w:szCs w:val="28"/>
+    </w:rPr>
+  </w:style>
+  <w:style w:customStyle="1" w:styleId="SubtitleChar" w:type="character">
+    <w:name w:val="Subtitle Char"/>
+    <w:basedOn w:val="DefaultParagraphFont"/>
+    <w:link w:val="Subtitle"/>
+    <w:uiPriority w:val="11"/>
+    <w:rsid w:val="00A10FD9"/>
+    <w:rPr>
+      <w:rFonts w:cstheme="majorBidi" w:eastAsiaTheme="majorEastAsia"/>
+      <w:color w:themeColor="text1" w:themeTint="A6" w:val="595959"/>
+      <w:spacing w:val="15"/>
+      <w:sz w:val="28"/>
+      <w:szCs w:val="28"/>
     </w:rPr>
   </w:style>
   <w:style w:customStyle="1" w:styleId="Author" w:type="paragraph">
@@ -1881,15 +2901,13 @@
     <w:pPr>
       <w:keepNext/>
       <w:keepLines/>
+      <w:spacing w:after="0" w:before="300"/>
       <w:jc w:val="center"/>
-      <w:spacing w:after="0" w:before="300"/>
     </w:pPr>
     <w:rPr>
+      <w:b/>
       <w:sz w:val="20"/>
       <w:szCs w:val="20"/>
-      <w:b/>
-      <w:color w:val="345A8A"/>
-      &gt;
     </w:rPr>
   </w:style>
   <w:style w:customStyle="1" w:styleId="Abstract" w:type="paragraph">
@@ -1916,191 +2934,321 @@
     <w:rPr/>
   </w:style>
   <w:style w:styleId="Heading1" w:type="paragraph">
-    <w:name w:val="Heading 1"/>
+    <w:name w:val="heading 1"/>
     <w:basedOn w:val="Normal"/>
     <w:next w:val="BodyText"/>
+    <w:link w:val="Heading1Char"/>
     <w:uiPriority w:val="9"/>
     <w:qFormat/>
+    <w:rsid w:val="00A10FD9"/>
     <w:pPr>
       <w:keepNext/>
       <w:keepLines/>
-      <w:spacing w:after="0" w:before="480"/>
+      <w:spacing w:after="80" w:before="360"/>
       <w:outlineLvl w:val="0"/>
     </w:pPr>
     <w:rPr>
       <w:rFonts w:asciiTheme="majorHAnsi" w:cstheme="majorBidi" w:eastAsiaTheme="majorEastAsia" w:hAnsiTheme="majorHAnsi"/>
-      <w:b/>
-      <w:bCs/>
-      <w:color w:themeColor="accent1" w:val="4F81BD"/>
-      <w:sz w:val="32"/>
-      <w:szCs w:val="32"/>
+      <w:color w:themeColor="accent1" w:themeShade="BF" w:val="0F4761"/>
+      <w:sz w:val="40"/>
+      <w:szCs w:val="40"/>
     </w:rPr>
   </w:style>
   <w:style w:styleId="Heading2" w:type="paragraph">
-    <w:name w:val="Heading 2"/>
+    <w:name w:val="heading 2"/>
     <w:basedOn w:val="Normal"/>
     <w:next w:val="BodyText"/>
+    <w:link w:val="Heading2Char"/>
     <w:uiPriority w:val="9"/>
+    <w:semiHidden/>
     <w:unhideWhenUsed/>
     <w:qFormat/>
+    <w:rsid w:val="00A10FD9"/>
     <w:pPr>
       <w:keepNext/>
       <w:keepLines/>
-      <w:spacing w:after="0" w:before="200"/>
+      <w:spacing w:after="80" w:before="160"/>
       <w:outlineLvl w:val="1"/>
     </w:pPr>
     <w:rPr>
       <w:rFonts w:asciiTheme="majorHAnsi" w:cstheme="majorBidi" w:eastAsiaTheme="majorEastAsia" w:hAnsiTheme="majorHAnsi"/>
-      <w:b/>
-      <w:bCs/>
-      <w:color w:themeColor="accent1" w:val="4F81BD"/>
-      <w:sz w:val="28"/>
-      <w:szCs w:val="28"/>
+      <w:color w:themeColor="accent1" w:themeShade="BF" w:val="0F4761"/>
+      <w:sz w:val="32"/>
+      <w:szCs w:val="32"/>
     </w:rPr>
   </w:style>
   <w:style w:styleId="Heading3" w:type="paragraph">
-    <w:name w:val="Heading 3"/>
+    <w:name w:val="heading 3"/>
     <w:basedOn w:val="Normal"/>
     <w:next w:val="BodyText"/>
+    <w:link w:val="Heading3Char"/>
     <w:uiPriority w:val="9"/>
+    <w:semiHidden/>
     <w:unhideWhenUsed/>
     <w:qFormat/>
+    <w:rsid w:val="00A10FD9"/>
     <w:pPr>
       <w:keepNext/>
       <w:keepLines/>
-      <w:spacing w:after="0" w:before="200"/>
+      <w:spacing w:after="80" w:before="160"/>
       <w:outlineLvl w:val="2"/>
     </w:pPr>
     <w:rPr>
-      <w:rFonts w:asciiTheme="majorHAnsi" w:cstheme="majorBidi" w:eastAsiaTheme="majorEastAsia" w:hAnsiTheme="majorHAnsi"/>
-      <w:b/>
-      <w:bCs/>
-      <w:color w:themeColor="accent1" w:val="4F81BD"/>
-      <w:sz w:val="24"/>
-      <w:szCs w:val="24"/>
+      <w:rFonts w:cstheme="majorBidi" w:eastAsiaTheme="majorEastAsia"/>
+      <w:color w:themeColor="accent1" w:themeShade="BF" w:val="0F4761"/>
+      <w:sz w:val="28"/>
+      <w:szCs w:val="28"/>
     </w:rPr>
   </w:style>
   <w:style w:styleId="Heading4" w:type="paragraph">
-    <w:name w:val="Heading 4"/>
+    <w:name w:val="heading 4"/>
     <w:basedOn w:val="Normal"/>
     <w:next w:val="BodyText"/>
+    <w:link w:val="Heading4Char"/>
     <w:uiPriority w:val="9"/>
+    <w:semiHidden/>
     <w:unhideWhenUsed/>
     <w:qFormat/>
+    <w:rsid w:val="00A10FD9"/>
     <w:pPr>
       <w:keepNext/>
       <w:keepLines/>
-      <w:spacing w:after="0" w:before="200"/>
+      <w:spacing w:after="40" w:before="80"/>
       <w:outlineLvl w:val="3"/>
     </w:pPr>
     <w:rPr>
-      <w:rFonts w:asciiTheme="majorHAnsi" w:cstheme="majorBidi" w:eastAsiaTheme="majorEastAsia" w:hAnsiTheme="majorHAnsi"/>
+      <w:rFonts w:cstheme="majorBidi" w:eastAsiaTheme="majorEastAsia"/>
       <w:i/>
-      <w:bCs/>
-      <w:color w:themeColor="accent1" w:val="4F81BD"/>
-      <w:sz w:val="24"/>
-      <w:szCs w:val="24"/>
+      <w:iCs/>
+      <w:color w:themeColor="accent1" w:themeShade="BF" w:val="0F4761"/>
     </w:rPr>
   </w:style>
   <w:style w:styleId="Heading5" w:type="paragraph">
-    <w:name w:val="Heading 5"/>
+    <w:name w:val="heading 5"/>
     <w:basedOn w:val="Normal"/>
     <w:next w:val="BodyText"/>
+    <w:link w:val="Heading5Char"/>
     <w:uiPriority w:val="9"/>
+    <w:semiHidden/>
     <w:unhideWhenUsed/>
     <w:qFormat/>
+    <w:rsid w:val="00A10FD9"/>
     <w:pPr>
       <w:keepNext/>
       <w:keepLines/>
-      <w:spacing w:after="0" w:before="200"/>
+      <w:spacing w:after="40" w:before="80"/>
       <w:outlineLvl w:val="4"/>
     </w:pPr>
     <w:rPr>
-      <w:rFonts w:asciiTheme="majorHAnsi" w:cstheme="majorBidi" w:eastAsiaTheme="majorEastAsia" w:hAnsiTheme="majorHAnsi"/>
-      <w:iCs/>
-      <w:color w:themeColor="accent1" w:val="4F81BD"/>
-      <w:sz w:val="24"/>
-      <w:szCs w:val="24"/>
+      <w:rFonts w:cstheme="majorBidi" w:eastAsiaTheme="majorEastAsia"/>
+      <w:color w:themeColor="accent1" w:themeShade="BF" w:val="0F4761"/>
     </w:rPr>
   </w:style>
   <w:style w:styleId="Heading6" w:type="paragraph">
-    <w:name w:val="Heading 6"/>
+    <w:name w:val="heading 6"/>
     <w:basedOn w:val="Normal"/>
     <w:next w:val="BodyText"/>
+    <w:link w:val="Heading6Char"/>
     <w:uiPriority w:val="9"/>
+    <w:semiHidden/>
     <w:unhideWhenUsed/>
     <w:qFormat/>
+    <w:rsid w:val="00A10FD9"/>
     <w:pPr>
       <w:keepNext/>
       <w:keepLines/>
-      <w:spacing w:after="0" w:before="200"/>
+      <w:spacing w:after="0" w:before="40"/>
       <w:outlineLvl w:val="5"/>
     </w:pPr>
     <w:rPr>
-      <w:rFonts w:asciiTheme="majorHAnsi" w:cstheme="majorBidi" w:eastAsiaTheme="majorEastAsia" w:hAnsiTheme="majorHAnsi"/>
-      <w:color w:themeColor="accent1" w:val="4F81BD"/>
-      <w:sz w:val="24"/>
-      <w:szCs w:val="24"/>
+      <w:rFonts w:cstheme="majorBidi" w:eastAsiaTheme="majorEastAsia"/>
+      <w:i/>
+      <w:iCs/>
+      <w:color w:themeColor="text1" w:themeTint="A6" w:val="595959"/>
     </w:rPr>
   </w:style>
   <w:style w:styleId="Heading7" w:type="paragraph">
-    <w:name w:val="Heading 7"/>
+    <w:name w:val="heading 7"/>
     <w:basedOn w:val="Normal"/>
     <w:next w:val="BodyText"/>
+    <w:link w:val="Heading7Char"/>
     <w:uiPriority w:val="9"/>
+    <w:semiHidden/>
     <w:unhideWhenUsed/>
     <w:qFormat/>
+    <w:rsid w:val="00A10FD9"/>
     <w:pPr>
       <w:keepNext/>
       <w:keepLines/>
-      <w:spacing w:after="0" w:before="200"/>
+      <w:spacing w:after="0" w:before="40"/>
       <w:outlineLvl w:val="6"/>
     </w:pPr>
     <w:rPr>
-      <w:rFonts w:asciiTheme="majorHAnsi" w:cstheme="majorBidi" w:eastAsiaTheme="majorEastAsia" w:hAnsiTheme="majorHAnsi"/>
-      <w:color w:themeColor="accent1" w:val="4F81BD"/>
-      <w:sz w:val="24"/>
-      <w:szCs w:val="24"/>
+      <w:rFonts w:cstheme="majorBidi" w:eastAsiaTheme="majorEastAsia"/>
+      <w:color w:themeColor="text1" w:themeTint="A6" w:val="595959"/>
     </w:rPr>
   </w:style>
   <w:style w:styleId="Heading8" w:type="paragraph">
-    <w:name w:val="Heading 8"/>
+    <w:name w:val="heading 8"/>
     <w:basedOn w:val="Normal"/>
     <w:next w:val="BodyText"/>
+    <w:link w:val="Heading8Char"/>
     <w:uiPriority w:val="9"/>
+    <w:semiHidden/>
     <w:unhideWhenUsed/>
     <w:qFormat/>
+    <w:rsid w:val="00A10FD9"/>
     <w:pPr>
       <w:keepNext/>
       <w:keepLines/>
-      <w:spacing w:after="0" w:before="200"/>
+      <w:spacing w:after="0"/>
       <w:outlineLvl w:val="7"/>
     </w:pPr>
     <w:rPr>
-      <w:rFonts w:asciiTheme="majorHAnsi" w:cstheme="majorBidi" w:eastAsiaTheme="majorEastAsia" w:hAnsiTheme="majorHAnsi"/>
-      <w:color w:themeColor="accent1" w:val="4F81BD"/>
-      <w:sz w:val="24"/>
-      <w:szCs w:val="24"/>
+      <w:rFonts w:cstheme="majorBidi" w:eastAsiaTheme="majorEastAsia"/>
+      <w:i/>
+      <w:iCs/>
+      <w:color w:themeColor="text1" w:themeTint="D8" w:val="272727"/>
     </w:rPr>
   </w:style>
   <w:style w:styleId="Heading9" w:type="paragraph">
-    <w:name w:val="Heading 9"/>
+    <w:name w:val="heading 9"/>
     <w:basedOn w:val="Normal"/>
     <w:next w:val="BodyText"/>
+    <w:link w:val="Heading9Char"/>
     <w:uiPriority w:val="9"/>
+    <w:semiHidden/>
     <w:unhideWhenUsed/>
     <w:qFormat/>
+    <w:rsid w:val="00A10FD9"/>
     <w:pPr>
       <w:keepNext/>
       <w:keepLines/>
-      <w:spacing w:after="0" w:before="200"/>
+      <w:spacing w:after="0"/>
       <w:outlineLvl w:val="8"/>
     </w:pPr>
     <w:rPr>
+      <w:rFonts w:cstheme="majorBidi" w:eastAsiaTheme="majorEastAsia"/>
+      <w:color w:themeColor="text1" w:themeTint="D8" w:val="272727"/>
+    </w:rPr>
+  </w:style>
+  <w:style w:customStyle="1" w:styleId="Heading1Char" w:type="character">
+    <w:name w:val="Heading 1 Char"/>
+    <w:basedOn w:val="DefaultParagraphFont"/>
+    <w:link w:val="Heading1"/>
+    <w:uiPriority w:val="9"/>
+    <w:rsid w:val="00A10FD9"/>
+    <w:rPr>
       <w:rFonts w:asciiTheme="majorHAnsi" w:cstheme="majorBidi" w:eastAsiaTheme="majorEastAsia" w:hAnsiTheme="majorHAnsi"/>
-      <w:color w:themeColor="accent1" w:val="4F81BD"/>
-      <w:sz w:val="24"/>
-      <w:szCs w:val="24"/>
+      <w:color w:themeColor="accent1" w:themeShade="BF" w:val="0F4761"/>
+      <w:sz w:val="40"/>
+      <w:szCs w:val="40"/>
+    </w:rPr>
+  </w:style>
+  <w:style w:customStyle="1" w:styleId="Heading2Char" w:type="character">
+    <w:name w:val="Heading 2 Char"/>
+    <w:basedOn w:val="DefaultParagraphFont"/>
+    <w:link w:val="Heading2"/>
+    <w:uiPriority w:val="9"/>
+    <w:semiHidden/>
+    <w:rsid w:val="00A10FD9"/>
+    <w:rPr>
+      <w:rFonts w:asciiTheme="majorHAnsi" w:cstheme="majorBidi" w:eastAsiaTheme="majorEastAsia" w:hAnsiTheme="majorHAnsi"/>
+      <w:color w:themeColor="accent1" w:themeShade="BF" w:val="0F4761"/>
+      <w:sz w:val="32"/>
+      <w:szCs w:val="32"/>
+    </w:rPr>
+  </w:style>
+  <w:style w:customStyle="1" w:styleId="Heading3Char" w:type="character">
+    <w:name w:val="Heading 3 Char"/>
+    <w:basedOn w:val="DefaultParagraphFont"/>
+    <w:link w:val="Heading3"/>
+    <w:uiPriority w:val="9"/>
+    <w:semiHidden/>
+    <w:rsid w:val="00A10FD9"/>
+    <w:rPr>
+      <w:rFonts w:cstheme="majorBidi" w:eastAsiaTheme="majorEastAsia"/>
+      <w:color w:themeColor="accent1" w:themeShade="BF" w:val="0F4761"/>
+      <w:sz w:val="28"/>
+      <w:szCs w:val="28"/>
+    </w:rPr>
+  </w:style>
+  <w:style w:customStyle="1" w:styleId="Heading4Char" w:type="character">
+    <w:name w:val="Heading 4 Char"/>
+    <w:basedOn w:val="DefaultParagraphFont"/>
+    <w:link w:val="Heading4"/>
+    <w:uiPriority w:val="9"/>
+    <w:semiHidden/>
+    <w:rsid w:val="00A10FD9"/>
+    <w:rPr>
+      <w:rFonts w:cstheme="majorBidi" w:eastAsiaTheme="majorEastAsia"/>
+      <w:i/>
+      <w:iCs/>
+      <w:color w:themeColor="accent1" w:themeShade="BF" w:val="0F4761"/>
+    </w:rPr>
+  </w:style>
+  <w:style w:customStyle="1" w:styleId="Heading5Char" w:type="character">
+    <w:name w:val="Heading 5 Char"/>
+    <w:basedOn w:val="DefaultParagraphFont"/>
+    <w:link w:val="Heading5"/>
+    <w:uiPriority w:val="9"/>
+    <w:semiHidden/>
+    <w:rsid w:val="00A10FD9"/>
+    <w:rPr>
+      <w:rFonts w:cstheme="majorBidi" w:eastAsiaTheme="majorEastAsia"/>
+      <w:color w:themeColor="accent1" w:themeShade="BF" w:val="0F4761"/>
+    </w:rPr>
+  </w:style>
+  <w:style w:customStyle="1" w:styleId="Heading6Char" w:type="character">
+    <w:name w:val="Heading 6 Char"/>
+    <w:basedOn w:val="DefaultParagraphFont"/>
+    <w:link w:val="Heading6"/>
+    <w:uiPriority w:val="9"/>
+    <w:semiHidden/>
+    <w:rsid w:val="00A10FD9"/>
+    <w:rPr>
+      <w:rFonts w:cstheme="majorBidi" w:eastAsiaTheme="majorEastAsia"/>
+      <w:i/>
+      <w:iCs/>
+      <w:color w:themeColor="text1" w:themeTint="A6" w:val="595959"/>
+    </w:rPr>
+  </w:style>
+  <w:style w:customStyle="1" w:styleId="Heading7Char" w:type="character">
+    <w:name w:val="Heading 7 Char"/>
+    <w:basedOn w:val="DefaultParagraphFont"/>
+    <w:link w:val="Heading7"/>
+    <w:uiPriority w:val="9"/>
+    <w:semiHidden/>
+    <w:rsid w:val="00A10FD9"/>
+    <w:rPr>
+      <w:rFonts w:cstheme="majorBidi" w:eastAsiaTheme="majorEastAsia"/>
+      <w:color w:themeColor="text1" w:themeTint="A6" w:val="595959"/>
+    </w:rPr>
+  </w:style>
+  <w:style w:customStyle="1" w:styleId="Heading8Char" w:type="character">
+    <w:name w:val="Heading 8 Char"/>
+    <w:basedOn w:val="DefaultParagraphFont"/>
+    <w:link w:val="Heading8"/>
+    <w:uiPriority w:val="9"/>
+    <w:semiHidden/>
+    <w:rsid w:val="00A10FD9"/>
+    <w:rPr>
+      <w:rFonts w:cstheme="majorBidi" w:eastAsiaTheme="majorEastAsia"/>
+      <w:i/>
+      <w:iCs/>
+      <w:color w:themeColor="text1" w:themeTint="D8" w:val="272727"/>
+    </w:rPr>
+  </w:style>
+  <w:style w:customStyle="1" w:styleId="Heading9Char" w:type="character">
+    <w:name w:val="Heading 9 Char"/>
+    <w:basedOn w:val="DefaultParagraphFont"/>
+    <w:link w:val="Heading9"/>
+    <w:uiPriority w:val="9"/>
+    <w:semiHidden/>
+    <w:rsid w:val="00A10FD9"/>
+    <w:rPr>
+      <w:rFonts w:cstheme="majorBidi" w:eastAsiaTheme="majorEastAsia"/>
+      <w:color w:themeColor="text1" w:themeTint="D8" w:val="272727"/>
     </w:rPr>
   </w:style>
   <w:style w:styleId="BlockText" w:type="paragraph">
@@ -2125,8 +3273,8 @@
   </w:style>
   <w:style w:styleId="FootnoteBlockText" w:type="paragraph">
     <w:name w:val="Footnote Block Text"/>
-    <w:basedOn w:val="Footnote Text"/>
-    <w:next w:val="Footnote Text"/>
+    <w:basedOn w:val="FootnoteText"/>
+    <w:next w:val="FootnoteText"/>
     <w:uiPriority w:val="9"/>
     <w:unhideWhenUsed/>
     <w:qFormat/>
@@ -2164,10 +3312,10 @@
         <w:jc w:val="left"/>
       </w:trPr>
       <w:tcPr>
-        <w:vAlign w:val="bottom"/>
         <w:tcBorders>
           <w:bottom w:val="single"/>
         </w:tcBorders>
+        <w:vAlign w:val="bottom"/>
       </w:tcPr>
     </w:tblStylePr>
   </w:style>
@@ -2282,8 +3430,8 @@
     <w:name w:val="KeywordTok"/>
     <w:basedOn w:val="VerbatimChar"/>
     <w:rPr>
+      <w:b/>
       <w:color w:val="007020"/>
-      <w:b/>
     </w:rPr>
   </w:style>
   <w:style w:type="character" w:customStyle="1" w:styleId="DataTypeTok">
@@ -2360,42 +3508,42 @@
     <w:name w:val="ImportTok"/>
     <w:basedOn w:val="VerbatimChar"/>
     <w:rPr>
+      <w:b/>
       <w:color w:val="008000"/>
-      <w:b/>
     </w:rPr>
   </w:style>
   <w:style w:type="character" w:customStyle="1" w:styleId="CommentTok">
     <w:name w:val="CommentTok"/>
     <w:basedOn w:val="VerbatimChar"/>
     <w:rPr>
+      <w:i/>
       <w:color w:val="60a0b0"/>
-      <w:i/>
     </w:rPr>
   </w:style>
   <w:style w:type="character" w:customStyle="1" w:styleId="DocumentationTok">
     <w:name w:val="DocumentationTok"/>
     <w:basedOn w:val="VerbatimChar"/>
     <w:rPr>
+      <w:i/>
       <w:color w:val="ba2121"/>
-      <w:i/>
     </w:rPr>
   </w:style>
   <w:style w:type="character" w:customStyle="1" w:styleId="AnnotationTok">
     <w:name w:val="AnnotationTok"/>
     <w:basedOn w:val="VerbatimChar"/>
     <w:rPr>
-      <w:color w:val="60a0b0"/>
       <w:b/>
       <w:i/>
+      <w:color w:val="60a0b0"/>
     </w:rPr>
   </w:style>
   <w:style w:type="character" w:customStyle="1" w:styleId="CommentVarTok">
     <w:name w:val="CommentVarTok"/>
     <w:basedOn w:val="VerbatimChar"/>
     <w:rPr>
-      <w:color w:val="60a0b0"/>
       <w:b/>
       <w:i/>
+      <w:color w:val="60a0b0"/>
     </w:rPr>
   </w:style>
   <w:style w:type="character" w:customStyle="1" w:styleId="OtherTok">
@@ -2423,8 +3571,8 @@
     <w:name w:val="ControlFlowTok"/>
     <w:basedOn w:val="VerbatimChar"/>
     <w:rPr>
+      <w:b/>
       <w:color w:val="007020"/>
-      <w:b/>
     </w:rPr>
   </w:style>
   <w:style w:type="character" w:customStyle="1" w:styleId="OperatorTok">
@@ -2469,34 +3617,34 @@
     <w:name w:val="InformationTok"/>
     <w:basedOn w:val="VerbatimChar"/>
     <w:rPr>
-      <w:color w:val="60a0b0"/>
       <w:b/>
       <w:i/>
+      <w:color w:val="60a0b0"/>
     </w:rPr>
   </w:style>
   <w:style w:type="character" w:customStyle="1" w:styleId="WarningTok">
     <w:name w:val="WarningTok"/>
     <w:basedOn w:val="VerbatimChar"/>
     <w:rPr>
-      <w:color w:val="60a0b0"/>
       <w:b/>
       <w:i/>
+      <w:color w:val="60a0b0"/>
     </w:rPr>
   </w:style>
   <w:style w:type="character" w:customStyle="1" w:styleId="AlertTok">
     <w:name w:val="AlertTok"/>
     <w:basedOn w:val="VerbatimChar"/>
     <w:rPr>
+      <w:b/>
       <w:color w:val="ff0000"/>
-      <w:b/>
     </w:rPr>
   </w:style>
   <w:style w:type="character" w:customStyle="1" w:styleId="ErrorTok">
     <w:name w:val="ErrorTok"/>
     <w:basedOn w:val="VerbatimChar"/>
     <w:rPr>
+      <w:b/>
       <w:color w:val="ff0000"/>
-      <w:b/>
     </w:rPr>
   </w:style>
   <w:style w:type="character" w:customStyle="1" w:styleId="NormalTok">
@@ -2518,44 +3666,44 @@
         <a:sysClr val="window" lastClr="FFFFFF"/>
       </a:lt1>
       <a:dk2>
-        <a:srgbClr val="1F497D"/>
+        <a:srgbClr val="0E2841"/>
       </a:dk2>
       <a:lt2>
-        <a:srgbClr val="EEECE1"/>
+        <a:srgbClr val="E8E8E8"/>
       </a:lt2>
       <a:accent1>
-        <a:srgbClr val="4F81BD"/>
+        <a:srgbClr val="156082"/>
       </a:accent1>
       <a:accent2>
-        <a:srgbClr val="C0504D"/>
+        <a:srgbClr val="E97132"/>
       </a:accent2>
       <a:accent3>
-        <a:srgbClr val="9BBB59"/>
+        <a:srgbClr val="196B24"/>
       </a:accent3>
       <a:accent4>
-        <a:srgbClr val="8064A2"/>
+        <a:srgbClr val="0F9ED5"/>
       </a:accent4>
       <a:accent5>
-        <a:srgbClr val="4BACC6"/>
+        <a:srgbClr val="A02B93"/>
       </a:accent5>
       <a:accent6>
-        <a:srgbClr val="F79646"/>
+        <a:srgbClr val="4EA72E"/>
       </a:accent6>
       <a:hlink>
-        <a:srgbClr val="0000FF"/>
+        <a:srgbClr val="467886"/>
       </a:hlink>
       <a:folHlink>
-        <a:srgbClr val="800080"/>
+        <a:srgbClr val="96607D"/>
       </a:folHlink>
     </a:clrScheme>
     <a:fontScheme name="Office">
       <a:majorFont>
-        <a:latin typeface="Calibri"/>
+        <a:latin typeface="Aptos Display" panose="02110004020202020204"/>
         <a:ea typeface=""/>
         <a:cs typeface=""/>
-        <a:font script="Jpan" typeface="ＭＳ ゴシック"/>
+        <a:font script="Jpan" typeface="游ゴシック Light"/>
         <a:font script="Hang" typeface="맑은 고딕"/>
-        <a:font script="Hans" typeface="宋体"/>
+        <a:font script="Hans" typeface="等线 Light"/>
         <a:font script="Hant" typeface="新細明體"/>
         <a:font script="Arab" typeface="Times New Roman"/>
         <a:font script="Hebr" typeface="Times New Roman"/>
@@ -2582,14 +3730,32 @@
         <a:font script="Mong" typeface="Mongolian Baiti"/>
         <a:font script="Viet" typeface="Times New Roman"/>
         <a:font script="Uigh" typeface="Microsoft Uighur"/>
+        <a:font script="Geor" typeface="Sylfaen"/>
+        <a:font script="Armn" typeface="Arial"/>
+        <a:font script="Bugi" typeface="Leelawadee UI"/>
+        <a:font script="Bopo" typeface="Microsoft JhengHei"/>
+        <a:font script="Java" typeface="Javanese Text"/>
+        <a:font script="Lisu" typeface="Segoe UI"/>
+        <a:font script="Mymr" typeface="Myanmar Text"/>
+        <a:font script="Nkoo" typeface="Ebrima"/>
+        <a:font script="Olck" typeface="Nirmala UI"/>
+        <a:font script="Osma" typeface="Ebrima"/>
+        <a:font script="Phag" typeface="Phagspa"/>
+        <a:font script="Syrn" typeface="Estrangelo Edessa"/>
+        <a:font script="Syrj" typeface="Estrangelo Edessa"/>
+        <a:font script="Syre" typeface="Estrangelo Edessa"/>
+        <a:font script="Sora" typeface="Nirmala UI"/>
+        <a:font script="Tale" typeface="Microsoft Tai Le"/>
+        <a:font script="Talu" typeface="Microsoft New Tai Lue"/>
+        <a:font script="Tfng" typeface="Ebrima"/>
       </a:majorFont>
       <a:minorFont>
-        <a:latin typeface="Cambria"/>
+        <a:latin typeface="Aptos" panose="02110004020202020204"/>
         <a:ea typeface=""/>
         <a:cs typeface=""/>
-        <a:font script="Jpan" typeface="ＭＳ 明朝"/>
+        <a:font script="Jpan" typeface="游明朝"/>
         <a:font script="Hang" typeface="맑은 고딕"/>
-        <a:font script="Hans" typeface="宋体"/>
+        <a:font script="Hans" typeface="等线"/>
         <a:font script="Hant" typeface="新細明體"/>
         <a:font script="Arab" typeface="Arial"/>
         <a:font script="Hebr" typeface="Arial"/>
@@ -2616,6 +3782,24 @@
         <a:font script="Mong" typeface="Mongolian Baiti"/>
         <a:font script="Viet" typeface="Arial"/>
         <a:font script="Uigh" typeface="Microsoft Uighur"/>
+        <a:font script="Geor" typeface="Sylfaen"/>
+        <a:font script="Armn" typeface="Arial"/>
+        <a:font script="Bugi" typeface="Leelawadee UI"/>
+        <a:font script="Bopo" typeface="Microsoft JhengHei"/>
+        <a:font script="Java" typeface="Javanese Text"/>
+        <a:font script="Lisu" typeface="Segoe UI"/>
+        <a:font script="Mymr" typeface="Myanmar Text"/>
+        <a:font script="Nkoo" typeface="Ebrima"/>
+        <a:font script="Olck" typeface="Nirmala UI"/>
+        <a:font script="Osma" typeface="Ebrima"/>
+        <a:font script="Phag" typeface="Phagspa"/>
+        <a:font script="Syrn" typeface="Estrangelo Edessa"/>
+        <a:font script="Syrj" typeface="Estrangelo Edessa"/>
+        <a:font script="Syre" typeface="Estrangelo Edessa"/>
+        <a:font script="Sora" typeface="Nirmala UI"/>
+        <a:font script="Tale" typeface="Microsoft Tai Le"/>
+        <a:font script="Talu" typeface="Microsoft New Tai Lue"/>
+        <a:font script="Tfng" typeface="Ebrima"/>
       </a:minorFont>
     </a:fontScheme>
     <a:fmtScheme name="Office">
@@ -2627,200 +3811,141 @@
           <a:gsLst>
             <a:gs pos="0">
               <a:schemeClr val="phClr">
-                <a:tint val="50000"/>
-                <a:satMod val="300000"/>
+                <a:lumMod val="110000"/>
+                <a:satMod val="105000"/>
+                <a:tint val="67000"/>
               </a:schemeClr>
             </a:gs>
-            <a:gs pos="35000">
+            <a:gs pos="50000">
               <a:schemeClr val="phClr">
-                <a:tint val="37000"/>
-                <a:satMod val="300000"/>
+                <a:lumMod val="105000"/>
+                <a:satMod val="103000"/>
+                <a:tint val="73000"/>
               </a:schemeClr>
             </a:gs>
             <a:gs pos="100000">
               <a:schemeClr val="phClr">
-                <a:tint val="15000"/>
-                <a:satMod val="350000"/>
+                <a:lumMod val="105000"/>
+                <a:satMod val="109000"/>
+                <a:tint val="81000"/>
               </a:schemeClr>
             </a:gs>
           </a:gsLst>
-          <a:lin ang="16200000" scaled="1"/>
+          <a:lin ang="5400000" scaled="0"/>
         </a:gradFill>
         <a:gradFill rotWithShape="1">
           <a:gsLst>
             <a:gs pos="0">
               <a:schemeClr val="phClr">
-                <a:tint val="100000"/>
+                <a:satMod val="103000"/>
+                <a:lumMod val="102000"/>
+                <a:tint val="94000"/>
+              </a:schemeClr>
+            </a:gs>
+            <a:gs pos="50000">
+              <a:schemeClr val="phClr">
+                <a:satMod val="110000"/>
+                <a:lumMod val="100000"/>
                 <a:shade val="100000"/>
-                <a:satMod val="130000"/>
               </a:schemeClr>
             </a:gs>
             <a:gs pos="100000">
               <a:schemeClr val="phClr">
-                <a:tint val="50000"/>
-                <a:shade val="100000"/>
-                <a:satMod val="350000"/>
+                <a:lumMod val="99000"/>
+                <a:satMod val="120000"/>
+                <a:shade val="78000"/>
               </a:schemeClr>
             </a:gs>
           </a:gsLst>
-          <a:lin ang="16200000" scaled="0"/>
+          <a:lin ang="5400000" scaled="0"/>
         </a:gradFill>
       </a:fillStyleLst>
       <a:lnStyleLst>
-        <a:ln w="9525" cap="flat" cmpd="sng" algn="ctr">
-          <a:solidFill>
-            <a:schemeClr val="phClr">
-              <a:shade val="95000"/>
-              <a:satMod val="105000"/>
-            </a:schemeClr>
-          </a:solidFill>
-          <a:prstDash val="solid"/>
-        </a:ln>
-        <a:ln w="25400" cap="flat" cmpd="sng" algn="ctr">
+        <a:ln w="6350" cap="flat" cmpd="sng" algn="ctr">
           <a:solidFill>
             <a:schemeClr val="phClr"/>
           </a:solidFill>
           <a:prstDash val="solid"/>
+          <a:miter lim="800000"/>
         </a:ln>
-        <a:ln w="38100" cap="flat" cmpd="sng" algn="ctr">
+        <a:ln w="12700" cap="flat" cmpd="sng" algn="ctr">
           <a:solidFill>
             <a:schemeClr val="phClr"/>
           </a:solidFill>
           <a:prstDash val="solid"/>
+          <a:miter lim="800000"/>
+        </a:ln>
+        <a:ln w="19050" cap="flat" cmpd="sng" algn="ctr">
+          <a:solidFill>
+            <a:schemeClr val="phClr"/>
+          </a:solidFill>
+          <a:prstDash val="solid"/>
+          <a:miter lim="800000"/>
         </a:ln>
       </a:lnStyleLst>
       <a:effectStyleLst>
         <a:effectStyle>
+          <a:effectLst/>
+        </a:effectStyle>
+        <a:effectStyle>
+          <a:effectLst/>
+        </a:effectStyle>
+        <a:effectStyle>
           <a:effectLst>
-            <a:outerShdw blurRad="40000" dist="20000" dir="5400000" rotWithShape="0">
+            <a:outerShdw blurRad="57150" dist="19050" dir="5400000" algn="ctr" rotWithShape="0">
               <a:srgbClr val="000000">
-                <a:alpha val="38000"/>
+                <a:alpha val="63000"/>
               </a:srgbClr>
             </a:outerShdw>
           </a:effectLst>
-        </a:effectStyle>
-        <a:effectStyle>
-          <a:effectLst>
-            <a:outerShdw blurRad="40000" dist="23000" dir="5400000" rotWithShape="0">
-              <a:srgbClr val="000000">
-                <a:alpha val="35000"/>
-              </a:srgbClr>
-            </a:outerShdw>
-          </a:effectLst>
-        </a:effectStyle>
-        <a:effectStyle>
-          <a:effectLst>
-            <a:outerShdw blurRad="40000" dist="23000" dir="5400000" rotWithShape="0">
-              <a:srgbClr val="000000">
-                <a:alpha val="35000"/>
-              </a:srgbClr>
-            </a:outerShdw>
-          </a:effectLst>
-          <a:scene3d>
-            <a:camera prst="orthographicFront">
-              <a:rot lat="0" lon="0" rev="0"/>
-            </a:camera>
-            <a:lightRig rig="threePt" dir="t">
-              <a:rot lat="0" lon="0" rev="1200000"/>
-            </a:lightRig>
-          </a:scene3d>
-          <a:sp3d>
-            <a:bevelT w="63500" h="25400"/>
-          </a:sp3d>
         </a:effectStyle>
       </a:effectStyleLst>
       <a:bgFillStyleLst>
         <a:solidFill>
           <a:schemeClr val="phClr"/>
         </a:solidFill>
+        <a:solidFill>
+          <a:schemeClr val="phClr">
+            <a:tint val="95000"/>
+            <a:satMod val="170000"/>
+          </a:schemeClr>
+        </a:solidFill>
         <a:gradFill rotWithShape="1">
           <a:gsLst>
             <a:gs pos="0">
               <a:schemeClr val="phClr">
-                <a:tint val="40000"/>
-                <a:satMod val="350000"/>
+                <a:tint val="93000"/>
+                <a:satMod val="150000"/>
+                <a:shade val="98000"/>
+                <a:lumMod val="102000"/>
               </a:schemeClr>
             </a:gs>
-            <a:gs pos="40000">
+            <a:gs pos="50000">
               <a:schemeClr val="phClr">
-                <a:tint val="45000"/>
-                <a:shade val="99000"/>
-                <a:satMod val="350000"/>
+                <a:tint val="98000"/>
+                <a:satMod val="130000"/>
+                <a:shade val="90000"/>
+                <a:lumMod val="103000"/>
               </a:schemeClr>
             </a:gs>
             <a:gs pos="100000">
               <a:schemeClr val="phClr">
-                <a:shade val="20000"/>
-                <a:satMod val="255000"/>
+                <a:shade val="63000"/>
+                <a:satMod val="120000"/>
               </a:schemeClr>
             </a:gs>
           </a:gsLst>
-          <a:path path="circle">
-            <a:fillToRect l="50000" t="-80000" r="50000" b="180000"/>
-          </a:path>
-        </a:gradFill>
-        <a:gradFill rotWithShape="1">
-          <a:gsLst>
-            <a:gs pos="0">
-              <a:schemeClr val="phClr">
-                <a:tint val="80000"/>
-                <a:satMod val="300000"/>
-              </a:schemeClr>
-            </a:gs>
-            <a:gs pos="100000">
-              <a:schemeClr val="phClr">
-                <a:shade val="30000"/>
-                <a:satMod val="200000"/>
-              </a:schemeClr>
-            </a:gs>
-          </a:gsLst>
-          <a:path path="circle">
-            <a:fillToRect l="50000" t="50000" r="50000" b="50000"/>
-          </a:path>
+          <a:lin ang="5400000" scaled="0"/>
         </a:gradFill>
       </a:bgFillStyleLst>
     </a:fmtScheme>
   </a:themeElements>
-  <a:objectDefaults>
-    <a:spDef>
-      <a:spPr/>
-      <a:bodyPr/>
-      <a:lstStyle/>
-      <a:style>
-        <a:lnRef idx="1">
-          <a:schemeClr val="accent1"/>
-        </a:lnRef>
-        <a:fillRef idx="3">
-          <a:schemeClr val="accent1"/>
-        </a:fillRef>
-        <a:effectRef idx="2">
-          <a:schemeClr val="accent1"/>
-        </a:effectRef>
-        <a:fontRef idx="minor">
-          <a:schemeClr val="lt1"/>
-        </a:fontRef>
-      </a:style>
-    </a:spDef>
-    <a:lnDef>
-      <a:spPr/>
-      <a:bodyPr/>
-      <a:lstStyle/>
-      <a:style>
-        <a:lnRef idx="2">
-          <a:schemeClr val="accent1"/>
-        </a:lnRef>
-        <a:fillRef idx="0">
-          <a:schemeClr val="accent1"/>
-        </a:fillRef>
-        <a:effectRef idx="1">
-          <a:schemeClr val="accent1"/>
-        </a:effectRef>
-        <a:fontRef idx="minor">
-          <a:schemeClr val="tx1"/>
-        </a:fontRef>
-      </a:style>
-    </a:lnDef>
-  </a:objectDefaults>
+  <a:objectDefaults/>
   <a:extraClrSchemeLst/>
+  <a:extLst>
+    <a:ext uri="{05A4C25C-085E-4340-85A3-A5531E510DB2}">
+      <thm15:themeFamily xmlns:thm15="http://schemas.microsoft.com/office/thememl/2012/main" name="Office Theme" id="{2E142A2C-CD16-42D6-873A-C26D2A0506FA}" vid="{1BDDFF52-6CD6-40A5-AB3C-68EB2F1E4D0A}"/>
+    </a:ext>
+  </a:extLst>
 </a:theme>
 </file>
--- a/Output/parental_care_adjusted_strat.docx
+++ b/Output/parental_care_adjusted_strat.docx
@@ -50,7 +50,7 @@
           <w:sz w:val="24"/>
           <w:color w:val="333333"/>
         </w:rPr>
-        <w:t xml:space="preserve">S5 Table. Associations of three temperature variables with nestling mass, assessed in separate models stratified by levels of parental feeding, for wild barn swallows in Boulder County, CO.</w:t>
+        <w:t xml:space="preserve">S5 Table. Associations of three temperature variables with nestling mass, assessed in separate models stratified by two levels of parental feeding, for wild barn swallows in Boulder County, CO.</w:t>
       </w:r>
       <w:r>
         <w:rPr>
@@ -58,7 +58,7 @@
           <w:sz w:val="24"/>
           <w:color w:val="333333"/>
         </w:rPr>
-        <w:t xml:space="preserve"> Temperature variability is defined as the interquartile range. For each temperature variable, results are provided for unadjusted and adjusted models. Sample size for each stratum is provided in the header (n). For each model, the table provides the effect size and 95% confidence interval for temperature effects (β (95% CI)), and the corresponding t-value, degrees of freedom, and p-value from a two-tailed t-test using a Satterthwaite degree of freedom estimation.</w:t>
+        <w:t xml:space="preserve"> Temperature variability is defined as the interquartile range. For each temperature variable, results are provided for unadjusted and adjusted models. Sample size for each stratum is provided in the header (n). For each model, the table provides the effect size and 95% confidence interval for temperature effects (β (95% CI)), and the corresponding degrees of freedom, t-value, and p-value from a two-tailed t-test using a Satterthwaite degree of freedom estimation.</w:t>
       </w:r>
     </w:p>
     <w:tbl xmlns:w="http://schemas.openxmlformats.org/wordprocessingml/2006/main" xmlns:wp="http://schemas.openxmlformats.org/drawingml/2006/wordprocessingDrawing" xmlns:r="http://schemas.openxmlformats.org/officeDocument/2006/relationships" xmlns:w14="http://schemas.microsoft.com/office/word/2010/wordml">
@@ -123,7 +123,7 @@
                 <w:rFonts w:ascii="Calibri" w:hAnsi="Calibri"/>
                 <w:sz w:val="20"/>
               </w:rPr>
-              <w:t xml:space="default">Low parental feeding models (n = 35)</w:t>
+              <w:t xml:space="default">Low parental feeding models (n = 51)</w:t>
             </w:r>
           </w:p>
         </w:tc>
@@ -132,6 +132,7 @@
             <w:tcBorders>
               <w:top w:val="single" w:sz="16" w:space="0" w:color="D3D3D3"/>
               <w:bottom w:val="single" w:sz="16" w:space="0" w:color="D3D3D3"/>
+              <w:end w:val="single" w:space="0" w:color="D3D3D3"/>
             </w:tcBorders>
             <w:gridSpan w:val="4"/>
           </w:tcPr>
@@ -146,31 +147,7 @@
                 <w:rFonts w:ascii="Calibri" w:hAnsi="Calibri"/>
                 <w:sz w:val="20"/>
               </w:rPr>
-              <w:t xml:space="default">Medium parental feeding models (n = 36)</w:t>
-            </w:r>
-          </w:p>
-        </w:tc>
-        <w:tc>
-          <w:tcPr>
-            <w:tcBorders>
-              <w:top w:val="single" w:sz="16" w:space="0" w:color="D3D3D3"/>
-              <w:bottom w:val="single" w:sz="16" w:space="0" w:color="D3D3D3"/>
-              <w:end w:val="single" w:space="0" w:color="D3D3D3"/>
-            </w:tcBorders>
-            <w:gridSpan w:val="4"/>
-          </w:tcPr>
-          <w:p>
-            <w:pPr>
-              <w:spacing w:before="0" w:after="60"/>
-              <w:keepNext/>
-              <w:jc w:val="center"/>
-            </w:pPr>
-            <w:r>
-              <w:rPr>
-                <w:rFonts w:ascii="Calibri" w:hAnsi="Calibri"/>
-                <w:sz w:val="20"/>
-              </w:rPr>
-              <w:t xml:space="default">High parental feeding models (n = 35)</w:t>
+              <w:t xml:space="default">High parental feeding models (n = 55)</w:t>
             </w:r>
           </w:p>
         </w:tc>
@@ -286,100 +263,7 @@
             <w:pPr>
               <w:spacing w:before="0" w:after="60"/>
               <w:keepNext/>
-              <w:jc w:val="end"/>
-            </w:pPr>
-            <w:r>
-              <w:rPr>
-                <w:rFonts w:ascii="Calibri" w:hAnsi="Calibri"/>
-                <w:sz w:val="20"/>
-              </w:rPr>
-              <w:t xml:space="default">p-value</w:t>
-            </w:r>
-          </w:p>
-        </w:tc>
-        <w:tc>
-          <w:tcPr>
-            <w:tcBorders>
-              <w:bottom w:val="single" w:sz="16" w:space="0" w:color="D3D3D3"/>
-            </w:tcBorders>
-          </w:tcPr>
-          <w:p>
-            <w:pPr>
-              <w:spacing w:before="0" w:after="60"/>
-              <w:keepNext/>
-              <w:jc w:val="end"/>
-            </w:pPr>
-            <w:r>
-              <w:rPr>
-                <w:rFonts w:ascii="Calibri" w:hAnsi="Calibri"/>
-                <w:sz w:val="20"/>
-              </w:rPr>
-              <w:t xml:space="default">β (95% CI)</w:t>
-            </w:r>
-            <w:r>
-              <w:rPr>
-                <w:vertAlign w:val="superscript"/>
-                <w:i/>
-                <w:rFonts w:ascii="Calibri" w:hAnsi="Calibri"/>
-                <w:sz w:val="20"/>
-              </w:rPr>
-              <w:t xml:space="default">1</w:t>
-            </w:r>
-          </w:p>
-        </w:tc>
-        <w:tc>
-          <w:tcPr>
-            <w:tcBorders>
-              <w:bottom w:val="single" w:sz="16" w:space="0" w:color="D3D3D3"/>
-            </w:tcBorders>
-          </w:tcPr>
-          <w:p>
-            <w:pPr>
-              <w:spacing w:before="0" w:after="60"/>
-              <w:keepNext/>
-              <w:jc w:val="end"/>
-            </w:pPr>
-            <w:r>
-              <w:rPr>
-                <w:rFonts w:ascii="Calibri" w:hAnsi="Calibri"/>
-                <w:sz w:val="20"/>
-              </w:rPr>
-              <w:t xml:space="default">DF</w:t>
-            </w:r>
-          </w:p>
-        </w:tc>
-        <w:tc>
-          <w:tcPr>
-            <w:tcBorders>
-              <w:bottom w:val="single" w:sz="16" w:space="0" w:color="D3D3D3"/>
-            </w:tcBorders>
-          </w:tcPr>
-          <w:p>
-            <w:pPr>
-              <w:spacing w:before="0" w:after="60"/>
-              <w:keepNext/>
-              <w:jc w:val="end"/>
-            </w:pPr>
-            <w:r>
-              <w:rPr>
-                <w:rFonts w:ascii="Calibri" w:hAnsi="Calibri"/>
-                <w:sz w:val="20"/>
-              </w:rPr>
-              <w:t xml:space="default">t-value</w:t>
-            </w:r>
-          </w:p>
-        </w:tc>
-        <w:tc>
-          <w:tcPr>
-            <w:tcBorders>
-              <w:bottom w:val="single" w:sz="16" w:space="0" w:color="D3D3D3"/>
-            </w:tcBorders>
-          </w:tcPr>
-          <w:p>
-            <w:pPr>
-              <w:spacing w:before="0" w:after="60"/>
-              <w:keepNext/>
-              <w:jc w:val="end"/>
+              <w:jc w:val="start"/>
             </w:pPr>
             <w:r>
               <w:rPr>
@@ -500,7 +384,7 @@
             <w:tcMar>
               <w:top w:w="25" w:type="dxa"/>
             </w:tcMar>
-            <w:gridSpan w:val="13"/>
+            <w:gridSpan w:val="9"/>
           </w:tcPr>
           <w:p>
             <w:pPr>
@@ -566,271 +450,175 @@
                 <w:rFonts w:ascii="Calibri" w:hAnsi="Calibri"/>
                 <w:sz w:val="20"/>
               </w:rPr>
-              <w:t xml:space="default">0.96 (-0.09, 1.99)</w:t>
-            </w:r>
-          </w:p>
-        </w:tc>
-        <w:tc>
-          <w:tcPr>
-            <w:tcBorders>
-              <w:top w:val="single" w:space="0" w:color="D3D3D3"/>
-              <w:bottom w:val="single" w:space="0" w:color="D3D3D3"/>
-              <w:start w:val="single" w:space="0" w:color="D3D3D3"/>
-              <w:end w:val="single" w:space="0" w:color="D3D3D3"/>
-            </w:tcBorders>
-          </w:tcPr>
-          <w:p>
-            <w:pPr>
-              <w:spacing w:before="0" w:after="60"/>
-              <w:keepNext/>
-              <w:jc w:val="end"/>
-            </w:pPr>
-            <w:r>
-              <w:rPr>
-                <w:rFonts w:ascii="Calibri" w:hAnsi="Calibri"/>
-                <w:sz w:val="20"/>
-              </w:rPr>
-              <w:t xml:space="default">7.98</w:t>
-            </w:r>
-          </w:p>
-        </w:tc>
-        <w:tc>
-          <w:tcPr>
-            <w:tcBorders>
-              <w:top w:val="single" w:space="0" w:color="D3D3D3"/>
-              <w:bottom w:val="single" w:space="0" w:color="D3D3D3"/>
-              <w:start w:val="single" w:space="0" w:color="D3D3D3"/>
-              <w:end w:val="single" w:space="0" w:color="D3D3D3"/>
-            </w:tcBorders>
-          </w:tcPr>
-          <w:p>
-            <w:pPr>
-              <w:spacing w:before="0" w:after="60"/>
-              <w:keepNext/>
-              <w:jc w:val="end"/>
-            </w:pPr>
-            <w:r>
-              <w:rPr>
-                <w:rFonts w:ascii="Calibri" w:hAnsi="Calibri"/>
-                <w:sz w:val="20"/>
-              </w:rPr>
-              <w:t xml:space="default">1.77</w:t>
-            </w:r>
-          </w:p>
-        </w:tc>
-        <w:tc>
-          <w:tcPr>
-            <w:tcBorders>
-              <w:top w:val="single" w:space="0" w:color="D3D3D3"/>
-              <w:bottom w:val="single" w:space="0" w:color="D3D3D3"/>
-              <w:start w:val="single" w:space="0" w:color="D3D3D3"/>
-              <w:end w:val="single" w:space="0" w:color="D3D3D3"/>
-            </w:tcBorders>
-          </w:tcPr>
-          <w:p>
-            <w:pPr>
-              <w:spacing w:before="0" w:after="60"/>
-              <w:keepNext/>
-              <w:jc w:val="end"/>
-            </w:pPr>
-            <w:r>
-              <w:rPr>
-                <w:rFonts w:ascii="Calibri" w:hAnsi="Calibri"/>
-                <w:sz w:val="20"/>
-              </w:rPr>
-              <w:t xml:space="default">0.12</w:t>
-            </w:r>
-          </w:p>
-        </w:tc>
-        <w:tc>
-          <w:tcPr>
-            <w:tcBorders>
-              <w:top w:val="single" w:space="0" w:color="D3D3D3"/>
-              <w:bottom w:val="single" w:space="0" w:color="D3D3D3"/>
-              <w:start w:val="single" w:space="0" w:color="D3D3D3"/>
-              <w:end w:val="single" w:space="0" w:color="D3D3D3"/>
-            </w:tcBorders>
-          </w:tcPr>
-          <w:p>
-            <w:pPr>
-              <w:spacing w:before="0" w:after="60"/>
-              <w:keepNext/>
-              <w:jc w:val="end"/>
-            </w:pPr>
-            <w:r>
-              <w:rPr>
-                <w:rFonts w:ascii="Calibri" w:hAnsi="Calibri"/>
-                <w:sz w:val="20"/>
-              </w:rPr>
-              <w:t xml:space="default">1.89 (0.68, 3.04)</w:t>
-            </w:r>
-          </w:p>
-        </w:tc>
-        <w:tc>
-          <w:tcPr>
-            <w:tcBorders>
-              <w:top w:val="single" w:space="0" w:color="D3D3D3"/>
-              <w:bottom w:val="single" w:space="0" w:color="D3D3D3"/>
-              <w:start w:val="single" w:space="0" w:color="D3D3D3"/>
-              <w:end w:val="single" w:space="0" w:color="D3D3D3"/>
-            </w:tcBorders>
-          </w:tcPr>
-          <w:p>
-            <w:pPr>
-              <w:spacing w:before="0" w:after="60"/>
-              <w:keepNext/>
-              <w:jc w:val="end"/>
-            </w:pPr>
-            <w:r>
-              <w:rPr>
-                <w:rFonts w:ascii="Calibri" w:hAnsi="Calibri"/>
-                <w:sz w:val="20"/>
-              </w:rPr>
-              <w:t xml:space="default">9.13</w:t>
-            </w:r>
-          </w:p>
-        </w:tc>
-        <w:tc>
-          <w:tcPr>
-            <w:tcBorders>
-              <w:top w:val="single" w:space="0" w:color="D3D3D3"/>
-              <w:bottom w:val="single" w:space="0" w:color="D3D3D3"/>
-              <w:start w:val="single" w:space="0" w:color="D3D3D3"/>
-              <w:end w:val="single" w:space="0" w:color="D3D3D3"/>
-            </w:tcBorders>
-          </w:tcPr>
-          <w:p>
-            <w:pPr>
-              <w:spacing w:before="0" w:after="60"/>
-              <w:keepNext/>
-              <w:jc w:val="end"/>
-            </w:pPr>
-            <w:r>
-              <w:rPr>
-                <w:rFonts w:ascii="Calibri" w:hAnsi="Calibri"/>
-                <w:sz w:val="20"/>
-              </w:rPr>
-              <w:t xml:space="default">3.23</w:t>
-            </w:r>
-          </w:p>
-        </w:tc>
-        <w:tc>
-          <w:tcPr>
-            <w:tcBorders>
-              <w:top w:val="single" w:space="0" w:color="D3D3D3"/>
-              <w:bottom w:val="single" w:space="0" w:color="D3D3D3"/>
-              <w:start w:val="single" w:space="0" w:color="D3D3D3"/>
-              <w:end w:val="single" w:space="0" w:color="D3D3D3"/>
-            </w:tcBorders>
-          </w:tcPr>
-          <w:p>
-            <w:pPr>
-              <w:spacing w:before="0" w:after="60"/>
-              <w:keepNext/>
-              <w:jc w:val="end"/>
-            </w:pPr>
-            <w:r>
-              <w:rPr>
-                <w:rFonts w:ascii="Calibri" w:hAnsi="Calibri"/>
-                <w:sz w:val="20"/>
-              </w:rPr>
-              <w:t xml:space="default">0.01</w:t>
-            </w:r>
-          </w:p>
-        </w:tc>
-        <w:tc>
-          <w:tcPr>
-            <w:tcBorders>
-              <w:top w:val="single" w:space="0" w:color="D3D3D3"/>
-              <w:bottom w:val="single" w:space="0" w:color="D3D3D3"/>
-              <w:start w:val="single" w:space="0" w:color="D3D3D3"/>
-              <w:end w:val="single" w:space="0" w:color="D3D3D3"/>
-            </w:tcBorders>
-          </w:tcPr>
-          <w:p>
-            <w:pPr>
-              <w:spacing w:before="0" w:after="60"/>
-              <w:keepNext/>
-              <w:jc w:val="end"/>
-            </w:pPr>
-            <w:r>
-              <w:rPr>
-                <w:rFonts w:ascii="Calibri" w:hAnsi="Calibri"/>
-                <w:sz w:val="20"/>
-              </w:rPr>
-              <w:t xml:space="default">-0.2 (-1.03, 0.6)</w:t>
-            </w:r>
-          </w:p>
-        </w:tc>
-        <w:tc>
-          <w:tcPr>
-            <w:tcBorders>
-              <w:top w:val="single" w:space="0" w:color="D3D3D3"/>
-              <w:bottom w:val="single" w:space="0" w:color="D3D3D3"/>
-              <w:start w:val="single" w:space="0" w:color="D3D3D3"/>
-              <w:end w:val="single" w:space="0" w:color="D3D3D3"/>
-            </w:tcBorders>
-          </w:tcPr>
-          <w:p>
-            <w:pPr>
-              <w:spacing w:before="0" w:after="60"/>
-              <w:keepNext/>
-              <w:jc w:val="end"/>
-            </w:pPr>
-            <w:r>
-              <w:rPr>
-                <w:rFonts w:ascii="Calibri" w:hAnsi="Calibri"/>
-                <w:sz w:val="20"/>
-              </w:rPr>
-              <w:t xml:space="default">7.03</w:t>
-            </w:r>
-          </w:p>
-        </w:tc>
-        <w:tc>
-          <w:tcPr>
-            <w:tcBorders>
-              <w:top w:val="single" w:space="0" w:color="D3D3D3"/>
-              <w:bottom w:val="single" w:space="0" w:color="D3D3D3"/>
-              <w:start w:val="single" w:space="0" w:color="D3D3D3"/>
-              <w:end w:val="single" w:space="0" w:color="D3D3D3"/>
-            </w:tcBorders>
-          </w:tcPr>
-          <w:p>
-            <w:pPr>
-              <w:spacing w:before="0" w:after="60"/>
-              <w:keepNext/>
-              <w:jc w:val="end"/>
-            </w:pPr>
-            <w:r>
-              <w:rPr>
-                <w:rFonts w:ascii="Calibri" w:hAnsi="Calibri"/>
-                <w:sz w:val="20"/>
-              </w:rPr>
-              <w:t xml:space="default">-0.49</w:t>
-            </w:r>
-          </w:p>
-        </w:tc>
-        <w:tc>
-          <w:tcPr>
-            <w:tcBorders>
-              <w:top w:val="single" w:space="0" w:color="D3D3D3"/>
-              <w:bottom w:val="single" w:space="0" w:color="D3D3D3"/>
-              <w:start w:val="single" w:space="0" w:color="D3D3D3"/>
-              <w:end w:val="single" w:space="0" w:color="D3D3D3"/>
-            </w:tcBorders>
-          </w:tcPr>
-          <w:p>
-            <w:pPr>
-              <w:spacing w:before="0" w:after="60"/>
-              <w:keepNext/>
-              <w:jc w:val="end"/>
-            </w:pPr>
-            <w:r>
-              <w:rPr>
-                <w:rFonts w:ascii="Calibri" w:hAnsi="Calibri"/>
-                <w:sz w:val="20"/>
-              </w:rPr>
-              <w:t xml:space="default">0.64</w:t>
+              <w:t xml:space="default">1.95 (1, 2.93)</w:t>
+            </w:r>
+          </w:p>
+        </w:tc>
+        <w:tc>
+          <w:tcPr>
+            <w:tcBorders>
+              <w:top w:val="single" w:space="0" w:color="D3D3D3"/>
+              <w:bottom w:val="single" w:space="0" w:color="D3D3D3"/>
+              <w:start w:val="single" w:space="0" w:color="D3D3D3"/>
+              <w:end w:val="single" w:space="0" w:color="D3D3D3"/>
+            </w:tcBorders>
+          </w:tcPr>
+          <w:p>
+            <w:pPr>
+              <w:spacing w:before="0" w:after="60"/>
+              <w:keepNext/>
+              <w:jc w:val="end"/>
+            </w:pPr>
+            <w:r>
+              <w:rPr>
+                <w:rFonts w:ascii="Calibri" w:hAnsi="Calibri"/>
+                <w:sz w:val="20"/>
+              </w:rPr>
+              <w:t xml:space="default">12.93</w:t>
+            </w:r>
+          </w:p>
+        </w:tc>
+        <w:tc>
+          <w:tcPr>
+            <w:tcBorders>
+              <w:top w:val="single" w:space="0" w:color="D3D3D3"/>
+              <w:bottom w:val="single" w:space="0" w:color="D3D3D3"/>
+              <w:start w:val="single" w:space="0" w:color="D3D3D3"/>
+              <w:end w:val="single" w:space="0" w:color="D3D3D3"/>
+            </w:tcBorders>
+          </w:tcPr>
+          <w:p>
+            <w:pPr>
+              <w:spacing w:before="0" w:after="60"/>
+              <w:keepNext/>
+              <w:jc w:val="end"/>
+            </w:pPr>
+            <w:r>
+              <w:rPr>
+                <w:rFonts w:ascii="Calibri" w:hAnsi="Calibri"/>
+                <w:sz w:val="20"/>
+              </w:rPr>
+              <w:t xml:space="default">4.08</w:t>
+            </w:r>
+          </w:p>
+        </w:tc>
+        <w:tc>
+          <w:tcPr>
+            <w:tcBorders>
+              <w:top w:val="single" w:space="0" w:color="D3D3D3"/>
+              <w:bottom w:val="single" w:space="0" w:color="D3D3D3"/>
+              <w:start w:val="single" w:space="0" w:color="D3D3D3"/>
+              <w:end w:val="single" w:space="0" w:color="D3D3D3"/>
+            </w:tcBorders>
+          </w:tcPr>
+          <w:p>
+            <w:pPr>
+              <w:spacing w:before="0" w:after="60"/>
+              <w:keepNext/>
+              <w:jc w:val="start"/>
+            </w:pPr>
+            <w:r>
+              <w:rPr>
+                <w:rFonts w:ascii="Calibri" w:hAnsi="Calibri"/>
+                <w:sz w:val="20"/>
+              </w:rPr>
+              <w:t xml:space="default">0.001</w:t>
+            </w:r>
+          </w:p>
+        </w:tc>
+        <w:tc>
+          <w:tcPr>
+            <w:tcBorders>
+              <w:top w:val="single" w:space="0" w:color="D3D3D3"/>
+              <w:bottom w:val="single" w:space="0" w:color="D3D3D3"/>
+              <w:start w:val="single" w:space="0" w:color="D3D3D3"/>
+              <w:end w:val="single" w:space="0" w:color="D3D3D3"/>
+            </w:tcBorders>
+          </w:tcPr>
+          <w:p>
+            <w:pPr>
+              <w:spacing w:before="0" w:after="60"/>
+              <w:keepNext/>
+              <w:jc w:val="end"/>
+            </w:pPr>
+            <w:r>
+              <w:rPr>
+                <w:rFonts w:ascii="Calibri" w:hAnsi="Calibri"/>
+                <w:sz w:val="20"/>
+              </w:rPr>
+              <w:t xml:space="default">0.17 (-0.65, 1.1)</w:t>
+            </w:r>
+          </w:p>
+        </w:tc>
+        <w:tc>
+          <w:tcPr>
+            <w:tcBorders>
+              <w:top w:val="single" w:space="0" w:color="D3D3D3"/>
+              <w:bottom w:val="single" w:space="0" w:color="D3D3D3"/>
+              <w:start w:val="single" w:space="0" w:color="D3D3D3"/>
+              <w:end w:val="single" w:space="0" w:color="D3D3D3"/>
+            </w:tcBorders>
+          </w:tcPr>
+          <w:p>
+            <w:pPr>
+              <w:spacing w:before="0" w:after="60"/>
+              <w:keepNext/>
+              <w:jc w:val="end"/>
+            </w:pPr>
+            <w:r>
+              <w:rPr>
+                <w:rFonts w:ascii="Calibri" w:hAnsi="Calibri"/>
+                <w:sz w:val="20"/>
+              </w:rPr>
+              <w:t xml:space="default">13.57</w:t>
+            </w:r>
+          </w:p>
+        </w:tc>
+        <w:tc>
+          <w:tcPr>
+            <w:tcBorders>
+              <w:top w:val="single" w:space="0" w:color="D3D3D3"/>
+              <w:bottom w:val="single" w:space="0" w:color="D3D3D3"/>
+              <w:start w:val="single" w:space="0" w:color="D3D3D3"/>
+              <w:end w:val="single" w:space="0" w:color="D3D3D3"/>
+            </w:tcBorders>
+          </w:tcPr>
+          <w:p>
+            <w:pPr>
+              <w:spacing w:before="0" w:after="60"/>
+              <w:keepNext/>
+              <w:jc w:val="end"/>
+            </w:pPr>
+            <w:r>
+              <w:rPr>
+                <w:rFonts w:ascii="Calibri" w:hAnsi="Calibri"/>
+                <w:sz w:val="20"/>
+              </w:rPr>
+              <w:t xml:space="default">0.38</w:t>
+            </w:r>
+          </w:p>
+        </w:tc>
+        <w:tc>
+          <w:tcPr>
+            <w:tcBorders>
+              <w:top w:val="single" w:space="0" w:color="D3D3D3"/>
+              <w:bottom w:val="single" w:space="0" w:color="D3D3D3"/>
+              <w:start w:val="single" w:space="0" w:color="D3D3D3"/>
+              <w:end w:val="single" w:space="0" w:color="D3D3D3"/>
+            </w:tcBorders>
+          </w:tcPr>
+          <w:p>
+            <w:pPr>
+              <w:spacing w:before="0" w:after="60"/>
+              <w:keepNext/>
+              <w:jc w:val="end"/>
+            </w:pPr>
+            <w:r>
+              <w:rPr>
+                <w:rFonts w:ascii="Calibri" w:hAnsi="Calibri"/>
+                <w:sz w:val="20"/>
+              </w:rPr>
+              <w:t xml:space="default">0.71</w:t>
             </w:r>
           </w:p>
         </w:tc>
@@ -892,168 +680,72 @@
                 <w:rFonts w:ascii="Calibri" w:hAnsi="Calibri"/>
                 <w:sz w:val="20"/>
               </w:rPr>
-              <w:t xml:space="default">1.73 (-0.11, 3.53)</w:t>
-            </w:r>
-          </w:p>
-        </w:tc>
-        <w:tc>
-          <w:tcPr>
-            <w:tcBorders>
-              <w:top w:val="single" w:space="0" w:color="D3D3D3"/>
-              <w:bottom w:val="single" w:space="0" w:color="D3D3D3"/>
-              <w:start w:val="single" w:space="0" w:color="D3D3D3"/>
-              <w:end w:val="single" w:space="0" w:color="D3D3D3"/>
-            </w:tcBorders>
-          </w:tcPr>
-          <w:p>
-            <w:pPr>
-              <w:spacing w:before="0" w:after="60"/>
-              <w:keepNext/>
-              <w:jc w:val="end"/>
-            </w:pPr>
-            <w:r>
-              <w:rPr>
-                <w:rFonts w:ascii="Calibri" w:hAnsi="Calibri"/>
-                <w:sz w:val="20"/>
-              </w:rPr>
-              <w:t xml:space="default">5.99</w:t>
-            </w:r>
-          </w:p>
-        </w:tc>
-        <w:tc>
-          <w:tcPr>
-            <w:tcBorders>
-              <w:top w:val="single" w:space="0" w:color="D3D3D3"/>
-              <w:bottom w:val="single" w:space="0" w:color="D3D3D3"/>
-              <w:start w:val="single" w:space="0" w:color="D3D3D3"/>
-              <w:end w:val="single" w:space="0" w:color="D3D3D3"/>
-            </w:tcBorders>
-          </w:tcPr>
-          <w:p>
-            <w:pPr>
-              <w:spacing w:before="0" w:after="60"/>
-              <w:keepNext/>
-              <w:jc w:val="end"/>
-            </w:pPr>
-            <w:r>
-              <w:rPr>
-                <w:rFonts w:ascii="Calibri" w:hAnsi="Calibri"/>
-                <w:sz w:val="20"/>
-              </w:rPr>
-              <w:t xml:space="default">1.89</w:t>
-            </w:r>
-          </w:p>
-        </w:tc>
-        <w:tc>
-          <w:tcPr>
-            <w:tcBorders>
-              <w:top w:val="single" w:space="0" w:color="D3D3D3"/>
-              <w:bottom w:val="single" w:space="0" w:color="D3D3D3"/>
-              <w:start w:val="single" w:space="0" w:color="D3D3D3"/>
-              <w:end w:val="single" w:space="0" w:color="D3D3D3"/>
-            </w:tcBorders>
-          </w:tcPr>
-          <w:p>
-            <w:pPr>
-              <w:spacing w:before="0" w:after="60"/>
-              <w:keepNext/>
-              <w:jc w:val="end"/>
-            </w:pPr>
-            <w:r>
-              <w:rPr>
-                <w:rFonts w:ascii="Calibri" w:hAnsi="Calibri"/>
-                <w:sz w:val="20"/>
-              </w:rPr>
-              <w:t xml:space="default">0.11</w:t>
-            </w:r>
-          </w:p>
-        </w:tc>
-        <w:tc>
-          <w:tcPr>
-            <w:tcBorders>
-              <w:top w:val="single" w:space="0" w:color="D3D3D3"/>
-              <w:bottom w:val="single" w:space="0" w:color="D3D3D3"/>
-              <w:start w:val="single" w:space="0" w:color="D3D3D3"/>
-              <w:end w:val="single" w:space="0" w:color="D3D3D3"/>
-            </w:tcBorders>
-          </w:tcPr>
-          <w:p>
-            <w:pPr>
-              <w:spacing w:before="0" w:after="60"/>
-              <w:keepNext/>
-              <w:jc w:val="end"/>
-            </w:pPr>
-            <w:r>
-              <w:rPr>
-                <w:rFonts w:ascii="Calibri" w:hAnsi="Calibri"/>
-                <w:sz w:val="20"/>
-              </w:rPr>
-              <w:t xml:space="default">2.36 (0.68, 3.92)</w:t>
-            </w:r>
-          </w:p>
-        </w:tc>
-        <w:tc>
-          <w:tcPr>
-            <w:tcBorders>
-              <w:top w:val="single" w:space="0" w:color="D3D3D3"/>
-              <w:bottom w:val="single" w:space="0" w:color="D3D3D3"/>
-              <w:start w:val="single" w:space="0" w:color="D3D3D3"/>
-              <w:end w:val="single" w:space="0" w:color="D3D3D3"/>
-            </w:tcBorders>
-          </w:tcPr>
-          <w:p>
-            <w:pPr>
-              <w:spacing w:before="0" w:after="60"/>
-              <w:keepNext/>
-              <w:jc w:val="end"/>
-            </w:pPr>
-            <w:r>
-              <w:rPr>
-                <w:rFonts w:ascii="Calibri" w:hAnsi="Calibri"/>
-                <w:sz w:val="20"/>
-              </w:rPr>
-              <w:t xml:space="default">6.89</w:t>
-            </w:r>
-          </w:p>
-        </w:tc>
-        <w:tc>
-          <w:tcPr>
-            <w:tcBorders>
-              <w:top w:val="single" w:space="0" w:color="D3D3D3"/>
-              <w:bottom w:val="single" w:space="0" w:color="D3D3D3"/>
-              <w:start w:val="single" w:space="0" w:color="D3D3D3"/>
-              <w:end w:val="single" w:space="0" w:color="D3D3D3"/>
-            </w:tcBorders>
-          </w:tcPr>
-          <w:p>
-            <w:pPr>
-              <w:spacing w:before="0" w:after="60"/>
-              <w:keepNext/>
-              <w:jc w:val="end"/>
-            </w:pPr>
-            <w:r>
-              <w:rPr>
-                <w:rFonts w:ascii="Calibri" w:hAnsi="Calibri"/>
-                <w:sz w:val="20"/>
-              </w:rPr>
-              <w:t xml:space="default">2.70</w:t>
-            </w:r>
-          </w:p>
-        </w:tc>
-        <w:tc>
-          <w:tcPr>
-            <w:tcBorders>
-              <w:top w:val="single" w:space="0" w:color="D3D3D3"/>
-              <w:bottom w:val="single" w:space="0" w:color="D3D3D3"/>
-              <w:start w:val="single" w:space="0" w:color="D3D3D3"/>
-              <w:end w:val="single" w:space="0" w:color="D3D3D3"/>
-            </w:tcBorders>
-          </w:tcPr>
-          <w:p>
-            <w:pPr>
-              <w:spacing w:before="0" w:after="60"/>
-              <w:keepNext/>
-              <w:jc w:val="end"/>
+              <w:t xml:space="default">2.18 (0.48, 4.01)</w:t>
+            </w:r>
+          </w:p>
+        </w:tc>
+        <w:tc>
+          <w:tcPr>
+            <w:tcBorders>
+              <w:top w:val="single" w:space="0" w:color="D3D3D3"/>
+              <w:bottom w:val="single" w:space="0" w:color="D3D3D3"/>
+              <w:start w:val="single" w:space="0" w:color="D3D3D3"/>
+              <w:end w:val="single" w:space="0" w:color="D3D3D3"/>
+            </w:tcBorders>
+          </w:tcPr>
+          <w:p>
+            <w:pPr>
+              <w:spacing w:before="0" w:after="60"/>
+              <w:keepNext/>
+              <w:jc w:val="end"/>
+            </w:pPr>
+            <w:r>
+              <w:rPr>
+                <w:rFonts w:ascii="Calibri" w:hAnsi="Calibri"/>
+                <w:sz w:val="20"/>
+              </w:rPr>
+              <w:t xml:space="default">10.99</w:t>
+            </w:r>
+          </w:p>
+        </w:tc>
+        <w:tc>
+          <w:tcPr>
+            <w:tcBorders>
+              <w:top w:val="single" w:space="0" w:color="D3D3D3"/>
+              <w:bottom w:val="single" w:space="0" w:color="D3D3D3"/>
+              <w:start w:val="single" w:space="0" w:color="D3D3D3"/>
+              <w:end w:val="single" w:space="0" w:color="D3D3D3"/>
+            </w:tcBorders>
+          </w:tcPr>
+          <w:p>
+            <w:pPr>
+              <w:spacing w:before="0" w:after="60"/>
+              <w:keepNext/>
+              <w:jc w:val="end"/>
+            </w:pPr>
+            <w:r>
+              <w:rPr>
+                <w:rFonts w:ascii="Calibri" w:hAnsi="Calibri"/>
+                <w:sz w:val="20"/>
+              </w:rPr>
+              <w:t xml:space="default">2.41</w:t>
+            </w:r>
+          </w:p>
+        </w:tc>
+        <w:tc>
+          <w:tcPr>
+            <w:tcBorders>
+              <w:top w:val="single" w:space="0" w:color="D3D3D3"/>
+              <w:bottom w:val="single" w:space="0" w:color="D3D3D3"/>
+              <w:start w:val="single" w:space="0" w:color="D3D3D3"/>
+              <w:end w:val="single" w:space="0" w:color="D3D3D3"/>
+            </w:tcBorders>
+          </w:tcPr>
+          <w:p>
+            <w:pPr>
+              <w:spacing w:before="0" w:after="60"/>
+              <w:keepNext/>
+              <w:jc w:val="start"/>
             </w:pPr>
             <w:r>
               <w:rPr>
@@ -1084,79 +776,79 @@
                 <w:rFonts w:ascii="Calibri" w:hAnsi="Calibri"/>
                 <w:sz w:val="20"/>
               </w:rPr>
-              <w:t xml:space="default">-0.53 (-2.05, 0.94)</w:t>
-            </w:r>
-          </w:p>
-        </w:tc>
-        <w:tc>
-          <w:tcPr>
-            <w:tcBorders>
-              <w:top w:val="single" w:space="0" w:color="D3D3D3"/>
-              <w:bottom w:val="single" w:space="0" w:color="D3D3D3"/>
-              <w:start w:val="single" w:space="0" w:color="D3D3D3"/>
-              <w:end w:val="single" w:space="0" w:color="D3D3D3"/>
-            </w:tcBorders>
-          </w:tcPr>
-          <w:p>
-            <w:pPr>
-              <w:spacing w:before="0" w:after="60"/>
-              <w:keepNext/>
-              <w:jc w:val="end"/>
-            </w:pPr>
-            <w:r>
-              <w:rPr>
-                <w:rFonts w:ascii="Calibri" w:hAnsi="Calibri"/>
-                <w:sz w:val="20"/>
-              </w:rPr>
-              <w:t xml:space="default">4.90</w:t>
-            </w:r>
-          </w:p>
-        </w:tc>
-        <w:tc>
-          <w:tcPr>
-            <w:tcBorders>
-              <w:top w:val="single" w:space="0" w:color="D3D3D3"/>
-              <w:bottom w:val="single" w:space="0" w:color="D3D3D3"/>
-              <w:start w:val="single" w:space="0" w:color="D3D3D3"/>
-              <w:end w:val="single" w:space="0" w:color="D3D3D3"/>
-            </w:tcBorders>
-          </w:tcPr>
-          <w:p>
-            <w:pPr>
-              <w:spacing w:before="0" w:after="60"/>
-              <w:keepNext/>
-              <w:jc w:val="end"/>
-            </w:pPr>
-            <w:r>
-              <w:rPr>
-                <w:rFonts w:ascii="Calibri" w:hAnsi="Calibri"/>
-                <w:sz w:val="20"/>
-              </w:rPr>
-              <w:t xml:space="default">-0.70</w:t>
-            </w:r>
-          </w:p>
-        </w:tc>
-        <w:tc>
-          <w:tcPr>
-            <w:tcBorders>
-              <w:top w:val="single" w:space="0" w:color="D3D3D3"/>
-              <w:bottom w:val="single" w:space="0" w:color="D3D3D3"/>
-              <w:start w:val="single" w:space="0" w:color="D3D3D3"/>
-              <w:end w:val="single" w:space="0" w:color="D3D3D3"/>
-            </w:tcBorders>
-          </w:tcPr>
-          <w:p>
-            <w:pPr>
-              <w:spacing w:before="0" w:after="60"/>
-              <w:keepNext/>
-              <w:jc w:val="end"/>
-            </w:pPr>
-            <w:r>
-              <w:rPr>
-                <w:rFonts w:ascii="Calibri" w:hAnsi="Calibri"/>
-                <w:sz w:val="20"/>
-              </w:rPr>
-              <w:t xml:space="default">0.52</w:t>
+              <w:t xml:space="default">0.97 (-0.06, 2.12)</w:t>
+            </w:r>
+          </w:p>
+        </w:tc>
+        <w:tc>
+          <w:tcPr>
+            <w:tcBorders>
+              <w:top w:val="single" w:space="0" w:color="D3D3D3"/>
+              <w:bottom w:val="single" w:space="0" w:color="D3D3D3"/>
+              <w:start w:val="single" w:space="0" w:color="D3D3D3"/>
+              <w:end w:val="single" w:space="0" w:color="D3D3D3"/>
+            </w:tcBorders>
+          </w:tcPr>
+          <w:p>
+            <w:pPr>
+              <w:spacing w:before="0" w:after="60"/>
+              <w:keepNext/>
+              <w:jc w:val="end"/>
+            </w:pPr>
+            <w:r>
+              <w:rPr>
+                <w:rFonts w:ascii="Calibri" w:hAnsi="Calibri"/>
+                <w:sz w:val="20"/>
+              </w:rPr>
+              <w:t xml:space="default">11.55</w:t>
+            </w:r>
+          </w:p>
+        </w:tc>
+        <w:tc>
+          <w:tcPr>
+            <w:tcBorders>
+              <w:top w:val="single" w:space="0" w:color="D3D3D3"/>
+              <w:bottom w:val="single" w:space="0" w:color="D3D3D3"/>
+              <w:start w:val="single" w:space="0" w:color="D3D3D3"/>
+              <w:end w:val="single" w:space="0" w:color="D3D3D3"/>
+            </w:tcBorders>
+          </w:tcPr>
+          <w:p>
+            <w:pPr>
+              <w:spacing w:before="0" w:after="60"/>
+              <w:keepNext/>
+              <w:jc w:val="end"/>
+            </w:pPr>
+            <w:r>
+              <w:rPr>
+                <w:rFonts w:ascii="Calibri" w:hAnsi="Calibri"/>
+                <w:sz w:val="20"/>
+              </w:rPr>
+              <w:t xml:space="default">1.78</w:t>
+            </w:r>
+          </w:p>
+        </w:tc>
+        <w:tc>
+          <w:tcPr>
+            <w:tcBorders>
+              <w:top w:val="single" w:space="0" w:color="D3D3D3"/>
+              <w:bottom w:val="single" w:space="0" w:color="D3D3D3"/>
+              <w:start w:val="single" w:space="0" w:color="D3D3D3"/>
+              <w:end w:val="single" w:space="0" w:color="D3D3D3"/>
+            </w:tcBorders>
+          </w:tcPr>
+          <w:p>
+            <w:pPr>
+              <w:spacing w:before="0" w:after="60"/>
+              <w:keepNext/>
+              <w:jc w:val="end"/>
+            </w:pPr>
+            <w:r>
+              <w:rPr>
+                <w:rFonts w:ascii="Calibri" w:hAnsi="Calibri"/>
+                <w:sz w:val="20"/>
+              </w:rPr>
+              <w:t xml:space="default">0.1</w:t>
             </w:r>
           </w:p>
         </w:tc>
@@ -1176,7 +868,7 @@
             <w:tcMar>
               <w:top w:w="25" w:type="dxa"/>
             </w:tcMar>
-            <w:gridSpan w:val="13"/>
+            <w:gridSpan w:val="9"/>
           </w:tcPr>
           <w:p>
             <w:pPr>
@@ -1242,271 +934,175 @@
                 <w:rFonts w:ascii="Calibri" w:hAnsi="Calibri"/>
                 <w:sz w:val="20"/>
               </w:rPr>
-              <w:t xml:space="default">-1.06 (-2.01, -0.12)</w:t>
-            </w:r>
-          </w:p>
-        </w:tc>
-        <w:tc>
-          <w:tcPr>
-            <w:tcBorders>
-              <w:top w:val="single" w:space="0" w:color="D3D3D3"/>
-              <w:bottom w:val="single" w:space="0" w:color="D3D3D3"/>
-              <w:start w:val="single" w:space="0" w:color="D3D3D3"/>
-              <w:end w:val="single" w:space="0" w:color="D3D3D3"/>
-            </w:tcBorders>
-          </w:tcPr>
-          <w:p>
-            <w:pPr>
-              <w:spacing w:before="0" w:after="60"/>
-              <w:keepNext/>
-              <w:jc w:val="end"/>
-            </w:pPr>
-            <w:r>
-              <w:rPr>
-                <w:rFonts w:ascii="Calibri" w:hAnsi="Calibri"/>
-                <w:sz w:val="20"/>
-              </w:rPr>
-              <w:t xml:space="default">8.62</w:t>
-            </w:r>
-          </w:p>
-        </w:tc>
-        <w:tc>
-          <w:tcPr>
-            <w:tcBorders>
-              <w:top w:val="single" w:space="0" w:color="D3D3D3"/>
-              <w:bottom w:val="single" w:space="0" w:color="D3D3D3"/>
-              <w:start w:val="single" w:space="0" w:color="D3D3D3"/>
-              <w:end w:val="single" w:space="0" w:color="D3D3D3"/>
-            </w:tcBorders>
-          </w:tcPr>
-          <w:p>
-            <w:pPr>
-              <w:spacing w:before="0" w:after="60"/>
-              <w:keepNext/>
-              <w:jc w:val="end"/>
-            </w:pPr>
-            <w:r>
-              <w:rPr>
-                <w:rFonts w:ascii="Calibri" w:hAnsi="Calibri"/>
-                <w:sz w:val="20"/>
-              </w:rPr>
-              <w:t xml:space="default">-2.24</w:t>
-            </w:r>
-          </w:p>
-        </w:tc>
-        <w:tc>
-          <w:tcPr>
-            <w:tcBorders>
-              <w:top w:val="single" w:space="0" w:color="D3D3D3"/>
-              <w:bottom w:val="single" w:space="0" w:color="D3D3D3"/>
-              <w:start w:val="single" w:space="0" w:color="D3D3D3"/>
-              <w:end w:val="single" w:space="0" w:color="D3D3D3"/>
-            </w:tcBorders>
-          </w:tcPr>
-          <w:p>
-            <w:pPr>
-              <w:spacing w:before="0" w:after="60"/>
-              <w:keepNext/>
-              <w:jc w:val="end"/>
-            </w:pPr>
-            <w:r>
-              <w:rPr>
-                <w:rFonts w:ascii="Calibri" w:hAnsi="Calibri"/>
-                <w:sz w:val="20"/>
-              </w:rPr>
-              <w:t xml:space="default">0.05</w:t>
-            </w:r>
-          </w:p>
-        </w:tc>
-        <w:tc>
-          <w:tcPr>
-            <w:tcBorders>
-              <w:top w:val="single" w:space="0" w:color="D3D3D3"/>
-              <w:bottom w:val="single" w:space="0" w:color="D3D3D3"/>
-              <w:start w:val="single" w:space="0" w:color="D3D3D3"/>
-              <w:end w:val="single" w:space="0" w:color="D3D3D3"/>
-            </w:tcBorders>
-          </w:tcPr>
-          <w:p>
-            <w:pPr>
-              <w:spacing w:before="0" w:after="60"/>
-              <w:keepNext/>
-              <w:jc w:val="end"/>
-            </w:pPr>
-            <w:r>
-              <w:rPr>
-                <w:rFonts w:ascii="Calibri" w:hAnsi="Calibri"/>
-                <w:sz w:val="20"/>
-              </w:rPr>
-              <w:t xml:space="default">-1.65 (-2.86, -0.45)</w:t>
-            </w:r>
-          </w:p>
-        </w:tc>
-        <w:tc>
-          <w:tcPr>
-            <w:tcBorders>
-              <w:top w:val="single" w:space="0" w:color="D3D3D3"/>
-              <w:bottom w:val="single" w:space="0" w:color="D3D3D3"/>
-              <w:start w:val="single" w:space="0" w:color="D3D3D3"/>
-              <w:end w:val="single" w:space="0" w:color="D3D3D3"/>
-            </w:tcBorders>
-          </w:tcPr>
-          <w:p>
-            <w:pPr>
-              <w:spacing w:before="0" w:after="60"/>
-              <w:keepNext/>
-              <w:jc w:val="end"/>
-            </w:pPr>
-            <w:r>
-              <w:rPr>
-                <w:rFonts w:ascii="Calibri" w:hAnsi="Calibri"/>
-                <w:sz w:val="20"/>
-              </w:rPr>
-              <w:t xml:space="default">8.90</w:t>
-            </w:r>
-          </w:p>
-        </w:tc>
-        <w:tc>
-          <w:tcPr>
-            <w:tcBorders>
-              <w:top w:val="single" w:space="0" w:color="D3D3D3"/>
-              <w:bottom w:val="single" w:space="0" w:color="D3D3D3"/>
-              <w:start w:val="single" w:space="0" w:color="D3D3D3"/>
-              <w:end w:val="single" w:space="0" w:color="D3D3D3"/>
-            </w:tcBorders>
-          </w:tcPr>
-          <w:p>
-            <w:pPr>
-              <w:spacing w:before="0" w:after="60"/>
-              <w:keepNext/>
-              <w:jc w:val="end"/>
-            </w:pPr>
-            <w:r>
-              <w:rPr>
-                <w:rFonts w:ascii="Calibri" w:hAnsi="Calibri"/>
-                <w:sz w:val="20"/>
-              </w:rPr>
-              <w:t xml:space="default">-2.72</w:t>
-            </w:r>
-          </w:p>
-        </w:tc>
-        <w:tc>
-          <w:tcPr>
-            <w:tcBorders>
-              <w:top w:val="single" w:space="0" w:color="D3D3D3"/>
-              <w:bottom w:val="single" w:space="0" w:color="D3D3D3"/>
-              <w:start w:val="single" w:space="0" w:color="D3D3D3"/>
-              <w:end w:val="single" w:space="0" w:color="D3D3D3"/>
-            </w:tcBorders>
-          </w:tcPr>
-          <w:p>
-            <w:pPr>
-              <w:spacing w:before="0" w:after="60"/>
-              <w:keepNext/>
-              <w:jc w:val="end"/>
-            </w:pPr>
-            <w:r>
-              <w:rPr>
-                <w:rFonts w:ascii="Calibri" w:hAnsi="Calibri"/>
-                <w:sz w:val="20"/>
-              </w:rPr>
-              <w:t xml:space="default">0.02</w:t>
-            </w:r>
-          </w:p>
-        </w:tc>
-        <w:tc>
-          <w:tcPr>
-            <w:tcBorders>
-              <w:top w:val="single" w:space="0" w:color="D3D3D3"/>
-              <w:bottom w:val="single" w:space="0" w:color="D3D3D3"/>
-              <w:start w:val="single" w:space="0" w:color="D3D3D3"/>
-              <w:end w:val="single" w:space="0" w:color="D3D3D3"/>
-            </w:tcBorders>
-          </w:tcPr>
-          <w:p>
-            <w:pPr>
-              <w:spacing w:before="0" w:after="60"/>
-              <w:keepNext/>
-              <w:jc w:val="end"/>
-            </w:pPr>
-            <w:r>
-              <w:rPr>
-                <w:rFonts w:ascii="Calibri" w:hAnsi="Calibri"/>
-                <w:sz w:val="20"/>
-              </w:rPr>
-              <w:t xml:space="default">0.19 (-0.54, 0.91)</w:t>
-            </w:r>
-          </w:p>
-        </w:tc>
-        <w:tc>
-          <w:tcPr>
-            <w:tcBorders>
-              <w:top w:val="single" w:space="0" w:color="D3D3D3"/>
-              <w:bottom w:val="single" w:space="0" w:color="D3D3D3"/>
-              <w:start w:val="single" w:space="0" w:color="D3D3D3"/>
-              <w:end w:val="single" w:space="0" w:color="D3D3D3"/>
-            </w:tcBorders>
-          </w:tcPr>
-          <w:p>
-            <w:pPr>
-              <w:spacing w:before="0" w:after="60"/>
-              <w:keepNext/>
-              <w:jc w:val="end"/>
-            </w:pPr>
-            <w:r>
-              <w:rPr>
-                <w:rFonts w:ascii="Calibri" w:hAnsi="Calibri"/>
-                <w:sz w:val="20"/>
-              </w:rPr>
-              <w:t xml:space="default">8.35</w:t>
-            </w:r>
-          </w:p>
-        </w:tc>
-        <w:tc>
-          <w:tcPr>
-            <w:tcBorders>
-              <w:top w:val="single" w:space="0" w:color="D3D3D3"/>
-              <w:bottom w:val="single" w:space="0" w:color="D3D3D3"/>
-              <w:start w:val="single" w:space="0" w:color="D3D3D3"/>
-              <w:end w:val="single" w:space="0" w:color="D3D3D3"/>
-            </w:tcBorders>
-          </w:tcPr>
-          <w:p>
-            <w:pPr>
-              <w:spacing w:before="0" w:after="60"/>
-              <w:keepNext/>
-              <w:jc w:val="end"/>
-            </w:pPr>
-            <w:r>
-              <w:rPr>
-                <w:rFonts w:ascii="Calibri" w:hAnsi="Calibri"/>
-                <w:sz w:val="20"/>
-              </w:rPr>
-              <w:t xml:space="default">0.52</w:t>
-            </w:r>
-          </w:p>
-        </w:tc>
-        <w:tc>
-          <w:tcPr>
-            <w:tcBorders>
-              <w:top w:val="single" w:space="0" w:color="D3D3D3"/>
-              <w:bottom w:val="single" w:space="0" w:color="D3D3D3"/>
-              <w:start w:val="single" w:space="0" w:color="D3D3D3"/>
-              <w:end w:val="single" w:space="0" w:color="D3D3D3"/>
-            </w:tcBorders>
-          </w:tcPr>
-          <w:p>
-            <w:pPr>
-              <w:spacing w:before="0" w:after="60"/>
-              <w:keepNext/>
-              <w:jc w:val="end"/>
-            </w:pPr>
-            <w:r>
-              <w:rPr>
-                <w:rFonts w:ascii="Calibri" w:hAnsi="Calibri"/>
-                <w:sz w:val="20"/>
-              </w:rPr>
-              <w:t xml:space="default">0.62</w:t>
+              <w:t xml:space="default">-1.67 (-2.69, -0.65)</w:t>
+            </w:r>
+          </w:p>
+        </w:tc>
+        <w:tc>
+          <w:tcPr>
+            <w:tcBorders>
+              <w:top w:val="single" w:space="0" w:color="D3D3D3"/>
+              <w:bottom w:val="single" w:space="0" w:color="D3D3D3"/>
+              <w:start w:val="single" w:space="0" w:color="D3D3D3"/>
+              <w:end w:val="single" w:space="0" w:color="D3D3D3"/>
+            </w:tcBorders>
+          </w:tcPr>
+          <w:p>
+            <w:pPr>
+              <w:spacing w:before="0" w:after="60"/>
+              <w:keepNext/>
+              <w:jc w:val="end"/>
+            </w:pPr>
+            <w:r>
+              <w:rPr>
+                <w:rFonts w:ascii="Calibri" w:hAnsi="Calibri"/>
+                <w:sz w:val="20"/>
+              </w:rPr>
+              <w:t xml:space="default">13.70</w:t>
+            </w:r>
+          </w:p>
+        </w:tc>
+        <w:tc>
+          <w:tcPr>
+            <w:tcBorders>
+              <w:top w:val="single" w:space="0" w:color="D3D3D3"/>
+              <w:bottom w:val="single" w:space="0" w:color="D3D3D3"/>
+              <w:start w:val="single" w:space="0" w:color="D3D3D3"/>
+              <w:end w:val="single" w:space="0" w:color="D3D3D3"/>
+            </w:tcBorders>
+          </w:tcPr>
+          <w:p>
+            <w:pPr>
+              <w:spacing w:before="0" w:after="60"/>
+              <w:keepNext/>
+              <w:jc w:val="end"/>
+            </w:pPr>
+            <w:r>
+              <w:rPr>
+                <w:rFonts w:ascii="Calibri" w:hAnsi="Calibri"/>
+                <w:sz w:val="20"/>
+              </w:rPr>
+              <w:t xml:space="default">-3.35</w:t>
+            </w:r>
+          </w:p>
+        </w:tc>
+        <w:tc>
+          <w:tcPr>
+            <w:tcBorders>
+              <w:top w:val="single" w:space="0" w:color="D3D3D3"/>
+              <w:bottom w:val="single" w:space="0" w:color="D3D3D3"/>
+              <w:start w:val="single" w:space="0" w:color="D3D3D3"/>
+              <w:end w:val="single" w:space="0" w:color="D3D3D3"/>
+            </w:tcBorders>
+          </w:tcPr>
+          <w:p>
+            <w:pPr>
+              <w:spacing w:before="0" w:after="60"/>
+              <w:keepNext/>
+              <w:jc w:val="start"/>
+            </w:pPr>
+            <w:r>
+              <w:rPr>
+                <w:rFonts w:ascii="Calibri" w:hAnsi="Calibri"/>
+                <w:sz w:val="20"/>
+              </w:rPr>
+              <w:t xml:space="default">0.005</w:t>
+            </w:r>
+          </w:p>
+        </w:tc>
+        <w:tc>
+          <w:tcPr>
+            <w:tcBorders>
+              <w:top w:val="single" w:space="0" w:color="D3D3D3"/>
+              <w:bottom w:val="single" w:space="0" w:color="D3D3D3"/>
+              <w:start w:val="single" w:space="0" w:color="D3D3D3"/>
+              <w:end w:val="single" w:space="0" w:color="D3D3D3"/>
+            </w:tcBorders>
+          </w:tcPr>
+          <w:p>
+            <w:pPr>
+              <w:spacing w:before="0" w:after="60"/>
+              <w:keepNext/>
+              <w:jc w:val="end"/>
+            </w:pPr>
+            <w:r>
+              <w:rPr>
+                <w:rFonts w:ascii="Calibri" w:hAnsi="Calibri"/>
+                <w:sz w:val="20"/>
+              </w:rPr>
+              <w:t xml:space="default">-0.76 (-1.51, -0.07)</w:t>
+            </w:r>
+          </w:p>
+        </w:tc>
+        <w:tc>
+          <w:tcPr>
+            <w:tcBorders>
+              <w:top w:val="single" w:space="0" w:color="D3D3D3"/>
+              <w:bottom w:val="single" w:space="0" w:color="D3D3D3"/>
+              <w:start w:val="single" w:space="0" w:color="D3D3D3"/>
+              <w:end w:val="single" w:space="0" w:color="D3D3D3"/>
+            </w:tcBorders>
+          </w:tcPr>
+          <w:p>
+            <w:pPr>
+              <w:spacing w:before="0" w:after="60"/>
+              <w:keepNext/>
+              <w:jc w:val="end"/>
+            </w:pPr>
+            <w:r>
+              <w:rPr>
+                <w:rFonts w:ascii="Calibri" w:hAnsi="Calibri"/>
+                <w:sz w:val="20"/>
+              </w:rPr>
+              <w:t xml:space="default">13.15</w:t>
+            </w:r>
+          </w:p>
+        </w:tc>
+        <w:tc>
+          <w:tcPr>
+            <w:tcBorders>
+              <w:top w:val="single" w:space="0" w:color="D3D3D3"/>
+              <w:bottom w:val="single" w:space="0" w:color="D3D3D3"/>
+              <w:start w:val="single" w:space="0" w:color="D3D3D3"/>
+              <w:end w:val="single" w:space="0" w:color="D3D3D3"/>
+            </w:tcBorders>
+          </w:tcPr>
+          <w:p>
+            <w:pPr>
+              <w:spacing w:before="0" w:after="60"/>
+              <w:keepNext/>
+              <w:jc w:val="end"/>
+            </w:pPr>
+            <w:r>
+              <w:rPr>
+                <w:rFonts w:ascii="Calibri" w:hAnsi="Calibri"/>
+                <w:sz w:val="20"/>
+              </w:rPr>
+              <w:t xml:space="default">-2.09</w:t>
+            </w:r>
+          </w:p>
+        </w:tc>
+        <w:tc>
+          <w:tcPr>
+            <w:tcBorders>
+              <w:top w:val="single" w:space="0" w:color="D3D3D3"/>
+              <w:bottom w:val="single" w:space="0" w:color="D3D3D3"/>
+              <w:start w:val="single" w:space="0" w:color="D3D3D3"/>
+              <w:end w:val="single" w:space="0" w:color="D3D3D3"/>
+            </w:tcBorders>
+          </w:tcPr>
+          <w:p>
+            <w:pPr>
+              <w:spacing w:before="0" w:after="60"/>
+              <w:keepNext/>
+              <w:jc w:val="end"/>
+            </w:pPr>
+            <w:r>
+              <w:rPr>
+                <w:rFonts w:ascii="Calibri" w:hAnsi="Calibri"/>
+                <w:sz w:val="20"/>
+              </w:rPr>
+              <w:t xml:space="default">0.06</w:t>
             </w:r>
           </w:p>
         </w:tc>
@@ -1568,271 +1164,175 @@
                 <w:rFonts w:ascii="Calibri" w:hAnsi="Calibri"/>
                 <w:sz w:val="20"/>
               </w:rPr>
-              <w:t xml:space="default">-1.08 (-2.44, 0.34)</w:t>
-            </w:r>
-          </w:p>
-        </w:tc>
-        <w:tc>
-          <w:tcPr>
-            <w:tcBorders>
-              <w:top w:val="single" w:space="0" w:color="D3D3D3"/>
-              <w:bottom w:val="single" w:space="0" w:color="D3D3D3"/>
-              <w:start w:val="single" w:space="0" w:color="D3D3D3"/>
-              <w:end w:val="single" w:space="0" w:color="D3D3D3"/>
-            </w:tcBorders>
-          </w:tcPr>
-          <w:p>
-            <w:pPr>
-              <w:spacing w:before="0" w:after="60"/>
-              <w:keepNext/>
-              <w:jc w:val="end"/>
-            </w:pPr>
-            <w:r>
-              <w:rPr>
-                <w:rFonts w:ascii="Calibri" w:hAnsi="Calibri"/>
-                <w:sz w:val="20"/>
-              </w:rPr>
-              <w:t xml:space="default">6.18</w:t>
-            </w:r>
-          </w:p>
-        </w:tc>
-        <w:tc>
-          <w:tcPr>
-            <w:tcBorders>
-              <w:top w:val="single" w:space="0" w:color="D3D3D3"/>
-              <w:bottom w:val="single" w:space="0" w:color="D3D3D3"/>
-              <w:start w:val="single" w:space="0" w:color="D3D3D3"/>
-              <w:end w:val="single" w:space="0" w:color="D3D3D3"/>
-            </w:tcBorders>
-          </w:tcPr>
-          <w:p>
-            <w:pPr>
-              <w:spacing w:before="0" w:after="60"/>
-              <w:keepNext/>
-              <w:jc w:val="end"/>
-            </w:pPr>
-            <w:r>
-              <w:rPr>
-                <w:rFonts w:ascii="Calibri" w:hAnsi="Calibri"/>
-                <w:sz w:val="20"/>
-              </w:rPr>
-              <w:t xml:space="default">-1.62</w:t>
-            </w:r>
-          </w:p>
-        </w:tc>
-        <w:tc>
-          <w:tcPr>
-            <w:tcBorders>
-              <w:top w:val="single" w:space="0" w:color="D3D3D3"/>
-              <w:bottom w:val="single" w:space="0" w:color="D3D3D3"/>
-              <w:start w:val="single" w:space="0" w:color="D3D3D3"/>
-              <w:end w:val="single" w:space="0" w:color="D3D3D3"/>
-            </w:tcBorders>
-          </w:tcPr>
-          <w:p>
-            <w:pPr>
-              <w:spacing w:before="0" w:after="60"/>
-              <w:keepNext/>
-              <w:jc w:val="end"/>
-            </w:pPr>
-            <w:r>
-              <w:rPr>
-                <w:rFonts w:ascii="Calibri" w:hAnsi="Calibri"/>
-                <w:sz w:val="20"/>
-              </w:rPr>
-              <w:t xml:space="default">0.16</w:t>
-            </w:r>
-          </w:p>
-        </w:tc>
-        <w:tc>
-          <w:tcPr>
-            <w:tcBorders>
-              <w:top w:val="single" w:space="0" w:color="D3D3D3"/>
-              <w:bottom w:val="single" w:space="0" w:color="D3D3D3"/>
-              <w:start w:val="single" w:space="0" w:color="D3D3D3"/>
-              <w:end w:val="single" w:space="0" w:color="D3D3D3"/>
-            </w:tcBorders>
-          </w:tcPr>
-          <w:p>
-            <w:pPr>
-              <w:spacing w:before="0" w:after="60"/>
-              <w:keepNext/>
-              <w:jc w:val="end"/>
-            </w:pPr>
-            <w:r>
-              <w:rPr>
-                <w:rFonts w:ascii="Calibri" w:hAnsi="Calibri"/>
-                <w:sz w:val="20"/>
-              </w:rPr>
-              <w:t xml:space="default">-1.22 (-2.34, -0.04)</w:t>
-            </w:r>
-          </w:p>
-        </w:tc>
-        <w:tc>
-          <w:tcPr>
-            <w:tcBorders>
-              <w:top w:val="single" w:space="0" w:color="D3D3D3"/>
-              <w:bottom w:val="single" w:space="0" w:color="D3D3D3"/>
-              <w:start w:val="single" w:space="0" w:color="D3D3D3"/>
-              <w:end w:val="single" w:space="0" w:color="D3D3D3"/>
-            </w:tcBorders>
-          </w:tcPr>
-          <w:p>
-            <w:pPr>
-              <w:spacing w:before="0" w:after="60"/>
-              <w:keepNext/>
-              <w:jc w:val="end"/>
-            </w:pPr>
-            <w:r>
-              <w:rPr>
-                <w:rFonts w:ascii="Calibri" w:hAnsi="Calibri"/>
-                <w:sz w:val="20"/>
-              </w:rPr>
-              <w:t xml:space="default">7.40</w:t>
-            </w:r>
-          </w:p>
-        </w:tc>
-        <w:tc>
-          <w:tcPr>
-            <w:tcBorders>
-              <w:top w:val="single" w:space="0" w:color="D3D3D3"/>
-              <w:bottom w:val="single" w:space="0" w:color="D3D3D3"/>
-              <w:start w:val="single" w:space="0" w:color="D3D3D3"/>
-              <w:end w:val="single" w:space="0" w:color="D3D3D3"/>
-            </w:tcBorders>
-          </w:tcPr>
-          <w:p>
-            <w:pPr>
-              <w:spacing w:before="0" w:after="60"/>
-              <w:keepNext/>
-              <w:jc w:val="end"/>
-            </w:pPr>
-            <w:r>
-              <w:rPr>
-                <w:rFonts w:ascii="Calibri" w:hAnsi="Calibri"/>
-                <w:sz w:val="20"/>
-              </w:rPr>
-              <w:t xml:space="default">-2.11</w:t>
-            </w:r>
-          </w:p>
-        </w:tc>
-        <w:tc>
-          <w:tcPr>
-            <w:tcBorders>
-              <w:top w:val="single" w:space="0" w:color="D3D3D3"/>
-              <w:bottom w:val="single" w:space="0" w:color="D3D3D3"/>
-              <w:start w:val="single" w:space="0" w:color="D3D3D3"/>
-              <w:end w:val="single" w:space="0" w:color="D3D3D3"/>
-            </w:tcBorders>
-          </w:tcPr>
-          <w:p>
-            <w:pPr>
-              <w:spacing w:before="0" w:after="60"/>
-              <w:keepNext/>
-              <w:jc w:val="end"/>
-            </w:pPr>
-            <w:r>
-              <w:rPr>
-                <w:rFonts w:ascii="Calibri" w:hAnsi="Calibri"/>
-                <w:sz w:val="20"/>
-              </w:rPr>
-              <w:t xml:space="default">0.07</w:t>
-            </w:r>
-          </w:p>
-        </w:tc>
-        <w:tc>
-          <w:tcPr>
-            <w:tcBorders>
-              <w:top w:val="single" w:space="0" w:color="D3D3D3"/>
-              <w:bottom w:val="single" w:space="0" w:color="D3D3D3"/>
-              <w:start w:val="single" w:space="0" w:color="D3D3D3"/>
-              <w:end w:val="single" w:space="0" w:color="D3D3D3"/>
-            </w:tcBorders>
-          </w:tcPr>
-          <w:p>
-            <w:pPr>
-              <w:spacing w:before="0" w:after="60"/>
-              <w:keepNext/>
-              <w:jc w:val="end"/>
-            </w:pPr>
-            <w:r>
-              <w:rPr>
-                <w:rFonts w:ascii="Calibri" w:hAnsi="Calibri"/>
-                <w:sz w:val="20"/>
-              </w:rPr>
-              <w:t xml:space="default">0.01 (-0.91, 0.92)</w:t>
-            </w:r>
-          </w:p>
-        </w:tc>
-        <w:tc>
-          <w:tcPr>
-            <w:tcBorders>
-              <w:top w:val="single" w:space="0" w:color="D3D3D3"/>
-              <w:bottom w:val="single" w:space="0" w:color="D3D3D3"/>
-              <w:start w:val="single" w:space="0" w:color="D3D3D3"/>
-              <w:end w:val="single" w:space="0" w:color="D3D3D3"/>
-            </w:tcBorders>
-          </w:tcPr>
-          <w:p>
-            <w:pPr>
-              <w:spacing w:before="0" w:after="60"/>
-              <w:keepNext/>
-              <w:jc w:val="end"/>
-            </w:pPr>
-            <w:r>
-              <w:rPr>
-                <w:rFonts w:ascii="Calibri" w:hAnsi="Calibri"/>
-                <w:sz w:val="20"/>
-              </w:rPr>
-              <w:t xml:space="default">5.61</w:t>
-            </w:r>
-          </w:p>
-        </w:tc>
-        <w:tc>
-          <w:tcPr>
-            <w:tcBorders>
-              <w:top w:val="single" w:space="0" w:color="D3D3D3"/>
-              <w:bottom w:val="single" w:space="0" w:color="D3D3D3"/>
-              <w:start w:val="single" w:space="0" w:color="D3D3D3"/>
-              <w:end w:val="single" w:space="0" w:color="D3D3D3"/>
-            </w:tcBorders>
-          </w:tcPr>
-          <w:p>
-            <w:pPr>
-              <w:spacing w:before="0" w:after="60"/>
-              <w:keepNext/>
-              <w:jc w:val="end"/>
-            </w:pPr>
-            <w:r>
-              <w:rPr>
-                <w:rFonts w:ascii="Calibri" w:hAnsi="Calibri"/>
-                <w:sz w:val="20"/>
-              </w:rPr>
-              <w:t xml:space="default">0.03</w:t>
-            </w:r>
-          </w:p>
-        </w:tc>
-        <w:tc>
-          <w:tcPr>
-            <w:tcBorders>
-              <w:top w:val="single" w:space="0" w:color="D3D3D3"/>
-              <w:bottom w:val="single" w:space="0" w:color="D3D3D3"/>
-              <w:start w:val="single" w:space="0" w:color="D3D3D3"/>
-              <w:end w:val="single" w:space="0" w:color="D3D3D3"/>
-            </w:tcBorders>
-          </w:tcPr>
-          <w:p>
-            <w:pPr>
-              <w:spacing w:before="0" w:after="60"/>
-              <w:keepNext/>
-              <w:jc w:val="end"/>
-            </w:pPr>
-            <w:r>
-              <w:rPr>
-                <w:rFonts w:ascii="Calibri" w:hAnsi="Calibri"/>
-                <w:sz w:val="20"/>
-              </w:rPr>
-              <w:t xml:space="default">0.98</w:t>
+              <w:t xml:space="default">-1.04 (-2.22, 0.12)</w:t>
+            </w:r>
+          </w:p>
+        </w:tc>
+        <w:tc>
+          <w:tcPr>
+            <w:tcBorders>
+              <w:top w:val="single" w:space="0" w:color="D3D3D3"/>
+              <w:bottom w:val="single" w:space="0" w:color="D3D3D3"/>
+              <w:start w:val="single" w:space="0" w:color="D3D3D3"/>
+              <w:end w:val="single" w:space="0" w:color="D3D3D3"/>
+            </w:tcBorders>
+          </w:tcPr>
+          <w:p>
+            <w:pPr>
+              <w:spacing w:before="0" w:after="60"/>
+              <w:keepNext/>
+              <w:jc w:val="end"/>
+            </w:pPr>
+            <w:r>
+              <w:rPr>
+                <w:rFonts w:ascii="Calibri" w:hAnsi="Calibri"/>
+                <w:sz w:val="20"/>
+              </w:rPr>
+              <w:t xml:space="default">11.51</w:t>
+            </w:r>
+          </w:p>
+        </w:tc>
+        <w:tc>
+          <w:tcPr>
+            <w:tcBorders>
+              <w:top w:val="single" w:space="0" w:color="D3D3D3"/>
+              <w:bottom w:val="single" w:space="0" w:color="D3D3D3"/>
+              <w:start w:val="single" w:space="0" w:color="D3D3D3"/>
+              <w:end w:val="single" w:space="0" w:color="D3D3D3"/>
+            </w:tcBorders>
+          </w:tcPr>
+          <w:p>
+            <w:pPr>
+              <w:spacing w:before="0" w:after="60"/>
+              <w:keepNext/>
+              <w:jc w:val="end"/>
+            </w:pPr>
+            <w:r>
+              <w:rPr>
+                <w:rFonts w:ascii="Calibri" w:hAnsi="Calibri"/>
+                <w:sz w:val="20"/>
+              </w:rPr>
+              <w:t xml:space="default">-1.74</w:t>
+            </w:r>
+          </w:p>
+        </w:tc>
+        <w:tc>
+          <w:tcPr>
+            <w:tcBorders>
+              <w:top w:val="single" w:space="0" w:color="D3D3D3"/>
+              <w:bottom w:val="single" w:space="0" w:color="D3D3D3"/>
+              <w:start w:val="single" w:space="0" w:color="D3D3D3"/>
+              <w:end w:val="single" w:space="0" w:color="D3D3D3"/>
+            </w:tcBorders>
+          </w:tcPr>
+          <w:p>
+            <w:pPr>
+              <w:spacing w:before="0" w:after="60"/>
+              <w:keepNext/>
+              <w:jc w:val="start"/>
+            </w:pPr>
+            <w:r>
+              <w:rPr>
+                <w:rFonts w:ascii="Calibri" w:hAnsi="Calibri"/>
+                <w:sz w:val="20"/>
+              </w:rPr>
+              <w:t xml:space="default">0.11</w:t>
+            </w:r>
+          </w:p>
+        </w:tc>
+        <w:tc>
+          <w:tcPr>
+            <w:tcBorders>
+              <w:top w:val="single" w:space="0" w:color="D3D3D3"/>
+              <w:bottom w:val="single" w:space="0" w:color="D3D3D3"/>
+              <w:start w:val="single" w:space="0" w:color="D3D3D3"/>
+              <w:end w:val="single" w:space="0" w:color="D3D3D3"/>
+            </w:tcBorders>
+          </w:tcPr>
+          <w:p>
+            <w:pPr>
+              <w:spacing w:before="0" w:after="60"/>
+              <w:keepNext/>
+              <w:jc w:val="end"/>
+            </w:pPr>
+            <w:r>
+              <w:rPr>
+                <w:rFonts w:ascii="Calibri" w:hAnsi="Calibri"/>
+                <w:sz w:val="20"/>
+              </w:rPr>
+              <w:t xml:space="default">-0.93 (-1.59, -0.33)</w:t>
+            </w:r>
+          </w:p>
+        </w:tc>
+        <w:tc>
+          <w:tcPr>
+            <w:tcBorders>
+              <w:top w:val="single" w:space="0" w:color="D3D3D3"/>
+              <w:bottom w:val="single" w:space="0" w:color="D3D3D3"/>
+              <w:start w:val="single" w:space="0" w:color="D3D3D3"/>
+              <w:end w:val="single" w:space="0" w:color="D3D3D3"/>
+            </w:tcBorders>
+          </w:tcPr>
+          <w:p>
+            <w:pPr>
+              <w:spacing w:before="0" w:after="60"/>
+              <w:keepNext/>
+              <w:jc w:val="end"/>
+            </w:pPr>
+            <w:r>
+              <w:rPr>
+                <w:rFonts w:ascii="Calibri" w:hAnsi="Calibri"/>
+                <w:sz w:val="20"/>
+              </w:rPr>
+              <w:t xml:space="default">11.09</w:t>
+            </w:r>
+          </w:p>
+        </w:tc>
+        <w:tc>
+          <w:tcPr>
+            <w:tcBorders>
+              <w:top w:val="single" w:space="0" w:color="D3D3D3"/>
+              <w:bottom w:val="single" w:space="0" w:color="D3D3D3"/>
+              <w:start w:val="single" w:space="0" w:color="D3D3D3"/>
+              <w:end w:val="single" w:space="0" w:color="D3D3D3"/>
+            </w:tcBorders>
+          </w:tcPr>
+          <w:p>
+            <w:pPr>
+              <w:spacing w:before="0" w:after="60"/>
+              <w:keepNext/>
+              <w:jc w:val="end"/>
+            </w:pPr>
+            <w:r>
+              <w:rPr>
+                <w:rFonts w:ascii="Calibri" w:hAnsi="Calibri"/>
+                <w:sz w:val="20"/>
+              </w:rPr>
+              <w:t xml:space="default">-2.89</w:t>
+            </w:r>
+          </w:p>
+        </w:tc>
+        <w:tc>
+          <w:tcPr>
+            <w:tcBorders>
+              <w:top w:val="single" w:space="0" w:color="D3D3D3"/>
+              <w:bottom w:val="single" w:space="0" w:color="D3D3D3"/>
+              <w:start w:val="single" w:space="0" w:color="D3D3D3"/>
+              <w:end w:val="single" w:space="0" w:color="D3D3D3"/>
+            </w:tcBorders>
+          </w:tcPr>
+          <w:p>
+            <w:pPr>
+              <w:spacing w:before="0" w:after="60"/>
+              <w:keepNext/>
+              <w:jc w:val="end"/>
+            </w:pPr>
+            <w:r>
+              <w:rPr>
+                <w:rFonts w:ascii="Calibri" w:hAnsi="Calibri"/>
+                <w:sz w:val="20"/>
+              </w:rPr>
+              <w:t xml:space="default">0.01</w:t>
             </w:r>
           </w:p>
         </w:tc>
@@ -1852,7 +1352,7 @@
             <w:tcMar>
               <w:top w:w="25" w:type="dxa"/>
             </w:tcMar>
-            <w:gridSpan w:val="13"/>
+            <w:gridSpan w:val="9"/>
           </w:tcPr>
           <w:p>
             <w:pPr>
@@ -1918,271 +1418,175 @@
                 <w:rFonts w:ascii="Calibri" w:hAnsi="Calibri"/>
                 <w:sz w:val="20"/>
               </w:rPr>
-              <w:t xml:space="default">-1.11 (-2.05, -0.13)</w:t>
-            </w:r>
-          </w:p>
-        </w:tc>
-        <w:tc>
-          <w:tcPr>
-            <w:tcBorders>
-              <w:top w:val="single" w:space="0" w:color="D3D3D3"/>
-              <w:bottom w:val="single" w:space="0" w:color="D3D3D3"/>
-              <w:start w:val="single" w:space="0" w:color="D3D3D3"/>
-              <w:end w:val="single" w:space="0" w:color="D3D3D3"/>
-            </w:tcBorders>
-          </w:tcPr>
-          <w:p>
-            <w:pPr>
-              <w:spacing w:before="0" w:after="60"/>
-              <w:keepNext/>
-              <w:jc w:val="end"/>
-            </w:pPr>
-            <w:r>
-              <w:rPr>
-                <w:rFonts w:ascii="Calibri" w:hAnsi="Calibri"/>
-                <w:sz w:val="20"/>
-              </w:rPr>
-              <w:t xml:space="default">8.24</w:t>
-            </w:r>
-          </w:p>
-        </w:tc>
-        <w:tc>
-          <w:tcPr>
-            <w:tcBorders>
-              <w:top w:val="single" w:space="0" w:color="D3D3D3"/>
-              <w:bottom w:val="single" w:space="0" w:color="D3D3D3"/>
-              <w:start w:val="single" w:space="0" w:color="D3D3D3"/>
-              <w:end w:val="single" w:space="0" w:color="D3D3D3"/>
-            </w:tcBorders>
-          </w:tcPr>
-          <w:p>
-            <w:pPr>
-              <w:spacing w:before="0" w:after="60"/>
-              <w:keepNext/>
-              <w:jc w:val="end"/>
-            </w:pPr>
-            <w:r>
-              <w:rPr>
-                <w:rFonts w:ascii="Calibri" w:hAnsi="Calibri"/>
-                <w:sz w:val="20"/>
-              </w:rPr>
-              <w:t xml:space="default">-2.27</w:t>
-            </w:r>
-          </w:p>
-        </w:tc>
-        <w:tc>
-          <w:tcPr>
-            <w:tcBorders>
-              <w:top w:val="single" w:space="0" w:color="D3D3D3"/>
-              <w:bottom w:val="single" w:space="0" w:color="D3D3D3"/>
-              <w:start w:val="single" w:space="0" w:color="D3D3D3"/>
-              <w:end w:val="single" w:space="0" w:color="D3D3D3"/>
-            </w:tcBorders>
-          </w:tcPr>
-          <w:p>
-            <w:pPr>
-              <w:spacing w:before="0" w:after="60"/>
-              <w:keepNext/>
-              <w:jc w:val="end"/>
-            </w:pPr>
-            <w:r>
-              <w:rPr>
-                <w:rFonts w:ascii="Calibri" w:hAnsi="Calibri"/>
-                <w:sz w:val="20"/>
-              </w:rPr>
-              <w:t xml:space="default">0.05</w:t>
-            </w:r>
-          </w:p>
-        </w:tc>
-        <w:tc>
-          <w:tcPr>
-            <w:tcBorders>
-              <w:top w:val="single" w:space="0" w:color="D3D3D3"/>
-              <w:bottom w:val="single" w:space="0" w:color="D3D3D3"/>
-              <w:start w:val="single" w:space="0" w:color="D3D3D3"/>
-              <w:end w:val="single" w:space="0" w:color="D3D3D3"/>
-            </w:tcBorders>
-          </w:tcPr>
-          <w:p>
-            <w:pPr>
-              <w:spacing w:before="0" w:after="60"/>
-              <w:keepNext/>
-              <w:jc w:val="end"/>
-            </w:pPr>
-            <w:r>
-              <w:rPr>
-                <w:rFonts w:ascii="Calibri" w:hAnsi="Calibri"/>
-                <w:sz w:val="20"/>
-              </w:rPr>
-              <w:t xml:space="default">-2.06 (-2.97, -1.15)</w:t>
-            </w:r>
-          </w:p>
-        </w:tc>
-        <w:tc>
-          <w:tcPr>
-            <w:tcBorders>
-              <w:top w:val="single" w:space="0" w:color="D3D3D3"/>
-              <w:bottom w:val="single" w:space="0" w:color="D3D3D3"/>
-              <w:start w:val="single" w:space="0" w:color="D3D3D3"/>
-              <w:end w:val="single" w:space="0" w:color="D3D3D3"/>
-            </w:tcBorders>
-          </w:tcPr>
-          <w:p>
-            <w:pPr>
-              <w:spacing w:before="0" w:after="60"/>
-              <w:keepNext/>
-              <w:jc w:val="end"/>
-            </w:pPr>
-            <w:r>
-              <w:rPr>
-                <w:rFonts w:ascii="Calibri" w:hAnsi="Calibri"/>
-                <w:sz w:val="20"/>
-              </w:rPr>
-              <w:t xml:space="default">8.76</w:t>
-            </w:r>
-          </w:p>
-        </w:tc>
-        <w:tc>
-          <w:tcPr>
-            <w:tcBorders>
-              <w:top w:val="single" w:space="0" w:color="D3D3D3"/>
-              <w:bottom w:val="single" w:space="0" w:color="D3D3D3"/>
-              <w:start w:val="single" w:space="0" w:color="D3D3D3"/>
-              <w:end w:val="single" w:space="0" w:color="D3D3D3"/>
-            </w:tcBorders>
-          </w:tcPr>
-          <w:p>
-            <w:pPr>
-              <w:spacing w:before="0" w:after="60"/>
-              <w:keepNext/>
-              <w:jc w:val="end"/>
-            </w:pPr>
-            <w:r>
-              <w:rPr>
-                <w:rFonts w:ascii="Calibri" w:hAnsi="Calibri"/>
-                <w:sz w:val="20"/>
-              </w:rPr>
-              <w:t xml:space="default">-4.44</w:t>
-            </w:r>
-          </w:p>
-        </w:tc>
-        <w:tc>
-          <w:tcPr>
-            <w:tcBorders>
-              <w:top w:val="single" w:space="0" w:color="D3D3D3"/>
-              <w:bottom w:val="single" w:space="0" w:color="D3D3D3"/>
-              <w:start w:val="single" w:space="0" w:color="D3D3D3"/>
-              <w:end w:val="single" w:space="0" w:color="D3D3D3"/>
-            </w:tcBorders>
-          </w:tcPr>
-          <w:p>
-            <w:pPr>
-              <w:spacing w:before="0" w:after="60"/>
-              <w:keepNext/>
-              <w:jc w:val="end"/>
-            </w:pPr>
-            <w:r>
-              <w:rPr>
-                <w:rFonts w:ascii="Calibri" w:hAnsi="Calibri"/>
-                <w:sz w:val="20"/>
-              </w:rPr>
-              <w:t xml:space="default">0.002</w:t>
-            </w:r>
-          </w:p>
-        </w:tc>
-        <w:tc>
-          <w:tcPr>
-            <w:tcBorders>
-              <w:top w:val="single" w:space="0" w:color="D3D3D3"/>
-              <w:bottom w:val="single" w:space="0" w:color="D3D3D3"/>
-              <w:start w:val="single" w:space="0" w:color="D3D3D3"/>
-              <w:end w:val="single" w:space="0" w:color="D3D3D3"/>
-            </w:tcBorders>
-          </w:tcPr>
-          <w:p>
-            <w:pPr>
-              <w:spacing w:before="0" w:after="60"/>
-              <w:keepNext/>
-              <w:jc w:val="end"/>
-            </w:pPr>
-            <w:r>
-              <w:rPr>
-                <w:rFonts w:ascii="Calibri" w:hAnsi="Calibri"/>
-                <w:sz w:val="20"/>
-              </w:rPr>
-              <w:t xml:space="default">0.08 (-0.7, 0.89)</w:t>
-            </w:r>
-          </w:p>
-        </w:tc>
-        <w:tc>
-          <w:tcPr>
-            <w:tcBorders>
-              <w:top w:val="single" w:space="0" w:color="D3D3D3"/>
-              <w:bottom w:val="single" w:space="0" w:color="D3D3D3"/>
-              <w:start w:val="single" w:space="0" w:color="D3D3D3"/>
-              <w:end w:val="single" w:space="0" w:color="D3D3D3"/>
-            </w:tcBorders>
-          </w:tcPr>
-          <w:p>
-            <w:pPr>
-              <w:spacing w:before="0" w:after="60"/>
-              <w:keepNext/>
-              <w:jc w:val="end"/>
-            </w:pPr>
-            <w:r>
-              <w:rPr>
-                <w:rFonts w:ascii="Calibri" w:hAnsi="Calibri"/>
-                <w:sz w:val="20"/>
-              </w:rPr>
-              <w:t xml:space="default">7.53</w:t>
-            </w:r>
-          </w:p>
-        </w:tc>
-        <w:tc>
-          <w:tcPr>
-            <w:tcBorders>
-              <w:top w:val="single" w:space="0" w:color="D3D3D3"/>
-              <w:bottom w:val="single" w:space="0" w:color="D3D3D3"/>
-              <w:start w:val="single" w:space="0" w:color="D3D3D3"/>
-              <w:end w:val="single" w:space="0" w:color="D3D3D3"/>
-            </w:tcBorders>
-          </w:tcPr>
-          <w:p>
-            <w:pPr>
-              <w:spacing w:before="0" w:after="60"/>
-              <w:keepNext/>
-              <w:jc w:val="end"/>
-            </w:pPr>
-            <w:r>
-              <w:rPr>
-                <w:rFonts w:ascii="Calibri" w:hAnsi="Calibri"/>
-                <w:sz w:val="20"/>
-              </w:rPr>
-              <w:t xml:space="default">0.21</w:t>
-            </w:r>
-          </w:p>
-        </w:tc>
-        <w:tc>
-          <w:tcPr>
-            <w:tcBorders>
-              <w:top w:val="single" w:space="0" w:color="D3D3D3"/>
-              <w:bottom w:val="single" w:space="0" w:color="D3D3D3"/>
-              <w:start w:val="single" w:space="0" w:color="D3D3D3"/>
-              <w:end w:val="single" w:space="0" w:color="D3D3D3"/>
-            </w:tcBorders>
-          </w:tcPr>
-          <w:p>
-            <w:pPr>
-              <w:spacing w:before="0" w:after="60"/>
-              <w:keepNext/>
-              <w:jc w:val="end"/>
-            </w:pPr>
-            <w:r>
-              <w:rPr>
-                <w:rFonts w:ascii="Calibri" w:hAnsi="Calibri"/>
-                <w:sz w:val="20"/>
-              </w:rPr>
-              <w:t xml:space="default">0.84</w:t>
+              <w:t xml:space="default">-2.05 (-2.95, -1.17)</w:t>
+            </w:r>
+          </w:p>
+        </w:tc>
+        <w:tc>
+          <w:tcPr>
+            <w:tcBorders>
+              <w:top w:val="single" w:space="0" w:color="D3D3D3"/>
+              <w:bottom w:val="single" w:space="0" w:color="D3D3D3"/>
+              <w:start w:val="single" w:space="0" w:color="D3D3D3"/>
+              <w:end w:val="single" w:space="0" w:color="D3D3D3"/>
+            </w:tcBorders>
+          </w:tcPr>
+          <w:p>
+            <w:pPr>
+              <w:spacing w:before="0" w:after="60"/>
+              <w:keepNext/>
+              <w:jc w:val="end"/>
+            </w:pPr>
+            <w:r>
+              <w:rPr>
+                <w:rFonts w:ascii="Calibri" w:hAnsi="Calibri"/>
+                <w:sz w:val="20"/>
+              </w:rPr>
+              <w:t xml:space="default">13.53</w:t>
+            </w:r>
+          </w:p>
+        </w:tc>
+        <w:tc>
+          <w:tcPr>
+            <w:tcBorders>
+              <w:top w:val="single" w:space="0" w:color="D3D3D3"/>
+              <w:bottom w:val="single" w:space="0" w:color="D3D3D3"/>
+              <w:start w:val="single" w:space="0" w:color="D3D3D3"/>
+              <w:end w:val="single" w:space="0" w:color="D3D3D3"/>
+            </w:tcBorders>
+          </w:tcPr>
+          <w:p>
+            <w:pPr>
+              <w:spacing w:before="0" w:after="60"/>
+              <w:keepNext/>
+              <w:jc w:val="end"/>
+            </w:pPr>
+            <w:r>
+              <w:rPr>
+                <w:rFonts w:ascii="Calibri" w:hAnsi="Calibri"/>
+                <w:sz w:val="20"/>
+              </w:rPr>
+              <w:t xml:space="default">-4.77</w:t>
+            </w:r>
+          </w:p>
+        </w:tc>
+        <w:tc>
+          <w:tcPr>
+            <w:tcBorders>
+              <w:top w:val="single" w:space="0" w:color="D3D3D3"/>
+              <w:bottom w:val="single" w:space="0" w:color="D3D3D3"/>
+              <w:start w:val="single" w:space="0" w:color="D3D3D3"/>
+              <w:end w:val="single" w:space="0" w:color="D3D3D3"/>
+            </w:tcBorders>
+          </w:tcPr>
+          <w:p>
+            <w:pPr>
+              <w:spacing w:before="0" w:after="60"/>
+              <w:keepNext/>
+              <w:jc w:val="start"/>
+            </w:pPr>
+            <w:r>
+              <w:rPr>
+                <w:rFonts w:ascii="Calibri" w:hAnsi="Calibri"/>
+                <w:sz w:val="20"/>
+              </w:rPr>
+              <w:t xml:space="default">3e-04</w:t>
+            </w:r>
+          </w:p>
+        </w:tc>
+        <w:tc>
+          <w:tcPr>
+            <w:tcBorders>
+              <w:top w:val="single" w:space="0" w:color="D3D3D3"/>
+              <w:bottom w:val="single" w:space="0" w:color="D3D3D3"/>
+              <w:start w:val="single" w:space="0" w:color="D3D3D3"/>
+              <w:end w:val="single" w:space="0" w:color="D3D3D3"/>
+            </w:tcBorders>
+          </w:tcPr>
+          <w:p>
+            <w:pPr>
+              <w:spacing w:before="0" w:after="60"/>
+              <w:keepNext/>
+              <w:jc w:val="end"/>
+            </w:pPr>
+            <w:r>
+              <w:rPr>
+                <w:rFonts w:ascii="Calibri" w:hAnsi="Calibri"/>
+                <w:sz w:val="20"/>
+              </w:rPr>
+              <w:t xml:space="default">-0.77 (-1.55, -0.08)</w:t>
+            </w:r>
+          </w:p>
+        </w:tc>
+        <w:tc>
+          <w:tcPr>
+            <w:tcBorders>
+              <w:top w:val="single" w:space="0" w:color="D3D3D3"/>
+              <w:bottom w:val="single" w:space="0" w:color="D3D3D3"/>
+              <w:start w:val="single" w:space="0" w:color="D3D3D3"/>
+              <w:end w:val="single" w:space="0" w:color="D3D3D3"/>
+            </w:tcBorders>
+          </w:tcPr>
+          <w:p>
+            <w:pPr>
+              <w:spacing w:before="0" w:after="60"/>
+              <w:keepNext/>
+              <w:jc w:val="end"/>
+            </w:pPr>
+            <w:r>
+              <w:rPr>
+                <w:rFonts w:ascii="Calibri" w:hAnsi="Calibri"/>
+                <w:sz w:val="20"/>
+              </w:rPr>
+              <w:t xml:space="default">13.23</w:t>
+            </w:r>
+          </w:p>
+        </w:tc>
+        <w:tc>
+          <w:tcPr>
+            <w:tcBorders>
+              <w:top w:val="single" w:space="0" w:color="D3D3D3"/>
+              <w:bottom w:val="single" w:space="0" w:color="D3D3D3"/>
+              <w:start w:val="single" w:space="0" w:color="D3D3D3"/>
+              <w:end w:val="single" w:space="0" w:color="D3D3D3"/>
+            </w:tcBorders>
+          </w:tcPr>
+          <w:p>
+            <w:pPr>
+              <w:spacing w:before="0" w:after="60"/>
+              <w:keepNext/>
+              <w:jc w:val="end"/>
+            </w:pPr>
+            <w:r>
+              <w:rPr>
+                <w:rFonts w:ascii="Calibri" w:hAnsi="Calibri"/>
+                <w:sz w:val="20"/>
+              </w:rPr>
+              <w:t xml:space="default">-2.08</w:t>
+            </w:r>
+          </w:p>
+        </w:tc>
+        <w:tc>
+          <w:tcPr>
+            <w:tcBorders>
+              <w:top w:val="single" w:space="0" w:color="D3D3D3"/>
+              <w:bottom w:val="single" w:space="0" w:color="D3D3D3"/>
+              <w:start w:val="single" w:space="0" w:color="D3D3D3"/>
+              <w:end w:val="single" w:space="0" w:color="D3D3D3"/>
+            </w:tcBorders>
+          </w:tcPr>
+          <w:p>
+            <w:pPr>
+              <w:spacing w:before="0" w:after="60"/>
+              <w:keepNext/>
+              <w:jc w:val="end"/>
+            </w:pPr>
+            <w:r>
+              <w:rPr>
+                <w:rFonts w:ascii="Calibri" w:hAnsi="Calibri"/>
+                <w:sz w:val="20"/>
+              </w:rPr>
+              <w:t xml:space="default">0.06</w:t>
             </w:r>
           </w:p>
         </w:tc>
@@ -2244,271 +1648,175 @@
                 <w:rFonts w:ascii="Calibri" w:hAnsi="Calibri"/>
                 <w:sz w:val="20"/>
               </w:rPr>
-              <w:t xml:space="default">-1.35 (-2.77, 0.14)</w:t>
-            </w:r>
-          </w:p>
-        </w:tc>
-        <w:tc>
-          <w:tcPr>
-            <w:tcBorders>
-              <w:top w:val="single" w:space="0" w:color="D3D3D3"/>
-              <w:bottom w:val="single" w:space="0" w:color="D3D3D3"/>
-              <w:start w:val="single" w:space="0" w:color="D3D3D3"/>
-              <w:end w:val="single" w:space="0" w:color="D3D3D3"/>
-            </w:tcBorders>
-          </w:tcPr>
-          <w:p>
-            <w:pPr>
-              <w:spacing w:before="0" w:after="60"/>
-              <w:keepNext/>
-              <w:jc w:val="end"/>
-            </w:pPr>
-            <w:r>
-              <w:rPr>
-                <w:rFonts w:ascii="Calibri" w:hAnsi="Calibri"/>
-                <w:sz w:val="20"/>
-              </w:rPr>
-              <w:t xml:space="default">6.07</w:t>
-            </w:r>
-          </w:p>
-        </w:tc>
-        <w:tc>
-          <w:tcPr>
-            <w:tcBorders>
-              <w:top w:val="single" w:space="0" w:color="D3D3D3"/>
-              <w:bottom w:val="single" w:space="0" w:color="D3D3D3"/>
-              <w:start w:val="single" w:space="0" w:color="D3D3D3"/>
-              <w:end w:val="single" w:space="0" w:color="D3D3D3"/>
-            </w:tcBorders>
-          </w:tcPr>
-          <w:p>
-            <w:pPr>
-              <w:spacing w:before="0" w:after="60"/>
-              <w:keepNext/>
-              <w:jc w:val="end"/>
-            </w:pPr>
-            <w:r>
-              <w:rPr>
-                <w:rFonts w:ascii="Calibri" w:hAnsi="Calibri"/>
-                <w:sz w:val="20"/>
-              </w:rPr>
-              <w:t xml:space="default">-1.88</w:t>
-            </w:r>
-          </w:p>
-        </w:tc>
-        <w:tc>
-          <w:tcPr>
-            <w:tcBorders>
-              <w:top w:val="single" w:space="0" w:color="D3D3D3"/>
-              <w:bottom w:val="single" w:space="0" w:color="D3D3D3"/>
-              <w:start w:val="single" w:space="0" w:color="D3D3D3"/>
-              <w:end w:val="single" w:space="0" w:color="D3D3D3"/>
-            </w:tcBorders>
-          </w:tcPr>
-          <w:p>
-            <w:pPr>
-              <w:spacing w:before="0" w:after="60"/>
-              <w:keepNext/>
-              <w:jc w:val="end"/>
-            </w:pPr>
-            <w:r>
-              <w:rPr>
-                <w:rFonts w:ascii="Calibri" w:hAnsi="Calibri"/>
-                <w:sz w:val="20"/>
-              </w:rPr>
-              <w:t xml:space="default">0.11</w:t>
-            </w:r>
-          </w:p>
-        </w:tc>
-        <w:tc>
-          <w:tcPr>
-            <w:tcBorders>
-              <w:top w:val="single" w:space="0" w:color="D3D3D3"/>
-              <w:bottom w:val="single" w:space="0" w:color="D3D3D3"/>
-              <w:start w:val="single" w:space="0" w:color="D3D3D3"/>
-              <w:end w:val="single" w:space="0" w:color="D3D3D3"/>
-            </w:tcBorders>
-          </w:tcPr>
-          <w:p>
-            <w:pPr>
-              <w:spacing w:before="0" w:after="60"/>
-              <w:keepNext/>
-              <w:jc w:val="end"/>
-            </w:pPr>
-            <w:r>
-              <w:rPr>
-                <w:rFonts w:ascii="Calibri" w:hAnsi="Calibri"/>
-                <w:sz w:val="20"/>
-              </w:rPr>
-              <w:t xml:space="default">-1.8 (-2.78, -0.75)</w:t>
-            </w:r>
-          </w:p>
-        </w:tc>
-        <w:tc>
-          <w:tcPr>
-            <w:tcBorders>
-              <w:top w:val="single" w:space="0" w:color="D3D3D3"/>
-              <w:bottom w:val="single" w:space="0" w:color="D3D3D3"/>
-              <w:start w:val="single" w:space="0" w:color="D3D3D3"/>
-              <w:end w:val="single" w:space="0" w:color="D3D3D3"/>
-            </w:tcBorders>
-          </w:tcPr>
-          <w:p>
-            <w:pPr>
-              <w:spacing w:before="0" w:after="60"/>
-              <w:keepNext/>
-              <w:jc w:val="end"/>
-            </w:pPr>
-            <w:r>
-              <w:rPr>
-                <w:rFonts w:ascii="Calibri" w:hAnsi="Calibri"/>
-                <w:sz w:val="20"/>
-              </w:rPr>
-              <w:t xml:space="default">7.42</w:t>
-            </w:r>
-          </w:p>
-        </w:tc>
-        <w:tc>
-          <w:tcPr>
-            <w:tcBorders>
-              <w:top w:val="single" w:space="0" w:color="D3D3D3"/>
-              <w:bottom w:val="single" w:space="0" w:color="D3D3D3"/>
-              <w:start w:val="single" w:space="0" w:color="D3D3D3"/>
-              <w:end w:val="single" w:space="0" w:color="D3D3D3"/>
-            </w:tcBorders>
-          </w:tcPr>
-          <w:p>
-            <w:pPr>
-              <w:spacing w:before="0" w:after="60"/>
-              <w:keepNext/>
-              <w:jc w:val="end"/>
-            </w:pPr>
-            <w:r>
-              <w:rPr>
-                <w:rFonts w:ascii="Calibri" w:hAnsi="Calibri"/>
-                <w:sz w:val="20"/>
-              </w:rPr>
-              <w:t xml:space="default">-3.46</w:t>
-            </w:r>
-          </w:p>
-        </w:tc>
-        <w:tc>
-          <w:tcPr>
-            <w:tcBorders>
-              <w:top w:val="single" w:space="0" w:color="D3D3D3"/>
-              <w:bottom w:val="single" w:space="0" w:color="D3D3D3"/>
-              <w:start w:val="single" w:space="0" w:color="D3D3D3"/>
-              <w:end w:val="single" w:space="0" w:color="D3D3D3"/>
-            </w:tcBorders>
-          </w:tcPr>
-          <w:p>
-            <w:pPr>
-              <w:spacing w:before="0" w:after="60"/>
-              <w:keepNext/>
-              <w:jc w:val="end"/>
-            </w:pPr>
-            <w:r>
-              <w:rPr>
-                <w:rFonts w:ascii="Calibri" w:hAnsi="Calibri"/>
-                <w:sz w:val="20"/>
-              </w:rPr>
-              <w:t xml:space="default">0.01</w:t>
-            </w:r>
-          </w:p>
-        </w:tc>
-        <w:tc>
-          <w:tcPr>
-            <w:tcBorders>
-              <w:top w:val="single" w:space="0" w:color="D3D3D3"/>
-              <w:bottom w:val="single" w:space="0" w:color="D3D3D3"/>
-              <w:start w:val="single" w:space="0" w:color="D3D3D3"/>
-              <w:end w:val="single" w:space="0" w:color="D3D3D3"/>
-            </w:tcBorders>
-          </w:tcPr>
-          <w:p>
-            <w:pPr>
-              <w:spacing w:before="0" w:after="60"/>
-              <w:keepNext/>
-              <w:jc w:val="end"/>
-            </w:pPr>
-            <w:r>
-              <w:rPr>
-                <w:rFonts w:ascii="Calibri" w:hAnsi="Calibri"/>
-                <w:sz w:val="20"/>
-              </w:rPr>
-              <w:t xml:space="default">-0.01 (-1.25, 1.28)</w:t>
-            </w:r>
-          </w:p>
-        </w:tc>
-        <w:tc>
-          <w:tcPr>
-            <w:tcBorders>
-              <w:top w:val="single" w:space="0" w:color="D3D3D3"/>
-              <w:bottom w:val="single" w:space="0" w:color="D3D3D3"/>
-              <w:start w:val="single" w:space="0" w:color="D3D3D3"/>
-              <w:end w:val="single" w:space="0" w:color="D3D3D3"/>
-            </w:tcBorders>
-          </w:tcPr>
-          <w:p>
-            <w:pPr>
-              <w:spacing w:before="0" w:after="60"/>
-              <w:keepNext/>
-              <w:jc w:val="end"/>
-            </w:pPr>
-            <w:r>
-              <w:rPr>
-                <w:rFonts w:ascii="Calibri" w:hAnsi="Calibri"/>
-                <w:sz w:val="20"/>
-              </w:rPr>
-              <w:t xml:space="default">5.64</w:t>
-            </w:r>
-          </w:p>
-        </w:tc>
-        <w:tc>
-          <w:tcPr>
-            <w:tcBorders>
-              <w:top w:val="single" w:space="0" w:color="D3D3D3"/>
-              <w:bottom w:val="single" w:space="0" w:color="D3D3D3"/>
-              <w:start w:val="single" w:space="0" w:color="D3D3D3"/>
-              <w:end w:val="single" w:space="0" w:color="D3D3D3"/>
-            </w:tcBorders>
-          </w:tcPr>
-          <w:p>
-            <w:pPr>
-              <w:spacing w:before="0" w:after="60"/>
-              <w:keepNext/>
-              <w:jc w:val="end"/>
-            </w:pPr>
-            <w:r>
-              <w:rPr>
-                <w:rFonts w:ascii="Calibri" w:hAnsi="Calibri"/>
-                <w:sz w:val="20"/>
-              </w:rPr>
-              <w:t xml:space="default">-0.01</w:t>
-            </w:r>
-          </w:p>
-        </w:tc>
-        <w:tc>
-          <w:tcPr>
-            <w:tcBorders>
-              <w:top w:val="single" w:space="0" w:color="D3D3D3"/>
-              <w:bottom w:val="single" w:space="0" w:color="D3D3D3"/>
-              <w:start w:val="single" w:space="0" w:color="D3D3D3"/>
-              <w:end w:val="single" w:space="0" w:color="D3D3D3"/>
-            </w:tcBorders>
-          </w:tcPr>
-          <w:p>
-            <w:pPr>
-              <w:spacing w:before="0" w:after="60"/>
-              <w:keepNext/>
-              <w:jc w:val="end"/>
-            </w:pPr>
-            <w:r>
-              <w:rPr>
-                <w:rFonts w:ascii="Calibri" w:hAnsi="Calibri"/>
-                <w:sz w:val="20"/>
-              </w:rPr>
-              <w:t xml:space="default">0.99</w:t>
+              <w:t xml:space="default">-1.82 (-3.15, -0.53)</w:t>
+            </w:r>
+          </w:p>
+        </w:tc>
+        <w:tc>
+          <w:tcPr>
+            <w:tcBorders>
+              <w:top w:val="single" w:space="0" w:color="D3D3D3"/>
+              <w:bottom w:val="single" w:space="0" w:color="D3D3D3"/>
+              <w:start w:val="single" w:space="0" w:color="D3D3D3"/>
+              <w:end w:val="single" w:space="0" w:color="D3D3D3"/>
+            </w:tcBorders>
+          </w:tcPr>
+          <w:p>
+            <w:pPr>
+              <w:spacing w:before="0" w:after="60"/>
+              <w:keepNext/>
+              <w:jc w:val="end"/>
+            </w:pPr>
+            <w:r>
+              <w:rPr>
+                <w:rFonts w:ascii="Calibri" w:hAnsi="Calibri"/>
+                <w:sz w:val="20"/>
+              </w:rPr>
+              <w:t xml:space="default">11.29</w:t>
+            </w:r>
+          </w:p>
+        </w:tc>
+        <w:tc>
+          <w:tcPr>
+            <w:tcBorders>
+              <w:top w:val="single" w:space="0" w:color="D3D3D3"/>
+              <w:bottom w:val="single" w:space="0" w:color="D3D3D3"/>
+              <w:start w:val="single" w:space="0" w:color="D3D3D3"/>
+              <w:end w:val="single" w:space="0" w:color="D3D3D3"/>
+            </w:tcBorders>
+          </w:tcPr>
+          <w:p>
+            <w:pPr>
+              <w:spacing w:before="0" w:after="60"/>
+              <w:keepNext/>
+              <w:jc w:val="end"/>
+            </w:pPr>
+            <w:r>
+              <w:rPr>
+                <w:rFonts w:ascii="Calibri" w:hAnsi="Calibri"/>
+                <w:sz w:val="20"/>
+              </w:rPr>
+              <w:t xml:space="default">-2.68</w:t>
+            </w:r>
+          </w:p>
+        </w:tc>
+        <w:tc>
+          <w:tcPr>
+            <w:tcBorders>
+              <w:top w:val="single" w:space="0" w:color="D3D3D3"/>
+              <w:bottom w:val="single" w:space="0" w:color="D3D3D3"/>
+              <w:start w:val="single" w:space="0" w:color="D3D3D3"/>
+              <w:end w:val="single" w:space="0" w:color="D3D3D3"/>
+            </w:tcBorders>
+          </w:tcPr>
+          <w:p>
+            <w:pPr>
+              <w:spacing w:before="0" w:after="60"/>
+              <w:keepNext/>
+              <w:jc w:val="start"/>
+            </w:pPr>
+            <w:r>
+              <w:rPr>
+                <w:rFonts w:ascii="Calibri" w:hAnsi="Calibri"/>
+                <w:sz w:val="20"/>
+              </w:rPr>
+              <w:t xml:space="default">0.02</w:t>
+            </w:r>
+          </w:p>
+        </w:tc>
+        <w:tc>
+          <w:tcPr>
+            <w:tcBorders>
+              <w:top w:val="single" w:space="0" w:color="D3D3D3"/>
+              <w:bottom w:val="single" w:space="0" w:color="D3D3D3"/>
+              <w:start w:val="single" w:space="0" w:color="D3D3D3"/>
+              <w:end w:val="single" w:space="0" w:color="D3D3D3"/>
+            </w:tcBorders>
+          </w:tcPr>
+          <w:p>
+            <w:pPr>
+              <w:spacing w:before="0" w:after="60"/>
+              <w:keepNext/>
+              <w:jc w:val="end"/>
+            </w:pPr>
+            <w:r>
+              <w:rPr>
+                <w:rFonts w:ascii="Calibri" w:hAnsi="Calibri"/>
+                <w:sz w:val="20"/>
+              </w:rPr>
+              <w:t xml:space="default">-1.14 (-1.79, -0.59)</w:t>
+            </w:r>
+          </w:p>
+        </w:tc>
+        <w:tc>
+          <w:tcPr>
+            <w:tcBorders>
+              <w:top w:val="single" w:space="0" w:color="D3D3D3"/>
+              <w:bottom w:val="single" w:space="0" w:color="D3D3D3"/>
+              <w:start w:val="single" w:space="0" w:color="D3D3D3"/>
+              <w:end w:val="single" w:space="0" w:color="D3D3D3"/>
+            </w:tcBorders>
+          </w:tcPr>
+          <w:p>
+            <w:pPr>
+              <w:spacing w:before="0" w:after="60"/>
+              <w:keepNext/>
+              <w:jc w:val="end"/>
+            </w:pPr>
+            <w:r>
+              <w:rPr>
+                <w:rFonts w:ascii="Calibri" w:hAnsi="Calibri"/>
+                <w:sz w:val="20"/>
+              </w:rPr>
+              <w:t xml:space="default">10.75</w:t>
+            </w:r>
+          </w:p>
+        </w:tc>
+        <w:tc>
+          <w:tcPr>
+            <w:tcBorders>
+              <w:top w:val="single" w:space="0" w:color="D3D3D3"/>
+              <w:bottom w:val="single" w:space="0" w:color="D3D3D3"/>
+              <w:start w:val="single" w:space="0" w:color="D3D3D3"/>
+              <w:end w:val="single" w:space="0" w:color="D3D3D3"/>
+            </w:tcBorders>
+          </w:tcPr>
+          <w:p>
+            <w:pPr>
+              <w:spacing w:before="0" w:after="60"/>
+              <w:keepNext/>
+              <w:jc w:val="end"/>
+            </w:pPr>
+            <w:r>
+              <w:rPr>
+                <w:rFonts w:ascii="Calibri" w:hAnsi="Calibri"/>
+                <w:sz w:val="20"/>
+              </w:rPr>
+              <w:t xml:space="default">-3.71</w:t>
+            </w:r>
+          </w:p>
+        </w:tc>
+        <w:tc>
+          <w:tcPr>
+            <w:tcBorders>
+              <w:top w:val="single" w:space="0" w:color="D3D3D3"/>
+              <w:bottom w:val="single" w:space="0" w:color="D3D3D3"/>
+              <w:start w:val="single" w:space="0" w:color="D3D3D3"/>
+              <w:end w:val="single" w:space="0" w:color="D3D3D3"/>
+            </w:tcBorders>
+          </w:tcPr>
+          <w:p>
+            <w:pPr>
+              <w:spacing w:before="0" w:after="60"/>
+              <w:keepNext/>
+              <w:jc w:val="end"/>
+            </w:pPr>
+            <w:r>
+              <w:rPr>
+                <w:rFonts w:ascii="Calibri" w:hAnsi="Calibri"/>
+                <w:sz w:val="20"/>
+              </w:rPr>
+              <w:t xml:space="default">0.004</w:t>
             </w:r>
           </w:p>
         </w:tc>
@@ -2519,7 +1827,7 @@
         </w:trPr>
         <w:tc>
           <w:tcPr>
-            <w:gridSpan w:val="13"/>
+            <w:gridSpan w:val="9"/>
           </w:tcPr>
           <w:p>
             <w:pPr>
@@ -2551,7 +1859,7 @@
         </w:trPr>
         <w:tc>
           <w:tcPr>
-            <w:gridSpan w:val="13"/>
+            <w:gridSpan w:val="9"/>
           </w:tcPr>
           <w:p>
             <w:pPr>
@@ -2572,7 +1880,7 @@
                 <w:rFonts w:ascii="Calibri" w:hAnsi="Calibri"/>
                 <w:sz w:val="20"/>
               </w:rPr>
-              <w:t xml:space="default">R-squared for adjusted minimum temperature models. Low parental feeding model: Marginal R-squared = 0.3, Conditional R-squared = 0.87; Medium parental feeding model: Marginal R-squared = 0.52, Conditional R-squared = 0.83; High parental feeding model: Marginal R-squared = 0.1, Conditional R-squared = 0.62</w:t>
+              <w:t xml:space="preserve">R-squared for adjusted minimum temperature models. Low parental feeding model: Marginal R-squared = 0.52, Conditional R-squared = 0.88; High parental feeding model: Marginal R-squared = 0.22, Conditional R-squared = 0.72</w:t>
             </w:r>
           </w:p>
         </w:tc>
@@ -2583,7 +1891,7 @@
         </w:trPr>
         <w:tc>
           <w:tcPr>
-            <w:gridSpan w:val="13"/>
+            <w:gridSpan w:val="9"/>
           </w:tcPr>
           <w:p>
             <w:pPr>
@@ -2604,7 +1912,7 @@
                 <w:rFonts w:ascii="Calibri" w:hAnsi="Calibri"/>
                 <w:sz w:val="20"/>
               </w:rPr>
-              <w:t xml:space="default">R-squared for adjusted maximum temperature models. Low parental feeding model: Marginal R-squared = 0.2, Conditional R-squared = 0.87; Medium parental feeding model: Marginal R-squared = 0.46, Conditional R-squared = 0.84; High parental feeding model: Marginal R-squared = 0.07, Conditional R-squared = 0.63</w:t>
+              <w:t xml:space="preserve">R-squared for adjusted maximum temperature models. Low parental feeding model: Marginal R-squared = 0.43, Conditional R-squared = 0.88; High parental feeding model: Marginal R-squared = 0.36, Conditional R-squared = 0.71</w:t>
             </w:r>
           </w:p>
         </w:tc>
@@ -2615,7 +1923,7 @@
         </w:trPr>
         <w:tc>
           <w:tcPr>
-            <w:gridSpan w:val="13"/>
+            <w:gridSpan w:val="9"/>
           </w:tcPr>
           <w:p>
             <w:pPr>
@@ -2636,7 +1944,7 @@
                 <w:rFonts w:ascii="Calibri" w:hAnsi="Calibri"/>
                 <w:sz w:val="20"/>
               </w:rPr>
-              <w:t xml:space="default">R-squared for adjusted temperature variability models. Low parental feeding model: Marginal R-squared = 0.27, Conditional R-squared = 0.87; Medium parental feeding model: Marginal R-squared = 0.6, Conditional R-squared = 0.82; High parental feeding model: Marginal R-squared = 0.07, Conditional R-squared = 0.63</w:t>
+              <w:t xml:space="preserve">R-squared for adjusted temperature variability models. Low parental feeding model: Marginal R-squared = 0.53, Conditional R-squared = 0.88; High parental feeding model: Marginal R-squared = 0.44, Conditional R-squared = 0.71</w:t>
             </w:r>
           </w:p>
         </w:tc>

--- a/Output/parental_care_adjusted_strat.docx
+++ b/Output/parental_care_adjusted_strat.docx
@@ -58,7 +58,7 @@
           <w:sz w:val="24"/>
           <w:color w:val="333333"/>
         </w:rPr>
-        <w:t xml:space="preserve"> Temperature variability is defined as the interquartile range. For each temperature variable, results are provided for unadjusted and adjusted models. Sample size for each stratum is provided in the header (n). For each model, the table provides the effect size and 95% confidence interval for temperature effects (β (95% CI)), and the corresponding degrees of freedom, t-value, and p-value from a two-tailed t-test using a Satterthwaite degree of freedom estimation.</w:t>
+        <w:t xml:space="preserve"> Temperature variability is defined as the interquartile range. For each temperature variable, results are provided for unadjusted and adjusted models. Sample size for each stratum is provided in the header (n). For each model, the table provides the effect size and 95% confidence interval for temperature effects (β (95% CI)), and the corresponding standard error, degrees of freedom, t-value, and p-value from a two-tailed t-test using a Satterthwaite degree of freedom estimation.</w:t>
       </w:r>
     </w:p>
     <w:tbl xmlns:w="http://schemas.openxmlformats.org/wordprocessingml/2006/main" xmlns:wp="http://schemas.openxmlformats.org/drawingml/2006/wordprocessingDrawing" xmlns:r="http://schemas.openxmlformats.org/officeDocument/2006/relationships" xmlns:w14="http://schemas.microsoft.com/office/word/2010/wordml">
@@ -87,6 +87,7 @@
             </w:tcBorders>
             <w:vMerge w:val="restart"/>
             <w:vAlign w:val="bottom"/>
+            <w:gridSpan w:val="1"/>
           </w:tcPr>
           <w:p>
             <w:pPr>
@@ -110,7 +111,7 @@
               <w:bottom w:val="single" w:sz="16" w:space="0" w:color="D3D3D3"/>
               <w:start w:val="single" w:space="0" w:color="D3D3D3"/>
             </w:tcBorders>
-            <w:gridSpan w:val="4"/>
+            <w:gridSpan w:val="5"/>
           </w:tcPr>
           <w:p>
             <w:pPr>
@@ -134,7 +135,7 @@
               <w:bottom w:val="single" w:sz="16" w:space="0" w:color="D3D3D3"/>
               <w:end w:val="single" w:space="0" w:color="D3D3D3"/>
             </w:tcBorders>
-            <w:gridSpan w:val="4"/>
+            <w:gridSpan w:val="5"/>
           </w:tcPr>
           <w:p>
             <w:pPr>
@@ -228,6 +229,27 @@
                 <w:rFonts w:ascii="Calibri" w:hAnsi="Calibri"/>
                 <w:sz w:val="20"/>
               </w:rPr>
+              <w:t xml:space="default">SE</w:t>
+            </w:r>
+          </w:p>
+        </w:tc>
+        <w:tc>
+          <w:tcPr>
+            <w:tcBorders>
+              <w:bottom w:val="single" w:sz="16" w:space="0" w:color="D3D3D3"/>
+            </w:tcBorders>
+          </w:tcPr>
+          <w:p>
+            <w:pPr>
+              <w:spacing w:before="0" w:after="60"/>
+              <w:keepNext/>
+              <w:jc w:val="end"/>
+            </w:pPr>
+            <w:r>
+              <w:rPr>
+                <w:rFonts w:ascii="Calibri" w:hAnsi="Calibri"/>
+                <w:sz w:val="20"/>
+              </w:rPr>
               <w:t xml:space="default">DF</w:t>
             </w:r>
           </w:p>
@@ -301,6 +323,27 @@
                 <w:sz w:val="20"/>
               </w:rPr>
               <w:t xml:space="default">1</w:t>
+            </w:r>
+          </w:p>
+        </w:tc>
+        <w:tc>
+          <w:tcPr>
+            <w:tcBorders>
+              <w:bottom w:val="single" w:sz="16" w:space="0" w:color="D3D3D3"/>
+            </w:tcBorders>
+          </w:tcPr>
+          <w:p>
+            <w:pPr>
+              <w:spacing w:before="0" w:after="60"/>
+              <w:keepNext/>
+              <w:jc w:val="end"/>
+            </w:pPr>
+            <w:r>
+              <w:rPr>
+                <w:rFonts w:ascii="Calibri" w:hAnsi="Calibri"/>
+                <w:sz w:val="20"/>
+              </w:rPr>
+              <w:t xml:space="default">SE</w:t>
             </w:r>
           </w:p>
         </w:tc>
@@ -384,7 +427,7 @@
             <w:tcMar>
               <w:top w:w="25" w:type="dxa"/>
             </w:tcMar>
-            <w:gridSpan w:val="9"/>
+            <w:gridSpan w:val="11"/>
           </w:tcPr>
           <w:p>
             <w:pPr>
@@ -474,6 +517,30 @@
                 <w:rFonts w:ascii="Calibri" w:hAnsi="Calibri"/>
                 <w:sz w:val="20"/>
               </w:rPr>
+              <w:t xml:space="default">0.48</w:t>
+            </w:r>
+          </w:p>
+        </w:tc>
+        <w:tc>
+          <w:tcPr>
+            <w:tcBorders>
+              <w:top w:val="single" w:space="0" w:color="D3D3D3"/>
+              <w:bottom w:val="single" w:space="0" w:color="D3D3D3"/>
+              <w:start w:val="single" w:space="0" w:color="D3D3D3"/>
+              <w:end w:val="single" w:space="0" w:color="D3D3D3"/>
+            </w:tcBorders>
+          </w:tcPr>
+          <w:p>
+            <w:pPr>
+              <w:spacing w:before="0" w:after="60"/>
+              <w:keepNext/>
+              <w:jc w:val="end"/>
+            </w:pPr>
+            <w:r>
+              <w:rPr>
+                <w:rFonts w:ascii="Calibri" w:hAnsi="Calibri"/>
+                <w:sz w:val="20"/>
+              </w:rPr>
               <w:t xml:space="default">12.93</w:t>
             </w:r>
           </w:p>
@@ -547,6 +614,30 @@
                 <w:sz w:val="20"/>
               </w:rPr>
               <w:t xml:space="default">0.17 (-0.65, 1.1)</w:t>
+            </w:r>
+          </w:p>
+        </w:tc>
+        <w:tc>
+          <w:tcPr>
+            <w:tcBorders>
+              <w:top w:val="single" w:space="0" w:color="D3D3D3"/>
+              <w:bottom w:val="single" w:space="0" w:color="D3D3D3"/>
+              <w:start w:val="single" w:space="0" w:color="D3D3D3"/>
+              <w:end w:val="single" w:space="0" w:color="D3D3D3"/>
+            </w:tcBorders>
+          </w:tcPr>
+          <w:p>
+            <w:pPr>
+              <w:spacing w:before="0" w:after="60"/>
+              <w:keepNext/>
+              <w:jc w:val="end"/>
+            </w:pPr>
+            <w:r>
+              <w:rPr>
+                <w:rFonts w:ascii="Calibri" w:hAnsi="Calibri"/>
+                <w:sz w:val="20"/>
+              </w:rPr>
+              <w:t xml:space="default">0.44</w:t>
             </w:r>
           </w:p>
         </w:tc>
@@ -704,6 +795,30 @@
                 <w:rFonts w:ascii="Calibri" w:hAnsi="Calibri"/>
                 <w:sz w:val="20"/>
               </w:rPr>
+              <w:t xml:space="default">0.91</w:t>
+            </w:r>
+          </w:p>
+        </w:tc>
+        <w:tc>
+          <w:tcPr>
+            <w:tcBorders>
+              <w:top w:val="single" w:space="0" w:color="D3D3D3"/>
+              <w:bottom w:val="single" w:space="0" w:color="D3D3D3"/>
+              <w:start w:val="single" w:space="0" w:color="D3D3D3"/>
+              <w:end w:val="single" w:space="0" w:color="D3D3D3"/>
+            </w:tcBorders>
+          </w:tcPr>
+          <w:p>
+            <w:pPr>
+              <w:spacing w:before="0" w:after="60"/>
+              <w:keepNext/>
+              <w:jc w:val="end"/>
+            </w:pPr>
+            <w:r>
+              <w:rPr>
+                <w:rFonts w:ascii="Calibri" w:hAnsi="Calibri"/>
+                <w:sz w:val="20"/>
+              </w:rPr>
               <w:t xml:space="default">10.99</w:t>
             </w:r>
           </w:p>
@@ -777,6 +892,30 @@
                 <w:sz w:val="20"/>
               </w:rPr>
               <w:t xml:space="default">0.97 (-0.06, 2.12)</w:t>
+            </w:r>
+          </w:p>
+        </w:tc>
+        <w:tc>
+          <w:tcPr>
+            <w:tcBorders>
+              <w:top w:val="single" w:space="0" w:color="D3D3D3"/>
+              <w:bottom w:val="single" w:space="0" w:color="D3D3D3"/>
+              <w:start w:val="single" w:space="0" w:color="D3D3D3"/>
+              <w:end w:val="single" w:space="0" w:color="D3D3D3"/>
+            </w:tcBorders>
+          </w:tcPr>
+          <w:p>
+            <w:pPr>
+              <w:spacing w:before="0" w:after="60"/>
+              <w:keepNext/>
+              <w:jc w:val="end"/>
+            </w:pPr>
+            <w:r>
+              <w:rPr>
+                <w:rFonts w:ascii="Calibri" w:hAnsi="Calibri"/>
+                <w:sz w:val="20"/>
+              </w:rPr>
+              <w:t xml:space="default">0.55</w:t>
             </w:r>
           </w:p>
         </w:tc>
@@ -868,7 +1007,7 @@
             <w:tcMar>
               <w:top w:w="25" w:type="dxa"/>
             </w:tcMar>
-            <w:gridSpan w:val="9"/>
+            <w:gridSpan w:val="11"/>
           </w:tcPr>
           <w:p>
             <w:pPr>
@@ -958,6 +1097,30 @@
                 <w:rFonts w:ascii="Calibri" w:hAnsi="Calibri"/>
                 <w:sz w:val="20"/>
               </w:rPr>
+              <w:t xml:space="default">0.5</w:t>
+            </w:r>
+          </w:p>
+        </w:tc>
+        <w:tc>
+          <w:tcPr>
+            <w:tcBorders>
+              <w:top w:val="single" w:space="0" w:color="D3D3D3"/>
+              <w:bottom w:val="single" w:space="0" w:color="D3D3D3"/>
+              <w:start w:val="single" w:space="0" w:color="D3D3D3"/>
+              <w:end w:val="single" w:space="0" w:color="D3D3D3"/>
+            </w:tcBorders>
+          </w:tcPr>
+          <w:p>
+            <w:pPr>
+              <w:spacing w:before="0" w:after="60"/>
+              <w:keepNext/>
+              <w:jc w:val="end"/>
+            </w:pPr>
+            <w:r>
+              <w:rPr>
+                <w:rFonts w:ascii="Calibri" w:hAnsi="Calibri"/>
+                <w:sz w:val="20"/>
+              </w:rPr>
               <w:t xml:space="default">13.70</w:t>
             </w:r>
           </w:p>
@@ -1031,6 +1194,30 @@
                 <w:sz w:val="20"/>
               </w:rPr>
               <w:t xml:space="default">-0.76 (-1.51, -0.07)</w:t>
+            </w:r>
+          </w:p>
+        </w:tc>
+        <w:tc>
+          <w:tcPr>
+            <w:tcBorders>
+              <w:top w:val="single" w:space="0" w:color="D3D3D3"/>
+              <w:bottom w:val="single" w:space="0" w:color="D3D3D3"/>
+              <w:start w:val="single" w:space="0" w:color="D3D3D3"/>
+              <w:end w:val="single" w:space="0" w:color="D3D3D3"/>
+            </w:tcBorders>
+          </w:tcPr>
+          <w:p>
+            <w:pPr>
+              <w:spacing w:before="0" w:after="60"/>
+              <w:keepNext/>
+              <w:jc w:val="end"/>
+            </w:pPr>
+            <w:r>
+              <w:rPr>
+                <w:rFonts w:ascii="Calibri" w:hAnsi="Calibri"/>
+                <w:sz w:val="20"/>
+              </w:rPr>
+              <w:t xml:space="default">0.37</w:t>
             </w:r>
           </w:p>
         </w:tc>
@@ -1188,6 +1375,30 @@
                 <w:rFonts w:ascii="Calibri" w:hAnsi="Calibri"/>
                 <w:sz w:val="20"/>
               </w:rPr>
+              <w:t xml:space="default">0.59</w:t>
+            </w:r>
+          </w:p>
+        </w:tc>
+        <w:tc>
+          <w:tcPr>
+            <w:tcBorders>
+              <w:top w:val="single" w:space="0" w:color="D3D3D3"/>
+              <w:bottom w:val="single" w:space="0" w:color="D3D3D3"/>
+              <w:start w:val="single" w:space="0" w:color="D3D3D3"/>
+              <w:end w:val="single" w:space="0" w:color="D3D3D3"/>
+            </w:tcBorders>
+          </w:tcPr>
+          <w:p>
+            <w:pPr>
+              <w:spacing w:before="0" w:after="60"/>
+              <w:keepNext/>
+              <w:jc w:val="end"/>
+            </w:pPr>
+            <w:r>
+              <w:rPr>
+                <w:rFonts w:ascii="Calibri" w:hAnsi="Calibri"/>
+                <w:sz w:val="20"/>
+              </w:rPr>
               <w:t xml:space="default">11.51</w:t>
             </w:r>
           </w:p>
@@ -1261,6 +1472,30 @@
                 <w:sz w:val="20"/>
               </w:rPr>
               <w:t xml:space="default">-0.93 (-1.59, -0.33)</w:t>
+            </w:r>
+          </w:p>
+        </w:tc>
+        <w:tc>
+          <w:tcPr>
+            <w:tcBorders>
+              <w:top w:val="single" w:space="0" w:color="D3D3D3"/>
+              <w:bottom w:val="single" w:space="0" w:color="D3D3D3"/>
+              <w:start w:val="single" w:space="0" w:color="D3D3D3"/>
+              <w:end w:val="single" w:space="0" w:color="D3D3D3"/>
+            </w:tcBorders>
+          </w:tcPr>
+          <w:p>
+            <w:pPr>
+              <w:spacing w:before="0" w:after="60"/>
+              <w:keepNext/>
+              <w:jc w:val="end"/>
+            </w:pPr>
+            <w:r>
+              <w:rPr>
+                <w:rFonts w:ascii="Calibri" w:hAnsi="Calibri"/>
+                <w:sz w:val="20"/>
+              </w:rPr>
+              <w:t xml:space="default">0.32</w:t>
             </w:r>
           </w:p>
         </w:tc>
@@ -1352,7 +1587,7 @@
             <w:tcMar>
               <w:top w:w="25" w:type="dxa"/>
             </w:tcMar>
-            <w:gridSpan w:val="9"/>
+            <w:gridSpan w:val="11"/>
           </w:tcPr>
           <w:p>
             <w:pPr>
@@ -1442,6 +1677,30 @@
                 <w:rFonts w:ascii="Calibri" w:hAnsi="Calibri"/>
                 <w:sz w:val="20"/>
               </w:rPr>
+              <w:t xml:space="default">0.43</w:t>
+            </w:r>
+          </w:p>
+        </w:tc>
+        <w:tc>
+          <w:tcPr>
+            <w:tcBorders>
+              <w:top w:val="single" w:space="0" w:color="D3D3D3"/>
+              <w:bottom w:val="single" w:space="0" w:color="D3D3D3"/>
+              <w:start w:val="single" w:space="0" w:color="D3D3D3"/>
+              <w:end w:val="single" w:space="0" w:color="D3D3D3"/>
+            </w:tcBorders>
+          </w:tcPr>
+          <w:p>
+            <w:pPr>
+              <w:spacing w:before="0" w:after="60"/>
+              <w:keepNext/>
+              <w:jc w:val="end"/>
+            </w:pPr>
+            <w:r>
+              <w:rPr>
+                <w:rFonts w:ascii="Calibri" w:hAnsi="Calibri"/>
+                <w:sz w:val="20"/>
+              </w:rPr>
               <w:t xml:space="default">13.53</w:t>
             </w:r>
           </w:p>
@@ -1515,6 +1774,30 @@
                 <w:sz w:val="20"/>
               </w:rPr>
               <w:t xml:space="default">-0.77 (-1.55, -0.08)</w:t>
+            </w:r>
+          </w:p>
+        </w:tc>
+        <w:tc>
+          <w:tcPr>
+            <w:tcBorders>
+              <w:top w:val="single" w:space="0" w:color="D3D3D3"/>
+              <w:bottom w:val="single" w:space="0" w:color="D3D3D3"/>
+              <w:start w:val="single" w:space="0" w:color="D3D3D3"/>
+              <w:end w:val="single" w:space="0" w:color="D3D3D3"/>
+            </w:tcBorders>
+          </w:tcPr>
+          <w:p>
+            <w:pPr>
+              <w:spacing w:before="0" w:after="60"/>
+              <w:keepNext/>
+              <w:jc w:val="end"/>
+            </w:pPr>
+            <w:r>
+              <w:rPr>
+                <w:rFonts w:ascii="Calibri" w:hAnsi="Calibri"/>
+                <w:sz w:val="20"/>
+              </w:rPr>
+              <w:t xml:space="default">0.37</w:t>
             </w:r>
           </w:p>
         </w:tc>
@@ -1672,6 +1955,30 @@
                 <w:rFonts w:ascii="Calibri" w:hAnsi="Calibri"/>
                 <w:sz w:val="20"/>
               </w:rPr>
+              <w:t xml:space="default">0.68</w:t>
+            </w:r>
+          </w:p>
+        </w:tc>
+        <w:tc>
+          <w:tcPr>
+            <w:tcBorders>
+              <w:top w:val="single" w:space="0" w:color="D3D3D3"/>
+              <w:bottom w:val="single" w:space="0" w:color="D3D3D3"/>
+              <w:start w:val="single" w:space="0" w:color="D3D3D3"/>
+              <w:end w:val="single" w:space="0" w:color="D3D3D3"/>
+            </w:tcBorders>
+          </w:tcPr>
+          <w:p>
+            <w:pPr>
+              <w:spacing w:before="0" w:after="60"/>
+              <w:keepNext/>
+              <w:jc w:val="end"/>
+            </w:pPr>
+            <w:r>
+              <w:rPr>
+                <w:rFonts w:ascii="Calibri" w:hAnsi="Calibri"/>
+                <w:sz w:val="20"/>
+              </w:rPr>
               <w:t xml:space="default">11.29</w:t>
             </w:r>
           </w:p>
@@ -1745,6 +2052,30 @@
                 <w:sz w:val="20"/>
               </w:rPr>
               <w:t xml:space="default">-1.14 (-1.79, -0.59)</w:t>
+            </w:r>
+          </w:p>
+        </w:tc>
+        <w:tc>
+          <w:tcPr>
+            <w:tcBorders>
+              <w:top w:val="single" w:space="0" w:color="D3D3D3"/>
+              <w:bottom w:val="single" w:space="0" w:color="D3D3D3"/>
+              <w:start w:val="single" w:space="0" w:color="D3D3D3"/>
+              <w:end w:val="single" w:space="0" w:color="D3D3D3"/>
+            </w:tcBorders>
+          </w:tcPr>
+          <w:p>
+            <w:pPr>
+              <w:spacing w:before="0" w:after="60"/>
+              <w:keepNext/>
+              <w:jc w:val="end"/>
+            </w:pPr>
+            <w:r>
+              <w:rPr>
+                <w:rFonts w:ascii="Calibri" w:hAnsi="Calibri"/>
+                <w:sz w:val="20"/>
+              </w:rPr>
+              <w:t xml:space="default">0.31</w:t>
             </w:r>
           </w:p>
         </w:tc>
@@ -1827,7 +2158,7 @@
         </w:trPr>
         <w:tc>
           <w:tcPr>
-            <w:gridSpan w:val="9"/>
+            <w:gridSpan w:val="11"/>
           </w:tcPr>
           <w:p>
             <w:pPr>
@@ -1859,7 +2190,7 @@
         </w:trPr>
         <w:tc>
           <w:tcPr>
-            <w:gridSpan w:val="9"/>
+            <w:gridSpan w:val="11"/>
           </w:tcPr>
           <w:p>
             <w:pPr>
@@ -1891,7 +2222,7 @@
         </w:trPr>
         <w:tc>
           <w:tcPr>
-            <w:gridSpan w:val="9"/>
+            <w:gridSpan w:val="11"/>
           </w:tcPr>
           <w:p>
             <w:pPr>
@@ -1923,7 +2254,7 @@
         </w:trPr>
         <w:tc>
           <w:tcPr>
-            <w:gridSpan w:val="9"/>
+            <w:gridSpan w:val="11"/>
           </w:tcPr>
           <w:p>
             <w:pPr>
@@ -1955,7 +2286,11 @@
         <w:pStyle w:val="FirstParagraph"/>
       </w:pPr>
     </w:p>
-    <w:sectPr/>
+    <w:sectPr>
+      <w:footnotePr>
+        <w:numRestart w:val="eachSect"/>
+      </w:footnotePr>
+    </w:sectPr>
   </w:body>
 </w:document>
 </file>
@@ -2127,8 +2462,6 @@
     </w:pPr>
     <w:rPr>
       <w:rFonts w:asciiTheme="majorHAnsi" w:cstheme="majorBidi" w:eastAsiaTheme="majorEastAsia" w:hAnsiTheme="majorHAnsi"/>
-      <w:spacing w:val="-10"/>
-      <w:kern w:val="28"/>
       <w:sz w:val="56"/>
       <w:szCs w:val="56"/>
     </w:rPr>
@@ -2141,8 +2474,6 @@
     <w:rsid w:val="00A10FD9"/>
     <w:rPr>
       <w:rFonts w:asciiTheme="majorHAnsi" w:cstheme="majorBidi" w:eastAsiaTheme="majorEastAsia" w:hAnsiTheme="majorHAnsi"/>
-      <w:spacing w:val="-10"/>
-      <w:kern w:val="28"/>
       <w:sz w:val="56"/>
       <w:szCs w:val="56"/>
     </w:rPr>
@@ -2183,23 +2514,31 @@
   </w:style>
   <w:style w:customStyle="1" w:styleId="Author" w:type="paragraph">
     <w:name w:val="Author"/>
+    <w:basedOn w:val="Title"/>
     <w:next w:val="BodyText"/>
     <w:qFormat/>
     <w:pPr>
       <w:keepNext/>
       <w:keepLines/>
-      <w:jc w:val="center"/>
     </w:pPr>
+    <w:rPr>
+      <w:sz w:val="24"/>
+      <w:szCs w:val="24"/>
+    </w:rPr>
   </w:style>
   <w:style w:styleId="Date" w:type="paragraph">
     <w:name w:val="Date"/>
+    <w:basedOn w:val="Title"/>
     <w:next w:val="BodyText"/>
     <w:qFormat/>
     <w:pPr>
       <w:keepNext/>
       <w:keepLines/>
-      <w:jc w:val="center"/>
     </w:pPr>
+    <w:rPr>
+      <w:sz w:val="24"/>
+      <w:szCs w:val="24"/>
+    </w:rPr>
   </w:style>
   <w:style w:customStyle="1" w:styleId="AbstractTitle" w:type="paragraph">
     <w:name w:val="Abstract Title"/>
